--- a/09-通信电路/01-无线收发电路/2.4GHz收发电路/2.4GHz收发电路.docx
+++ b/09-通信电路/01-无线收发电路/2.4GHz收发电路/2.4GHz收发电路.docx
@@ -2162,6 +2162,20 @@
     </w:p>
     <w:bookmarkEnd w:id="26"/>
     <w:bookmarkEnd w:id="27"/>
+    <w:p>
+      <w:pPr>
+        <w:spacing w:before="360"/>
+        <w:jc w:val="center"/>
+      </w:pPr>
+      <w:r>
+        <w:rPr>
+          <w:rFonts w:ascii="Times New Roman" w:hAnsi="Times New Roman"/>
+          <w:color w:val="555555"/>
+          <w:sz w:val="21"/>
+        </w:rPr>
+        <w:t>材料收集者：杜文杰</w:t>
+      </w:r>
+    </w:p>
     <w:sectPr>
       <w:headerReference r:id="rId9" w:type="default"/>
       <w:footerReference r:id="rId10" w:type="default"/>

--- a/09-通信电路/01-无线收发电路/2.4GHz收发电路/2.4GHz收发电路.docx
+++ b/09-通信电路/01-无线收发电路/2.4GHz收发电路/2.4GHz收发电路.docx
@@ -1,6 +1,6 @@
 
 <file path=word/document.xml><?xml version="1.0" encoding="utf-8"?>
-<w:document xmlns:w="http://schemas.openxmlformats.org/wordprocessingml/2006/main" xmlns:m="http://schemas.openxmlformats.org/officeDocument/2006/math" xmlns:r="http://schemas.openxmlformats.org/officeDocument/2006/relationships" xmlns:o="urn:schemas-microsoft-com:office:office" xmlns:v="urn:schemas-microsoft-com:vml" xmlns:w10="urn:schemas-microsoft-com:office:word" xmlns:a="http://schemas.openxmlformats.org/drawingml/2006/main" xmlns:pic="http://schemas.openxmlformats.org/drawingml/2006/picture" xmlns:wp="http://schemas.openxmlformats.org/drawingml/2006/wordprocessingDrawing">
+<w:document xmlns:m="http://schemas.openxmlformats.org/officeDocument/2006/math" xmlns:r="http://schemas.openxmlformats.org/officeDocument/2006/relationships" xmlns:w="http://schemas.openxmlformats.org/wordprocessingml/2006/main" xmlns:o="urn:schemas-microsoft-com:office:office" xmlns:v="urn:schemas-microsoft-com:vml" xmlns:w10="urn:schemas-microsoft-com:office:word" xmlns:a="http://schemas.openxmlformats.org/drawingml/2006/main" xmlns:pic="http://schemas.openxmlformats.org/drawingml/2006/picture" xmlns:wp="http://schemas.openxmlformats.org/drawingml/2006/wordprocessingDrawing">
   <w:body>
     <w:bookmarkStart w:id="27" w:name="ghz-收发电路"/>
     <w:p>
@@ -8,11 +8,14 @@
         <w:pStyle w:val="Heading1"/>
       </w:pPr>
       <w:r>
+        <w:rPr>
+          <w:rFonts w:eastAsia="黑体"/>
+        </w:rPr>
         <w:t xml:space="preserve">2.4GHz </w:t>
       </w:r>
       <w:r>
         <w:rPr>
-          <w:rFonts w:hint="eastAsia"/>
+          <w:rFonts w:hint="eastAsia" w:eastAsia="黑体"/>
         </w:rPr>
         <w:t xml:space="preserve">收发电路</w:t>
       </w:r>
@@ -24,7 +27,7 @@
       </w:pPr>
       <w:r>
         <w:rPr>
-          <w:rFonts w:hint="eastAsia"/>
+          <w:rFonts w:hint="eastAsia" w:eastAsia="黑体"/>
         </w:rPr>
         <w:t xml:space="preserve">拓扑描述</w:t>
       </w:r>
@@ -35,15 +38,19 @@
       </w:pPr>
       <w:r>
         <w:rPr>
-          <w:rFonts w:hint="eastAsia"/>
+          <w:rFonts w:hint="eastAsia" w:eastAsia="黑体"/>
         </w:rPr>
         <w:t xml:space="preserve">由</w:t>
       </w:r>
       <w:r>
+        <w:rPr>
+          <w:rFonts w:eastAsia="黑体"/>
+        </w:rPr>
         <w:t xml:space="preserve"> </w:t>
       </w:r>
       <w:r>
         <w:rPr>
+          <w:rFonts w:eastAsia="黑体"/>
           <w:b/>
           <w:bCs/>
         </w:rPr>
@@ -51,29 +58,35 @@
       </w:r>
       <w:r>
         <w:rPr>
-          <w:rFonts w:hint="eastAsia"/>
+          <w:rFonts w:hint="eastAsia" w:eastAsia="黑体"/>
           <w:b/>
           <w:bCs/>
         </w:rPr>
         <w:t xml:space="preserve">射频收发芯片（SoC）U1</w:t>
       </w:r>
       <w:r>
+        <w:rPr>
+          <w:rFonts w:eastAsia="黑体"/>
+        </w:rPr>
         <w:t xml:space="preserve">、</w:t>
       </w:r>
       <w:r>
         <w:rPr>
-          <w:rFonts w:hint="eastAsia"/>
+          <w:rFonts w:hint="eastAsia" w:eastAsia="黑体"/>
           <w:b/>
           <w:bCs/>
         </w:rPr>
         <w:t xml:space="preserve">巴伦/匹配网络</w:t>
       </w:r>
       <w:r>
+        <w:rPr>
+          <w:rFonts w:eastAsia="黑体"/>
+        </w:rPr>
         <w:t xml:space="preserve">、</w:t>
       </w:r>
       <w:r>
         <w:rPr>
-          <w:rFonts w:hint="eastAsia"/>
+          <w:rFonts w:hint="eastAsia" w:eastAsia="黑体"/>
           <w:b/>
           <w:bCs/>
         </w:rPr>
@@ -81,17 +94,21 @@
       </w:r>
       <w:r>
         <w:rPr>
+          <w:rFonts w:eastAsia="黑体"/>
           <w:b/>
           <w:bCs/>
         </w:rPr>
         <w:t xml:space="preserve"> ANT</w:t>
       </w:r>
       <w:r>
+        <w:rPr>
+          <w:rFonts w:eastAsia="黑体"/>
+        </w:rPr>
         <w:t xml:space="preserve">、</w:t>
       </w:r>
       <w:r>
         <w:rPr>
-          <w:rFonts w:hint="eastAsia"/>
+          <w:rFonts w:hint="eastAsia" w:eastAsia="黑体"/>
           <w:b/>
           <w:bCs/>
         </w:rPr>
@@ -99,37 +116,47 @@
       </w:r>
       <w:r>
         <w:rPr>
+          <w:rFonts w:eastAsia="黑体"/>
           <w:b/>
           <w:bCs/>
         </w:rPr>
         <w:t xml:space="preserve"> Y1</w:t>
       </w:r>
       <w:r>
+        <w:rPr>
+          <w:rFonts w:eastAsia="黑体"/>
+        </w:rPr>
         <w:t xml:space="preserve">、</w:t>
       </w:r>
       <w:r>
         <w:rPr>
-          <w:rFonts w:hint="eastAsia"/>
+          <w:rFonts w:hint="eastAsia" w:eastAsia="黑体"/>
           <w:b/>
           <w:bCs/>
         </w:rPr>
         <w:t xml:space="preserve">电源去耦网络</w:t>
       </w:r>
       <w:r>
+        <w:rPr>
+          <w:rFonts w:eastAsia="黑体"/>
+        </w:rPr>
         <w:t xml:space="preserve"> </w:t>
       </w:r>
       <w:r>
         <w:rPr>
-          <w:rFonts w:hint="eastAsia"/>
+          <w:rFonts w:hint="eastAsia" w:eastAsia="黑体"/>
         </w:rPr>
         <w:t xml:space="preserve">与</w:t>
       </w:r>
       <w:r>
+        <w:rPr>
+          <w:rFonts w:eastAsia="黑体"/>
+        </w:rPr>
         <w:t xml:space="preserve"> </w:t>
       </w:r>
       <w:r>
         <w:rPr>
-          <w:rFonts w:hint="eastAsia"/>
+          <w:rFonts w:hint="eastAsia" w:eastAsia="黑体"/>
           <w:b/>
           <w:bCs/>
         </w:rPr>
@@ -137,32 +164,39 @@
       </w:r>
       <w:r>
         <w:rPr>
+          <w:rFonts w:eastAsia="黑体"/>
           <w:b/>
           <w:bCs/>
         </w:rPr>
         <w:t xml:space="preserve"> U2</w:t>
       </w:r>
       <w:r>
+        <w:rPr>
+          <w:rFonts w:eastAsia="黑体"/>
+        </w:rPr>
         <w:t xml:space="preserve"> </w:t>
       </w:r>
       <w:r>
         <w:rPr>
-          <w:rFonts w:hint="eastAsia"/>
+          <w:rFonts w:hint="eastAsia" w:eastAsia="黑体"/>
         </w:rPr>
         <w:t xml:space="preserve">组成，按功能划分为射频收发、时钟、去耦与控制四类单元。电路共有</w:t>
       </w:r>
       <w:r>
+        <w:rPr>
+          <w:rFonts w:eastAsia="黑体"/>
+        </w:rPr>
         <w:t xml:space="preserve"> 7 </w:t>
       </w:r>
       <w:r>
         <w:rPr>
-          <w:rFonts w:hint="eastAsia"/>
+          <w:rFonts w:hint="eastAsia" w:eastAsia="黑体"/>
         </w:rPr>
         <w:t xml:space="preserve">个关键节点：</w:t>
       </w:r>
       <w:r>
         <w:rPr>
-          <w:rFonts w:hint="eastAsia"/>
+          <w:rFonts w:hint="eastAsia" w:eastAsia="黑体"/>
           <w:b/>
           <w:bCs/>
         </w:rPr>
@@ -170,6 +204,7 @@
       </w:r>
       <w:r>
         <w:rPr>
+          <w:rFonts w:eastAsia="黑体"/>
           <w:b/>
           <w:bCs/>
         </w:rPr>
@@ -177,7 +212,7 @@
       </w:r>
       <w:r>
         <w:rPr>
-          <w:rFonts w:hint="eastAsia"/>
+          <w:rFonts w:hint="eastAsia" w:eastAsia="黑体"/>
           <w:b/>
           <w:bCs/>
         </w:rPr>
@@ -185,22 +220,25 @@
       </w:r>
       <w:r>
         <w:rPr>
-          <w:rFonts w:hint="eastAsia"/>
+          <w:rFonts w:hint="eastAsia" w:eastAsia="黑体"/>
         </w:rPr>
         <w:t xml:space="preserve">（ANT</w:t>
       </w:r>
       <w:r>
+        <w:rPr>
+          <w:rFonts w:eastAsia="黑体"/>
+        </w:rPr>
         <w:t xml:space="preserve"> </w:t>
       </w:r>
       <w:r>
         <w:rPr>
-          <w:rFonts w:hint="eastAsia"/>
+          <w:rFonts w:hint="eastAsia" w:eastAsia="黑体"/>
         </w:rPr>
         <w:t xml:space="preserve">与匹配网络相连）；</w:t>
       </w:r>
       <w:r>
         <w:rPr>
-          <w:rFonts w:hint="eastAsia"/>
+          <w:rFonts w:hint="eastAsia" w:eastAsia="黑体"/>
           <w:b/>
           <w:bCs/>
         </w:rPr>
@@ -208,6 +246,7 @@
       </w:r>
       <w:r>
         <w:rPr>
+          <w:rFonts w:eastAsia="黑体"/>
           <w:b/>
           <w:bCs/>
         </w:rPr>
@@ -215,7 +254,7 @@
       </w:r>
       <w:r>
         <w:rPr>
-          <w:rFonts w:hint="eastAsia"/>
+          <w:rFonts w:hint="eastAsia" w:eastAsia="黑体"/>
           <w:b/>
           <w:bCs/>
         </w:rPr>
@@ -223,13 +262,13 @@
       </w:r>
       <w:r>
         <w:rPr>
-          <w:rFonts w:hint="eastAsia"/>
+          <w:rFonts w:hint="eastAsia" w:eastAsia="黑体"/>
         </w:rPr>
         <w:t xml:space="preserve">（匹配网络与巴伦单端脚相连）；</w:t>
       </w:r>
       <w:r>
         <w:rPr>
-          <w:rFonts w:hint="eastAsia"/>
+          <w:rFonts w:hint="eastAsia" w:eastAsia="黑体"/>
           <w:b/>
           <w:bCs/>
         </w:rPr>
@@ -237,6 +276,7 @@
       </w:r>
       <w:r>
         <w:rPr>
+          <w:rFonts w:eastAsia="黑体"/>
           <w:b/>
           <w:bCs/>
         </w:rPr>
@@ -244,7 +284,7 @@
       </w:r>
       <w:r>
         <w:rPr>
-          <w:rFonts w:hint="eastAsia"/>
+          <w:rFonts w:hint="eastAsia" w:eastAsia="黑体"/>
           <w:b/>
           <w:bCs/>
         </w:rPr>
@@ -252,22 +292,25 @@
       </w:r>
       <w:r>
         <w:rPr>
-          <w:rFonts w:hint="eastAsia"/>
+          <w:rFonts w:hint="eastAsia" w:eastAsia="黑体"/>
         </w:rPr>
         <w:t xml:space="preserve">（巴伦两个差分端分别接</w:t>
       </w:r>
       <w:r>
+        <w:rPr>
+          <w:rFonts w:eastAsia="黑体"/>
+        </w:rPr>
         <w:t xml:space="preserve"> U1 </w:t>
       </w:r>
       <w:r>
         <w:rPr>
-          <w:rFonts w:hint="eastAsia"/>
+          <w:rFonts w:hint="eastAsia" w:eastAsia="黑体"/>
         </w:rPr>
         <w:t xml:space="preserve">的发射/接收射频脚）；</w:t>
       </w:r>
       <w:r>
         <w:rPr>
-          <w:rFonts w:hint="eastAsia"/>
+          <w:rFonts w:hint="eastAsia" w:eastAsia="黑体"/>
           <w:b/>
           <w:bCs/>
         </w:rPr>
@@ -275,6 +318,7 @@
       </w:r>
       <w:r>
         <w:rPr>
+          <w:rFonts w:eastAsia="黑体"/>
           <w:b/>
           <w:bCs/>
         </w:rPr>
@@ -282,7 +326,7 @@
       </w:r>
       <w:r>
         <w:rPr>
-          <w:rFonts w:hint="eastAsia"/>
+          <w:rFonts w:hint="eastAsia" w:eastAsia="黑体"/>
           <w:b/>
           <w:bCs/>
         </w:rPr>
@@ -290,31 +334,37 @@
       </w:r>
       <w:r>
         <w:rPr>
-          <w:rFonts w:hint="eastAsia"/>
+          <w:rFonts w:hint="eastAsia" w:eastAsia="黑体"/>
         </w:rPr>
         <w:t xml:space="preserve">（Y1</w:t>
       </w:r>
       <w:r>
+        <w:rPr>
+          <w:rFonts w:eastAsia="黑体"/>
+        </w:rPr>
         <w:t xml:space="preserve"> </w:t>
       </w:r>
       <w:r>
         <w:rPr>
-          <w:rFonts w:hint="eastAsia"/>
+          <w:rFonts w:hint="eastAsia" w:eastAsia="黑体"/>
         </w:rPr>
         <w:t xml:space="preserve">与</w:t>
       </w:r>
       <w:r>
+        <w:rPr>
+          <w:rFonts w:eastAsia="黑体"/>
+        </w:rPr>
         <w:t xml:space="preserve"> U1 </w:t>
       </w:r>
       <w:r>
         <w:rPr>
-          <w:rFonts w:hint="eastAsia"/>
+          <w:rFonts w:hint="eastAsia" w:eastAsia="黑体"/>
         </w:rPr>
         <w:t xml:space="preserve">的晶振脚相连）；</w:t>
       </w:r>
       <w:r>
         <w:rPr>
-          <w:rFonts w:hint="eastAsia"/>
+          <w:rFonts w:hint="eastAsia" w:eastAsia="黑体"/>
           <w:b/>
           <w:bCs/>
         </w:rPr>
@@ -322,6 +372,7 @@
       </w:r>
       <w:r>
         <w:rPr>
+          <w:rFonts w:eastAsia="黑体"/>
           <w:b/>
           <w:bCs/>
         </w:rPr>
@@ -329,7 +380,7 @@
       </w:r>
       <w:r>
         <w:rPr>
-          <w:rFonts w:hint="eastAsia"/>
+          <w:rFonts w:hint="eastAsia" w:eastAsia="黑体"/>
           <w:b/>
           <w:bCs/>
         </w:rPr>
@@ -337,40 +388,49 @@
       </w:r>
       <w:r>
         <w:rPr>
-          <w:rFonts w:hint="eastAsia"/>
+          <w:rFonts w:hint="eastAsia" w:eastAsia="黑体"/>
         </w:rPr>
         <w:t xml:space="preserve">（U1</w:t>
       </w:r>
       <w:r>
+        <w:rPr>
+          <w:rFonts w:eastAsia="黑体"/>
+        </w:rPr>
         <w:t xml:space="preserve"> </w:t>
       </w:r>
       <w:r>
         <w:rPr>
-          <w:rFonts w:hint="eastAsia"/>
+          <w:rFonts w:hint="eastAsia" w:eastAsia="黑体"/>
         </w:rPr>
         <w:t xml:space="preserve">的</w:t>
       </w:r>
       <w:r>
+        <w:rPr>
+          <w:rFonts w:eastAsia="黑体"/>
+        </w:rPr>
         <w:t xml:space="preserve"> </w:t>
       </w:r>
       <w:r>
         <w:rPr>
-          <w:rFonts w:hint="eastAsia"/>
+          <w:rFonts w:hint="eastAsia" w:eastAsia="黑体"/>
         </w:rPr>
         <w:t xml:space="preserve">SPI/串口脚与</w:t>
       </w:r>
       <w:r>
+        <w:rPr>
+          <w:rFonts w:eastAsia="黑体"/>
+        </w:rPr>
         <w:t xml:space="preserve"> U2 </w:t>
       </w:r>
       <w:r>
         <w:rPr>
-          <w:rFonts w:hint="eastAsia"/>
+          <w:rFonts w:hint="eastAsia" w:eastAsia="黑体"/>
         </w:rPr>
         <w:t xml:space="preserve">相连，承载数据与配置）；</w:t>
       </w:r>
       <w:r>
         <w:rPr>
-          <w:rFonts w:hint="eastAsia"/>
+          <w:rFonts w:hint="eastAsia" w:eastAsia="黑体"/>
           <w:b/>
           <w:bCs/>
         </w:rPr>
@@ -378,6 +438,7 @@
       </w:r>
       <w:r>
         <w:rPr>
+          <w:rFonts w:eastAsia="黑体"/>
           <w:b/>
           <w:bCs/>
         </w:rPr>
@@ -385,7 +446,7 @@
       </w:r>
       <w:r>
         <w:rPr>
-          <w:rFonts w:hint="eastAsia"/>
+          <w:rFonts w:hint="eastAsia" w:eastAsia="黑体"/>
           <w:b/>
           <w:bCs/>
         </w:rPr>
@@ -393,6 +454,7 @@
       </w:r>
       <w:r>
         <w:rPr>
+          <w:rFonts w:eastAsia="黑体"/>
           <w:b/>
           <w:bCs/>
         </w:rPr>
@@ -400,13 +462,13 @@
       </w:r>
       <w:r>
         <w:rPr>
-          <w:rFonts w:hint="eastAsia"/>
+          <w:rFonts w:hint="eastAsia" w:eastAsia="黑体"/>
         </w:rPr>
         <w:t xml:space="preserve">；</w:t>
       </w:r>
       <w:r>
         <w:rPr>
-          <w:rFonts w:hint="eastAsia"/>
+          <w:rFonts w:hint="eastAsia" w:eastAsia="黑体"/>
           <w:b/>
           <w:bCs/>
         </w:rPr>
@@ -414,6 +476,7 @@
       </w:r>
       <w:r>
         <w:rPr>
+          <w:rFonts w:eastAsia="黑体"/>
           <w:b/>
           <w:bCs/>
         </w:rPr>
@@ -421,7 +484,7 @@
       </w:r>
       <w:r>
         <w:rPr>
-          <w:rFonts w:hint="eastAsia"/>
+          <w:rFonts w:hint="eastAsia" w:eastAsia="黑体"/>
           <w:b/>
           <w:bCs/>
         </w:rPr>
@@ -429,12 +492,16 @@
       </w:r>
       <w:r>
         <w:rPr>
+          <w:rFonts w:eastAsia="黑体"/>
           <w:b/>
           <w:bCs/>
         </w:rPr>
         <w:t xml:space="preserve"> GND</w:t>
       </w:r>
       <w:r>
+        <w:rPr>
+          <w:rFonts w:eastAsia="黑体"/>
+        </w:rPr>
         <w:t xml:space="preserve">。</w:t>
       </w:r>
     </w:p>
@@ -442,29 +509,33 @@
       <w:pPr/>
       <w:r>
         <w:rPr>
-          <w:rFonts w:hint="eastAsia"/>
+          <w:rFonts w:hint="eastAsia" w:eastAsia="黑体"/>
         </w:rPr>
         <w:t xml:space="preserve">各元件管脚连接：</w:t>
       </w:r>
       <w:r>
         <w:rPr>
+          <w:rFonts w:eastAsia="黑体"/>
           <w:b/>
           <w:bCs/>
         </w:rPr>
         <w:t xml:space="preserve">ANT</w:t>
       </w:r>
       <w:r>
+        <w:rPr>
+          <w:rFonts w:eastAsia="黑体"/>
+        </w:rPr>
         <w:t xml:space="preserve"> </w:t>
       </w:r>
       <w:r>
         <w:rPr>
-          <w:rFonts w:hint="eastAsia"/>
+          <w:rFonts w:hint="eastAsia" w:eastAsia="黑体"/>
         </w:rPr>
         <w:t xml:space="preserve">的馈电端接节点①；</w:t>
       </w:r>
       <w:r>
         <w:rPr>
-          <w:rFonts w:hint="eastAsia"/>
+          <w:rFonts w:hint="eastAsia" w:eastAsia="黑体"/>
           <w:b/>
           <w:bCs/>
         </w:rPr>
@@ -472,13 +543,13 @@
       </w:r>
       <w:r>
         <w:rPr>
-          <w:rFonts w:hint="eastAsia"/>
+          <w:rFonts w:hint="eastAsia" w:eastAsia="黑体"/>
         </w:rPr>
         <w:t xml:space="preserve">一端接节点①、另一端接节点②；</w:t>
       </w:r>
       <w:r>
         <w:rPr>
-          <w:rFonts w:hint="eastAsia"/>
+          <w:rFonts w:hint="eastAsia" w:eastAsia="黑体"/>
           <w:b/>
           <w:bCs/>
         </w:rPr>
@@ -486,115 +557,145 @@
       </w:r>
       <w:r>
         <w:rPr>
-          <w:rFonts w:hint="eastAsia"/>
+          <w:rFonts w:hint="eastAsia" w:eastAsia="黑体"/>
         </w:rPr>
         <w:t xml:space="preserve">的单端脚接节点②、两个差分脚分别接节点③；</w:t>
       </w:r>
       <w:r>
         <w:rPr>
+          <w:rFonts w:eastAsia="黑体"/>
           <w:b/>
           <w:bCs/>
         </w:rPr>
         <w:t xml:space="preserve">U1</w:t>
       </w:r>
       <w:r>
+        <w:rPr>
+          <w:rFonts w:eastAsia="黑体"/>
+        </w:rPr>
         <w:t xml:space="preserve"> </w:t>
       </w:r>
       <w:r>
         <w:rPr>
-          <w:rFonts w:hint="eastAsia"/>
+          <w:rFonts w:hint="eastAsia" w:eastAsia="黑体"/>
         </w:rPr>
         <w:t xml:space="preserve">的差分射频脚（RF+/RF−）接节点③，晶振脚</w:t>
       </w:r>
       <w:r>
+        <w:rPr>
+          <w:rFonts w:eastAsia="黑体"/>
+        </w:rPr>
         <w:t xml:space="preserve"> XTAL </w:t>
       </w:r>
       <w:r>
         <w:rPr>
-          <w:rFonts w:hint="eastAsia"/>
+          <w:rFonts w:hint="eastAsia" w:eastAsia="黑体"/>
         </w:rPr>
         <w:t xml:space="preserve">接节点④，数据/配置脚（如</w:t>
       </w:r>
       <w:r>
+        <w:rPr>
+          <w:rFonts w:eastAsia="黑体"/>
+        </w:rPr>
         <w:t xml:space="preserve"> SPI </w:t>
       </w:r>
       <w:r>
         <w:rPr>
-          <w:rFonts w:hint="eastAsia"/>
+          <w:rFonts w:hint="eastAsia" w:eastAsia="黑体"/>
         </w:rPr>
         <w:t xml:space="preserve">的</w:t>
       </w:r>
       <w:r>
+        <w:rPr>
+          <w:rFonts w:eastAsia="黑体"/>
+        </w:rPr>
         <w:t xml:space="preserve"> </w:t>
       </w:r>
       <w:r>
         <w:rPr>
-          <w:rFonts w:hint="eastAsia"/>
+          <w:rFonts w:hint="eastAsia" w:eastAsia="黑体"/>
         </w:rPr>
         <w:t xml:space="preserve">CS/SCK/MOSI/MISO）接节点⑤，电源脚</w:t>
       </w:r>
       <w:r>
+        <w:rPr>
+          <w:rFonts w:eastAsia="黑体"/>
+        </w:rPr>
         <w:t xml:space="preserve"> VDD </w:t>
       </w:r>
       <w:r>
         <w:rPr>
-          <w:rFonts w:hint="eastAsia"/>
+          <w:rFonts w:hint="eastAsia" w:eastAsia="黑体"/>
         </w:rPr>
         <w:t xml:space="preserve">接节点⑥、地脚</w:t>
       </w:r>
       <w:r>
+        <w:rPr>
+          <w:rFonts w:eastAsia="黑体"/>
+        </w:rPr>
         <w:t xml:space="preserve"> GND </w:t>
       </w:r>
       <w:r>
         <w:rPr>
-          <w:rFonts w:hint="eastAsia"/>
+          <w:rFonts w:hint="eastAsia" w:eastAsia="黑体"/>
         </w:rPr>
         <w:t xml:space="preserve">接节点⑦；</w:t>
       </w:r>
       <w:r>
         <w:rPr>
+          <w:rFonts w:eastAsia="黑体"/>
           <w:b/>
           <w:bCs/>
         </w:rPr>
         <w:t xml:space="preserve">Y1</w:t>
       </w:r>
       <w:r>
+        <w:rPr>
+          <w:rFonts w:eastAsia="黑体"/>
+        </w:rPr>
         <w:t xml:space="preserve"> </w:t>
       </w:r>
       <w:r>
         <w:rPr>
-          <w:rFonts w:hint="eastAsia"/>
+          <w:rFonts w:hint="eastAsia" w:eastAsia="黑体"/>
         </w:rPr>
         <w:t xml:space="preserve">两端分别接节点④与负载电容（或地）；</w:t>
       </w:r>
       <w:r>
         <w:rPr>
+          <w:rFonts w:eastAsia="黑体"/>
           <w:b/>
           <w:bCs/>
         </w:rPr>
         <w:t xml:space="preserve">U2</w:t>
       </w:r>
       <w:r>
+        <w:rPr>
+          <w:rFonts w:eastAsia="黑体"/>
+        </w:rPr>
         <w:t xml:space="preserve"> </w:t>
       </w:r>
       <w:r>
         <w:rPr>
-          <w:rFonts w:hint="eastAsia"/>
+          <w:rFonts w:hint="eastAsia" w:eastAsia="黑体"/>
         </w:rPr>
         <w:t xml:space="preserve">的对应串口/SPI</w:t>
       </w:r>
       <w:r>
+        <w:rPr>
+          <w:rFonts w:eastAsia="黑体"/>
+        </w:rPr>
         <w:t xml:space="preserve"> </w:t>
       </w:r>
       <w:r>
         <w:rPr>
-          <w:rFonts w:hint="eastAsia"/>
+          <w:rFonts w:hint="eastAsia" w:eastAsia="黑体"/>
         </w:rPr>
         <w:t xml:space="preserve">脚接节点⑤，电源脚接节点⑥、地脚接节点⑦；</w:t>
       </w:r>
       <w:r>
         <w:rPr>
-          <w:rFonts w:hint="eastAsia"/>
+          <w:rFonts w:hint="eastAsia" w:eastAsia="黑体"/>
           <w:b/>
           <w:bCs/>
         </w:rPr>
@@ -602,7 +703,7 @@
       </w:r>
       <w:r>
         <w:rPr>
-          <w:rFonts w:hint="eastAsia"/>
+          <w:rFonts w:hint="eastAsia" w:eastAsia="黑体"/>
         </w:rPr>
         <w:t xml:space="preserve">跨接在节点⑥与⑦之间以抑制发射瞬态电流。</w:t>
       </w:r>
@@ -611,34 +712,43 @@
       <w:pPr/>
       <w:r>
         <w:rPr>
-          <w:rFonts w:hint="eastAsia"/>
+          <w:rFonts w:hint="eastAsia" w:eastAsia="黑体"/>
         </w:rPr>
         <w:t xml:space="preserve">由此构成”基带数据经</w:t>
       </w:r>
       <w:r>
+        <w:rPr>
+          <w:rFonts w:eastAsia="黑体"/>
+        </w:rPr>
         <w:t xml:space="preserve"> SPI </w:t>
       </w:r>
       <w:r>
         <w:rPr>
-          <w:rFonts w:hint="eastAsia"/>
+          <w:rFonts w:hint="eastAsia" w:eastAsia="黑体"/>
         </w:rPr>
         <w:t xml:space="preserve">送入</w:t>
       </w:r>
       <w:r>
+        <w:rPr>
+          <w:rFonts w:eastAsia="黑体"/>
+        </w:rPr>
         <w:t xml:space="preserve"> SoC、SoC </w:t>
       </w:r>
       <w:r>
         <w:rPr>
-          <w:rFonts w:hint="eastAsia"/>
+          <w:rFonts w:hint="eastAsia" w:eastAsia="黑体"/>
         </w:rPr>
         <w:t xml:space="preserve">完成调制与上变频后经巴伦与匹配网络馈入天线，接收时反向还原”的半双工</w:t>
       </w:r>
       <w:r>
+        <w:rPr>
+          <w:rFonts w:eastAsia="黑体"/>
+        </w:rPr>
         <w:t xml:space="preserve"> 2.4 GHz ISM </w:t>
       </w:r>
       <w:r>
         <w:rPr>
-          <w:rFonts w:hint="eastAsia"/>
+          <w:rFonts w:hint="eastAsia" w:eastAsia="黑体"/>
         </w:rPr>
         <w:t xml:space="preserve">频段无线收发组态。</w:t>
       </w:r>
@@ -651,7 +761,7 @@
       </w:pPr>
       <w:r>
         <w:rPr>
-          <w:rFonts w:hint="eastAsia"/>
+          <w:rFonts w:hint="eastAsia" w:eastAsia="黑体"/>
         </w:rPr>
         <w:t xml:space="preserve">工作原理</w:t>
       </w:r>
@@ -662,7 +772,7 @@
       </w:pPr>
       <w:r>
         <w:rPr>
-          <w:rFonts w:hint="eastAsia"/>
+          <w:rFonts w:hint="eastAsia" w:eastAsia="黑体"/>
         </w:rPr>
         <w:t xml:space="preserve">发射时基带数据经调制、上变频、功率放大后由天线辐射；接收时天线信号经低噪声放大、下变频、解调还原数据。半双工模式下收发分时复用同一信道，协议栈负责组包、跳频与重传。</w:t>
       </w:r>
@@ -675,7 +785,7 @@
       </w:pPr>
       <w:r>
         <w:rPr>
-          <w:rFonts w:hint="eastAsia"/>
+          <w:rFonts w:hint="eastAsia" w:eastAsia="黑体"/>
         </w:rPr>
         <w:t xml:space="preserve">关键计算公式</w:t>
       </w:r>
@@ -689,7 +799,7 @@
       </w:pPr>
       <w:r>
         <w:rPr>
-          <w:rFonts w:hint="eastAsia"/>
+          <w:rFonts w:hint="eastAsia" w:eastAsia="黑体"/>
         </w:rPr>
         <w:t xml:space="preserve">自由空间路径损耗：</w:t>
       </w:r>
@@ -774,7 +884,7 @@
       </w:pPr>
       <w:r>
         <w:rPr>
-          <w:rFonts w:hint="eastAsia"/>
+          <w:rFonts w:hint="eastAsia" w:eastAsia="黑体"/>
         </w:rPr>
         <w:t xml:space="preserve">波长：</w:t>
       </w:r>
@@ -825,7 +935,7 @@
       </w:pPr>
       <w:r>
         <w:rPr>
-          <w:rFonts w:hint="eastAsia"/>
+          <w:rFonts w:hint="eastAsia" w:eastAsia="黑体"/>
         </w:rPr>
         <w:t xml:space="preserve">链路预算：</w:t>
       </w:r>
@@ -939,7 +1049,7 @@
       </w:pPr>
       <w:r>
         <w:rPr>
-          <w:rFonts w:hint="eastAsia"/>
+          <w:rFonts w:hint="eastAsia" w:eastAsia="黑体"/>
         </w:rPr>
         <w:t xml:space="preserve">数据率与符号率关系：</w:t>
       </w:r>
@@ -1027,7 +1137,7 @@
             </w:pPr>
             <w:r>
               <w:rPr>
-                <w:rFonts w:hint="eastAsia"/>
+                <w:rFonts w:hint="eastAsia" w:eastAsia="黑体"/>
               </w:rPr>
               <w:t xml:space="preserve">符号</w:t>
             </w:r>
@@ -1041,7 +1151,7 @@
             </w:pPr>
             <w:r>
               <w:rPr>
-                <w:rFonts w:hint="eastAsia"/>
+                <w:rFonts w:hint="eastAsia" w:eastAsia="黑体"/>
               </w:rPr>
               <w:t xml:space="preserve">含义</w:t>
             </w:r>
@@ -1055,7 +1165,7 @@
             </w:pPr>
             <w:r>
               <w:rPr>
-                <w:rFonts w:hint="eastAsia"/>
+                <w:rFonts w:hint="eastAsia" w:eastAsia="黑体"/>
               </w:rPr>
               <w:t xml:space="preserve">单位</w:t>
             </w:r>
@@ -1075,6 +1185,9 @@
               </m:r>
             </m:oMath>
             <w:r>
+              <w:rPr>
+                <w:rFonts w:eastAsia="黑体"/>
+              </w:rPr>
               <w:t xml:space="preserve">​</w:t>
             </w:r>
           </w:p>
@@ -1087,7 +1200,7 @@
             </w:pPr>
             <w:r>
               <w:rPr>
-                <w:rFonts w:hint="eastAsia"/>
+                <w:rFonts w:hint="eastAsia" w:eastAsia="黑体"/>
               </w:rPr>
               <w:t xml:space="preserve">路径损耗</w:t>
             </w:r>
@@ -1100,6 +1213,9 @@
               <w:pStyle w:val="Compact"/>
             </w:pPr>
             <w:r>
+              <w:rPr>
+                <w:rFonts w:eastAsia="黑体"/>
+              </w:rPr>
               <w:t xml:space="preserve">dB</w:t>
             </w:r>
           </w:p>
@@ -1118,6 +1234,9 @@
               </m:r>
             </m:oMath>
             <w:r>
+              <w:rPr>
+                <w:rFonts w:eastAsia="黑体"/>
+              </w:rPr>
               <w:t xml:space="preserve">​</w:t>
             </w:r>
           </w:p>
@@ -1130,7 +1249,7 @@
             </w:pPr>
             <w:r>
               <w:rPr>
-                <w:rFonts w:hint="eastAsia"/>
+                <w:rFonts w:hint="eastAsia" w:eastAsia="黑体"/>
               </w:rPr>
               <w:t xml:space="preserve">通信距离</w:t>
             </w:r>
@@ -1143,6 +1262,9 @@
               <w:pStyle w:val="Compact"/>
             </w:pPr>
             <w:r>
+              <w:rPr>
+                <w:rFonts w:eastAsia="黑体"/>
+              </w:rPr>
               <w:t xml:space="preserve">m</w:t>
             </w:r>
           </w:p>
@@ -1161,6 +1283,9 @@
               </m:r>
             </m:oMath>
             <w:r>
+              <w:rPr>
+                <w:rFonts w:eastAsia="黑体"/>
+              </w:rPr>
               <w:t xml:space="preserve">​</w:t>
             </w:r>
           </w:p>
@@ -1173,7 +1298,7 @@
             </w:pPr>
             <w:r>
               <w:rPr>
-                <w:rFonts w:hint="eastAsia"/>
+                <w:rFonts w:hint="eastAsia" w:eastAsia="黑体"/>
               </w:rPr>
               <w:t xml:space="preserve">波长</w:t>
             </w:r>
@@ -1186,6 +1311,9 @@
               <w:pStyle w:val="Compact"/>
             </w:pPr>
             <w:r>
+              <w:rPr>
+                <w:rFonts w:eastAsia="黑体"/>
+              </w:rPr>
               <w:t xml:space="preserve">m</w:t>
             </w:r>
           </w:p>
@@ -1204,6 +1332,9 @@
               </m:r>
             </m:oMath>
             <w:r>
+              <w:rPr>
+                <w:rFonts w:eastAsia="黑体"/>
+              </w:rPr>
               <w:t xml:space="preserve">​</w:t>
             </w:r>
           </w:p>
@@ -1216,7 +1347,7 @@
             </w:pPr>
             <w:r>
               <w:rPr>
-                <w:rFonts w:hint="eastAsia"/>
+                <w:rFonts w:hint="eastAsia" w:eastAsia="黑体"/>
               </w:rPr>
               <w:t xml:space="preserve">光速</w:t>
             </w:r>
@@ -1229,6 +1360,9 @@
               <w:pStyle w:val="Compact"/>
             </w:pPr>
             <w:r>
+              <w:rPr>
+                <w:rFonts w:eastAsia="黑体"/>
+              </w:rPr>
               <w:t xml:space="preserve">m/s</w:t>
             </w:r>
           </w:p>
@@ -1247,6 +1381,9 @@
               </m:r>
             </m:oMath>
             <w:r>
+              <w:rPr>
+                <w:rFonts w:eastAsia="黑体"/>
+              </w:rPr>
               <w:t xml:space="preserve">​</w:t>
             </w:r>
           </w:p>
@@ -1259,7 +1396,7 @@
             </w:pPr>
             <w:r>
               <w:rPr>
-                <w:rFonts w:hint="eastAsia"/>
+                <w:rFonts w:hint="eastAsia" w:eastAsia="黑体"/>
               </w:rPr>
               <w:t xml:space="preserve">频率</w:t>
             </w:r>
@@ -1272,6 +1409,9 @@
               <w:pStyle w:val="Compact"/>
             </w:pPr>
             <w:r>
+              <w:rPr>
+                <w:rFonts w:eastAsia="黑体"/>
+              </w:rPr>
               <w:t xml:space="preserve">Hz</w:t>
             </w:r>
           </w:p>
@@ -1326,6 +1466,9 @@
               </m:sSub>
             </m:oMath>
             <w:r>
+              <w:rPr>
+                <w:rFonts w:eastAsia="黑体"/>
+              </w:rPr>
               <w:t xml:space="preserve">​</w:t>
             </w:r>
           </w:p>
@@ -1338,7 +1481,7 @@
             </w:pPr>
             <w:r>
               <w:rPr>
-                <w:rFonts w:hint="eastAsia"/>
+                <w:rFonts w:hint="eastAsia" w:eastAsia="黑体"/>
               </w:rPr>
               <w:t xml:space="preserve">收、发功率</w:t>
             </w:r>
@@ -1351,6 +1494,9 @@
               <w:pStyle w:val="Compact"/>
             </w:pPr>
             <w:r>
+              <w:rPr>
+                <w:rFonts w:eastAsia="黑体"/>
+              </w:rPr>
               <w:t xml:space="preserve">dBm</w:t>
             </w:r>
           </w:p>
@@ -1405,6 +1551,9 @@
               </m:sSub>
             </m:oMath>
             <w:r>
+              <w:rPr>
+                <w:rFonts w:eastAsia="黑体"/>
+              </w:rPr>
               <w:t xml:space="preserve">​</w:t>
             </w:r>
           </w:p>
@@ -1417,7 +1566,7 @@
             </w:pPr>
             <w:r>
               <w:rPr>
-                <w:rFonts w:hint="eastAsia"/>
+                <w:rFonts w:hint="eastAsia" w:eastAsia="黑体"/>
               </w:rPr>
               <w:t xml:space="preserve">收发天线增益</w:t>
             </w:r>
@@ -1430,6 +1579,9 @@
               <w:pStyle w:val="Compact"/>
             </w:pPr>
             <w:r>
+              <w:rPr>
+                <w:rFonts w:eastAsia="黑体"/>
+              </w:rPr>
               <w:t xml:space="preserve">dBi</w:t>
             </w:r>
           </w:p>
@@ -1478,6 +1630,9 @@
               </m:sSub>
             </m:oMath>
             <w:r>
+              <w:rPr>
+                <w:rFonts w:eastAsia="黑体"/>
+              </w:rPr>
               <w:t xml:space="preserve">​</w:t>
             </w:r>
           </w:p>
@@ -1490,7 +1645,7 @@
             </w:pPr>
             <w:r>
               <w:rPr>
-                <w:rFonts w:hint="eastAsia"/>
+                <w:rFonts w:hint="eastAsia" w:eastAsia="黑体"/>
               </w:rPr>
               <w:t xml:space="preserve">数据率、符号率</w:t>
             </w:r>
@@ -1503,6 +1658,9 @@
               <w:pStyle w:val="Compact"/>
             </w:pPr>
             <w:r>
+              <w:rPr>
+                <w:rFonts w:eastAsia="黑体"/>
+              </w:rPr>
               <w:t xml:space="preserve">bit/s、Baud</w:t>
             </w:r>
           </w:p>
@@ -1517,7 +1675,7 @@
       </w:pPr>
       <w:r>
         <w:rPr>
-          <w:rFonts w:hint="eastAsia"/>
+          <w:rFonts w:hint="eastAsia" w:eastAsia="黑体"/>
         </w:rPr>
         <w:t xml:space="preserve">元件调整影响</w:t>
       </w:r>
@@ -1532,7 +1690,7 @@
       </w:pPr>
       <w:r>
         <w:rPr>
-          <w:rFonts w:hint="eastAsia"/>
+          <w:rFonts w:hint="eastAsia" w:eastAsia="黑体"/>
           <w:b/>
           <w:bCs/>
         </w:rPr>
@@ -1540,6 +1698,7 @@
       </w:r>
       <w:r>
         <w:rPr>
+          <w:rFonts w:eastAsia="黑体"/>
           <w:b/>
           <w:bCs/>
         </w:rPr>
@@ -1564,6 +1723,7 @@
       </m:oMath>
       <w:r>
         <w:rPr>
+          <w:rFonts w:eastAsia="黑体"/>
           <w:b/>
           <w:bCs/>
         </w:rPr>
@@ -1571,21 +1731,27 @@
       </w:r>
       <w:r>
         <w:rPr>
-          <w:rFonts w:hint="eastAsia"/>
+          <w:rFonts w:hint="eastAsia" w:eastAsia="黑体"/>
           <w:b/>
           <w:bCs/>
         </w:rPr>
         <w:t xml:space="preserve">增大</w:t>
       </w:r>
       <w:r>
+        <w:rPr>
+          <w:rFonts w:eastAsia="黑体"/>
+        </w:rPr>
         <w:t xml:space="preserve"> </w:t>
       </w:r>
       <w:r>
+        <w:rPr>
+          <w:rFonts w:eastAsia="黑体"/>
+        </w:rPr>
         <w:t xml:space="preserve">→ </w:t>
       </w:r>
       <w:r>
         <w:rPr>
-          <w:rFonts w:hint="eastAsia"/>
+          <w:rFonts w:hint="eastAsia" w:eastAsia="黑体"/>
         </w:rPr>
         <w:t xml:space="preserve">通信距离增大，但功耗与干扰增加。</w:t>
       </w:r>
@@ -1600,21 +1766,27 @@
       </w:pPr>
       <w:r>
         <w:rPr>
-          <w:rFonts w:hint="eastAsia"/>
+          <w:rFonts w:hint="eastAsia" w:eastAsia="黑体"/>
           <w:b/>
           <w:bCs/>
         </w:rPr>
         <w:t xml:space="preserve">天线增益提高</w:t>
       </w:r>
       <w:r>
+        <w:rPr>
+          <w:rFonts w:eastAsia="黑体"/>
+        </w:rPr>
         <w:t xml:space="preserve"> </w:t>
       </w:r>
       <w:r>
+        <w:rPr>
+          <w:rFonts w:eastAsia="黑体"/>
+        </w:rPr>
         <w:t xml:space="preserve">→ </w:t>
       </w:r>
       <w:r>
         <w:rPr>
-          <w:rFonts w:hint="eastAsia"/>
+          <w:rFonts w:hint="eastAsia" w:eastAsia="黑体"/>
         </w:rPr>
         <w:t xml:space="preserve">链路余量增大，方向性增强或全向性变差。</w:t>
       </w:r>
@@ -1629,21 +1801,27 @@
       </w:pPr>
       <w:r>
         <w:rPr>
-          <w:rFonts w:hint="eastAsia"/>
+          <w:rFonts w:hint="eastAsia" w:eastAsia="黑体"/>
           <w:b/>
           <w:bCs/>
         </w:rPr>
         <w:t xml:space="preserve">数据率提高</w:t>
       </w:r>
       <w:r>
+        <w:rPr>
+          <w:rFonts w:eastAsia="黑体"/>
+        </w:rPr>
         <w:t xml:space="preserve"> </w:t>
       </w:r>
       <w:r>
+        <w:rPr>
+          <w:rFonts w:eastAsia="黑体"/>
+        </w:rPr>
         <w:t xml:space="preserve">→ </w:t>
       </w:r>
       <w:r>
         <w:rPr>
-          <w:rFonts w:hint="eastAsia"/>
+          <w:rFonts w:hint="eastAsia" w:eastAsia="黑体"/>
         </w:rPr>
         <w:t xml:space="preserve">抗干扰能力下降、接收灵敏度降低，距离缩短。</w:t>
       </w:r>
@@ -1658,21 +1836,27 @@
       </w:pPr>
       <w:r>
         <w:rPr>
-          <w:rFonts w:hint="eastAsia"/>
+          <w:rFonts w:hint="eastAsia" w:eastAsia="黑体"/>
           <w:b/>
           <w:bCs/>
         </w:rPr>
         <w:t xml:space="preserve">匹配网络失配</w:t>
       </w:r>
       <w:r>
+        <w:rPr>
+          <w:rFonts w:eastAsia="黑体"/>
+        </w:rPr>
         <w:t xml:space="preserve"> </w:t>
       </w:r>
       <w:r>
+        <w:rPr>
+          <w:rFonts w:eastAsia="黑体"/>
+        </w:rPr>
         <w:t xml:space="preserve">→ </w:t>
       </w:r>
       <w:r>
         <w:rPr>
-          <w:rFonts w:hint="eastAsia"/>
+          <w:rFonts w:hint="eastAsia" w:eastAsia="黑体"/>
         </w:rPr>
         <w:t xml:space="preserve">回波损耗变差，发射效率与灵敏度下降。</w:t>
       </w:r>
@@ -1685,7 +1869,7 @@
       </w:pPr>
       <w:r>
         <w:rPr>
-          <w:rFonts w:hint="eastAsia"/>
+          <w:rFonts w:hint="eastAsia" w:eastAsia="黑体"/>
         </w:rPr>
         <w:t xml:space="preserve">典型参数示例</w:t>
       </w:r>
@@ -1700,11 +1884,14 @@
       </w:pPr>
       <w:r>
         <w:rPr>
-          <w:rFonts w:hint="eastAsia"/>
+          <w:rFonts w:hint="eastAsia" w:eastAsia="黑体"/>
         </w:rPr>
         <w:t xml:space="preserve">频率</w:t>
       </w:r>
       <w:r>
+        <w:rPr>
+          <w:rFonts w:eastAsia="黑体"/>
+        </w:rPr>
         <w:t xml:space="preserve"> </w:t>
       </w:r>
       <m:oMath>
@@ -1733,7 +1920,7 @@
       </m:oMath>
       <w:r>
         <w:rPr>
-          <w:rFonts w:hint="eastAsia"/>
+          <w:rFonts w:hint="eastAsia" w:eastAsia="黑体"/>
         </w:rPr>
         <w:t xml:space="preserve">：</w:t>
       </w:r>
@@ -1838,6 +2025,9 @@
         </m:r>
       </m:oMath>
       <w:r>
+        <w:rPr>
+          <w:rFonts w:eastAsia="黑体"/>
+        </w:rPr>
         <w:t xml:space="preserve">。</w:t>
       </w:r>
     </w:p>
@@ -1851,11 +2041,14 @@
       </w:pPr>
       <w:r>
         <w:rPr>
-          <w:rFonts w:hint="eastAsia"/>
+          <w:rFonts w:hint="eastAsia" w:eastAsia="黑体"/>
         </w:rPr>
         <w:t xml:space="preserve">距离</w:t>
       </w:r>
       <w:r>
+        <w:rPr>
+          <w:rFonts w:eastAsia="黑体"/>
+        </w:rPr>
         <w:t xml:space="preserve"> </w:t>
       </w:r>
       <m:oMath>
@@ -1884,11 +2077,14 @@
       </m:oMath>
       <w:r>
         <w:rPr>
-          <w:rFonts w:hint="eastAsia"/>
+          <w:rFonts w:hint="eastAsia" w:eastAsia="黑体"/>
         </w:rPr>
         <w:t xml:space="preserve">：路径损耗</w:t>
       </w:r>
       <w:r>
+        <w:rPr>
+          <w:rFonts w:eastAsia="黑体"/>
+        </w:rPr>
         <w:t xml:space="preserve"> </w:t>
       </w:r>
       <m:oMath>
@@ -1977,6 +2173,9 @@
         </m:r>
       </m:oMath>
       <w:r>
+        <w:rPr>
+          <w:rFonts w:eastAsia="黑体"/>
+        </w:rPr>
         <w:t xml:space="preserve">。</w:t>
       </w:r>
     </w:p>
@@ -1988,7 +2187,7 @@
       </w:pPr>
       <w:r>
         <w:rPr>
-          <w:rFonts w:hint="eastAsia"/>
+          <w:rFonts w:hint="eastAsia" w:eastAsia="黑体"/>
         </w:rPr>
         <w:t xml:space="preserve">常见器件型号</w:t>
       </w:r>
@@ -2002,11 +2201,14 @@
         </w:numPr>
       </w:pPr>
       <w:r>
+        <w:rPr>
+          <w:rFonts w:eastAsia="黑体"/>
+        </w:rPr>
         <w:t xml:space="preserve">2.4 GHz </w:t>
       </w:r>
       <w:r>
         <w:rPr>
-          <w:rFonts w:hint="eastAsia"/>
+          <w:rFonts w:hint="eastAsia" w:eastAsia="黑体"/>
         </w:rPr>
         <w:t xml:space="preserve">SoC：nRF24L01、nRF52832、ESP32、CC2541。</w:t>
       </w:r>
@@ -2019,7 +2221,7 @@
       </w:pPr>
       <w:r>
         <w:rPr>
-          <w:rFonts w:hint="eastAsia"/>
+          <w:rFonts w:hint="eastAsia" w:eastAsia="黑体"/>
         </w:rPr>
         <w:t xml:space="preserve">注意事项</w:t>
       </w:r>
@@ -2033,29 +2235,38 @@
         </w:numPr>
       </w:pPr>
       <w:r>
+        <w:rPr>
+          <w:rFonts w:eastAsia="黑体"/>
+        </w:rPr>
         <w:t xml:space="preserve">2.4 GHz </w:t>
       </w:r>
       <w:r>
         <w:rPr>
-          <w:rFonts w:hint="eastAsia"/>
+          <w:rFonts w:hint="eastAsia" w:eastAsia="黑体"/>
         </w:rPr>
         <w:t xml:space="preserve">与</w:t>
       </w:r>
       <w:r>
+        <w:rPr>
+          <w:rFonts w:eastAsia="黑体"/>
+        </w:rPr>
         <w:t xml:space="preserve"> </w:t>
       </w:r>
       <w:r>
         <w:rPr>
-          <w:rFonts w:hint="eastAsia"/>
+          <w:rFonts w:hint="eastAsia" w:eastAsia="黑体"/>
         </w:rPr>
         <w:t xml:space="preserve">Wi-Fi/蓝牙共用</w:t>
       </w:r>
       <w:r>
+        <w:rPr>
+          <w:rFonts w:eastAsia="黑体"/>
+        </w:rPr>
         <w:t xml:space="preserve"> ISM </w:t>
       </w:r>
       <w:r>
         <w:rPr>
-          <w:rFonts w:hint="eastAsia"/>
+          <w:rFonts w:hint="eastAsia" w:eastAsia="黑体"/>
         </w:rPr>
         <w:t xml:space="preserve">频段，需跳频或避让减少干扰。</w:t>
       </w:r>
@@ -2070,16 +2281,19 @@
       </w:pPr>
       <w:r>
         <w:rPr>
-          <w:rFonts w:hint="eastAsia"/>
+          <w:rFonts w:hint="eastAsia" w:eastAsia="黑体"/>
         </w:rPr>
         <w:t xml:space="preserve">天线匹配与布局（50</w:t>
       </w:r>
       <w:r>
+        <w:rPr>
+          <w:rFonts w:eastAsia="黑体"/>
+        </w:rPr>
         <w:t xml:space="preserve"> Ω </w:t>
       </w:r>
       <w:r>
         <w:rPr>
-          <w:rFonts w:hint="eastAsia"/>
+          <w:rFonts w:hint="eastAsia" w:eastAsia="黑体"/>
         </w:rPr>
         <w:t xml:space="preserve">走线、接地）直接影响通信距离。</w:t>
       </w:r>
@@ -2094,7 +2308,7 @@
       </w:pPr>
       <w:r>
         <w:rPr>
-          <w:rFonts w:hint="eastAsia"/>
+          <w:rFonts w:hint="eastAsia" w:eastAsia="黑体"/>
         </w:rPr>
         <w:t xml:space="preserve">晶振频率精度影响无线参数，应选用符合误差要求的晶振。</w:t>
       </w:r>
@@ -2107,7 +2321,7 @@
       </w:pPr>
       <w:r>
         <w:rPr>
-          <w:rFonts w:hint="eastAsia"/>
+          <w:rFonts w:hint="eastAsia" w:eastAsia="黑体"/>
         </w:rPr>
         <w:t xml:space="preserve">参考资料</w:t>
       </w:r>
@@ -2121,6 +2335,9 @@
         </w:numPr>
       </w:pPr>
       <w:r>
+        <w:rPr>
+          <w:rFonts w:eastAsia="黑体"/>
+        </w:rPr>
         <w:t xml:space="preserve">Wikipedia: 2.4 GHz band / ISM band。</w:t>
       </w:r>
     </w:p>
@@ -2133,11 +2350,14 @@
         </w:numPr>
       </w:pPr>
       <w:r>
+        <w:rPr>
+          <w:rFonts w:eastAsia="黑体"/>
+        </w:rPr>
         <w:t xml:space="preserve">Nordic nRF24L01 </w:t>
       </w:r>
       <w:r>
         <w:rPr>
-          <w:rFonts w:hint="eastAsia"/>
+          <w:rFonts w:hint="eastAsia" w:eastAsia="黑体"/>
         </w:rPr>
         <w:t xml:space="preserve">数据手册。</w:t>
       </w:r>
@@ -2151,11 +2371,14 @@
         </w:numPr>
       </w:pPr>
       <w:r>
+        <w:rPr>
+          <w:rFonts w:eastAsia="黑体"/>
+        </w:rPr>
         <w:t xml:space="preserve">TI CC2541 </w:t>
       </w:r>
       <w:r>
         <w:rPr>
-          <w:rFonts w:hint="eastAsia"/>
+          <w:rFonts w:hint="eastAsia" w:eastAsia="黑体"/>
         </w:rPr>
         <w:t xml:space="preserve">产品页。</w:t>
       </w:r>
@@ -2169,11 +2392,11 @@
       </w:pPr>
       <w:r>
         <w:rPr>
-          <w:rFonts w:ascii="Times New Roman" w:hAnsi="Times New Roman"/>
+          <w:rFonts w:ascii="Times New Roman" w:hAnsi="Times New Roman" w:eastAsia="黑体"/>
           <w:color w:val="555555"/>
           <w:sz w:val="21"/>
         </w:rPr>
-        <w:t>材料收集者：杜文杰</w:t>
+        <w:t>材料收集者：杜文杰，WX手机：19519196569，QQ:3478827729</w:t>
       </w:r>
     </w:p>
     <w:sectPr>
@@ -2193,7 +2416,7 @@
 </file>
 
 <file path=word/footer1.xml><?xml version="1.0" encoding="utf-8"?>
-<w:ftr xmlns:m="http://schemas.openxmlformats.org/officeDocument/2006/math" xmlns:mc="http://schemas.openxmlformats.org/markup-compatibility/2006" xmlns:mo="http://schemas.microsoft.com/office/mac/office/2008/main" xmlns:mv="urn:schemas-microsoft-com:mac:vml" xmlns:o="urn:schemas-microsoft-com:office:office" xmlns:r="http://schemas.openxmlformats.org/officeDocument/2006/relationships" xmlns:v="urn:schemas-microsoft-com:vml" xmlns:w10="urn:schemas-microsoft-com:office:word" xmlns:w14="http://schemas.microsoft.com/office/word/2010/wordml" xmlns:w="http://schemas.openxmlformats.org/wordprocessingml/2006/main" xmlns:wne="http://schemas.microsoft.com/office/word/2006/wordml" xmlns:wp14="http://schemas.microsoft.com/office/word/2010/wordprocessingDrawing" xmlns:wp="http://schemas.openxmlformats.org/drawingml/2006/wordprocessingDrawing" xmlns:wpc="http://schemas.microsoft.com/office/word/2010/wordprocessingCanvas" xmlns:wpg="http://schemas.microsoft.com/office/word/2010/wordprocessingGroup" xmlns:wpi="http://schemas.microsoft.com/office/word/2010/wordprocessingInk" xmlns:wps="http://schemas.microsoft.com/office/word/2010/wordprocessingShape" mc:Ignorable="w14 wp14">
+<w:ftr xmlns:mc="http://schemas.openxmlformats.org/markup-compatibility/2006" xmlns:w="http://schemas.openxmlformats.org/wordprocessingml/2006/main" xmlns:m="http://schemas.openxmlformats.org/officeDocument/2006/math" xmlns:mo="http://schemas.microsoft.com/office/mac/office/2008/main" xmlns:mv="urn:schemas-microsoft-com:mac:vml" xmlns:o="urn:schemas-microsoft-com:office:office" xmlns:r="http://schemas.openxmlformats.org/officeDocument/2006/relationships" xmlns:v="urn:schemas-microsoft-com:vml" xmlns:w10="urn:schemas-microsoft-com:office:word" xmlns:w14="http://schemas.microsoft.com/office/word/2010/wordml" xmlns:wne="http://schemas.microsoft.com/office/word/2006/wordml" xmlns:wp14="http://schemas.microsoft.com/office/word/2010/wordprocessingDrawing" xmlns:wp="http://schemas.openxmlformats.org/drawingml/2006/wordprocessingDrawing" xmlns:wpc="http://schemas.microsoft.com/office/word/2010/wordprocessingCanvas" xmlns:wpg="http://schemas.microsoft.com/office/word/2010/wordprocessingGroup" xmlns:wpi="http://schemas.microsoft.com/office/word/2010/wordprocessingInk" xmlns:wps="http://schemas.microsoft.com/office/word/2010/wordprocessingShape" mc:Ignorable="w14 wp14">
   <w:p>
     <w:pPr>
       <w:pStyle w:val="Footer"/>
@@ -2201,12 +2424,14 @@
     </w:pPr>
     <w:r>
       <w:rPr>
+        <w:rFonts w:eastAsia="黑体"/>
         <w:sz w:val="18"/>
       </w:rPr>
       <w:t xml:space="preserve">第 </w:t>
     </w:r>
     <w:r>
       <w:rPr>
+        <w:rFonts w:eastAsia="黑体"/>
         <w:sz w:val="18"/>
       </w:rPr>
       <w:fldChar w:fldCharType="begin"/>
@@ -2215,6 +2440,7 @@
     </w:r>
     <w:r>
       <w:rPr>
+        <w:rFonts w:eastAsia="黑体"/>
         <w:sz w:val="18"/>
       </w:rPr>
       <w:t xml:space="preserve"> 页</w:t>
@@ -2228,6 +2454,9 @@
   <w:footnote w:type="continuationSeparator" w:id="0">
     <w:p>
       <w:r>
+        <w:rPr>
+          <w:rFonts w:eastAsia="黑体"/>
+        </w:rPr>
         <w:continuationSeparator/>
       </w:r>
     </w:p>
@@ -2235,6 +2464,9 @@
   <w:footnote w:type="separator" w:id="-1">
     <w:p>
       <w:r>
+        <w:rPr>
+          <w:rFonts w:eastAsia="黑体"/>
+        </w:rPr>
         <w:separator/>
       </w:r>
     </w:p>
@@ -2243,7 +2475,7 @@
 </file>
 
 <file path=word/header1.xml><?xml version="1.0" encoding="utf-8"?>
-<w:hdr xmlns:m="http://schemas.openxmlformats.org/officeDocument/2006/math" xmlns:mc="http://schemas.openxmlformats.org/markup-compatibility/2006" xmlns:mo="http://schemas.microsoft.com/office/mac/office/2008/main" xmlns:mv="urn:schemas-microsoft-com:mac:vml" xmlns:o="urn:schemas-microsoft-com:office:office" xmlns:r="http://schemas.openxmlformats.org/officeDocument/2006/relationships" xmlns:v="urn:schemas-microsoft-com:vml" xmlns:w10="urn:schemas-microsoft-com:office:word" xmlns:w14="http://schemas.microsoft.com/office/word/2010/wordml" xmlns:w="http://schemas.openxmlformats.org/wordprocessingml/2006/main" xmlns:wne="http://schemas.microsoft.com/office/word/2006/wordml" xmlns:wp14="http://schemas.microsoft.com/office/word/2010/wordprocessingDrawing" xmlns:wp="http://schemas.openxmlformats.org/drawingml/2006/wordprocessingDrawing" xmlns:wpc="http://schemas.microsoft.com/office/word/2010/wordprocessingCanvas" xmlns:wpg="http://schemas.microsoft.com/office/word/2010/wordprocessingGroup" xmlns:wpi="http://schemas.microsoft.com/office/word/2010/wordprocessingInk" xmlns:wps="http://schemas.microsoft.com/office/word/2010/wordprocessingShape" mc:Ignorable="w14 wp14">
+<w:hdr xmlns:mc="http://schemas.openxmlformats.org/markup-compatibility/2006" xmlns:w="http://schemas.openxmlformats.org/wordprocessingml/2006/main" xmlns:m="http://schemas.openxmlformats.org/officeDocument/2006/math" xmlns:mo="http://schemas.microsoft.com/office/mac/office/2008/main" xmlns:mv="urn:schemas-microsoft-com:mac:vml" xmlns:o="urn:schemas-microsoft-com:office:office" xmlns:r="http://schemas.openxmlformats.org/officeDocument/2006/relationships" xmlns:v="urn:schemas-microsoft-com:vml" xmlns:w10="urn:schemas-microsoft-com:office:word" xmlns:w14="http://schemas.microsoft.com/office/word/2010/wordml" xmlns:wne="http://schemas.microsoft.com/office/word/2006/wordml" xmlns:wp14="http://schemas.microsoft.com/office/word/2010/wordprocessingDrawing" xmlns:wp="http://schemas.openxmlformats.org/drawingml/2006/wordprocessingDrawing" xmlns:wpc="http://schemas.microsoft.com/office/word/2010/wordprocessingCanvas" xmlns:wpg="http://schemas.microsoft.com/office/word/2010/wordprocessingGroup" xmlns:wpi="http://schemas.microsoft.com/office/word/2010/wordprocessingInk" xmlns:wps="http://schemas.microsoft.com/office/word/2010/wordprocessingShape" mc:Ignorable="w14 wp14">
   <w:p>
     <w:pPr>
       <w:pStyle w:val="Header"/>
@@ -2251,7 +2483,7 @@
     </w:pPr>
     <w:r>
       <w:rPr>
-        <w:rFonts w:ascii="Times New Roman" w:hAnsi="Times New Roman"/>
+        <w:rFonts w:ascii="Times New Roman" w:hAnsi="Times New Roman" w:eastAsia="黑体"/>
         <w:sz w:val="18"/>
         <w:rFonts w:eastAsia="黑体"/>
         <w:rFonts w:eastAsia="黑体"/>
@@ -2263,7 +2495,7 @@
 </file>
 
 <file path=word/numbering.xml><?xml version="1.0" encoding="utf-8"?>
-<w:numbering xmlns:m="http://schemas.openxmlformats.org/officeDocument/2006/math" xmlns:mc="http://schemas.openxmlformats.org/markup-compatibility/2006" xmlns:mo="http://schemas.microsoft.com/office/mac/office/2008/main" xmlns:mv="urn:schemas-microsoft-com:mac:vml" xmlns:o="urn:schemas-microsoft-com:office:office" xmlns:r="http://schemas.openxmlformats.org/officeDocument/2006/relationships" xmlns:v="urn:schemas-microsoft-com:vml" xmlns:w="http://schemas.openxmlformats.org/wordprocessingml/2006/main" xmlns:w10="urn:schemas-microsoft-com:office:word" xmlns:w14="http://schemas.microsoft.com/office/word/2010/wordml" xmlns:wne="http://schemas.microsoft.com/office/word/2006/wordml" xmlns:wp="http://schemas.openxmlformats.org/drawingml/2006/wordprocessingDrawing" xmlns:wp14="http://schemas.microsoft.com/office/word/2010/wordprocessingDrawing" xmlns:wpc="http://schemas.microsoft.com/office/word/2010/wordprocessingCanvas" xmlns:wpg="http://schemas.microsoft.com/office/word/2010/wordprocessingGroup" xmlns:wpi="http://schemas.microsoft.com/office/word/2010/wordprocessingInk" xmlns:wps="http://schemas.microsoft.com/office/word/2010/wordprocessingShape" mc:Ignorable="w14 wp14">
+<w:numbering xmlns:mc="http://schemas.openxmlformats.org/markup-compatibility/2006" xmlns:w="http://schemas.openxmlformats.org/wordprocessingml/2006/main" xmlns:m="http://schemas.openxmlformats.org/officeDocument/2006/math" xmlns:mo="http://schemas.microsoft.com/office/mac/office/2008/main" xmlns:mv="urn:schemas-microsoft-com:mac:vml" xmlns:o="urn:schemas-microsoft-com:office:office" xmlns:r="http://schemas.openxmlformats.org/officeDocument/2006/relationships" xmlns:v="urn:schemas-microsoft-com:vml" xmlns:w10="urn:schemas-microsoft-com:office:word" xmlns:w14="http://schemas.microsoft.com/office/word/2010/wordml" xmlns:wne="http://schemas.microsoft.com/office/word/2006/wordml" xmlns:wp="http://schemas.openxmlformats.org/drawingml/2006/wordprocessingDrawing" xmlns:wp14="http://schemas.microsoft.com/office/word/2010/wordprocessingDrawing" xmlns:wpc="http://schemas.microsoft.com/office/word/2010/wordprocessingCanvas" xmlns:wpg="http://schemas.microsoft.com/office/word/2010/wordprocessingGroup" xmlns:wpi="http://schemas.microsoft.com/office/word/2010/wordprocessingInk" xmlns:wps="http://schemas.microsoft.com/office/word/2010/wordprocessingShape" mc:Ignorable="w14 wp14">
   <w:abstractNum w:abstractNumId="0">
     <w:nsid w:val="FFFFFF7C"/>
     <w:multiLevelType w:val="singleLevel"/>
@@ -2350,7 +2582,7 @@
         <w:ind w:hanging="360" w:left="1440"/>
       </w:pPr>
       <w:rPr>
-        <w:rFonts w:ascii="Symbol" w:hAnsi="Symbol" w:hint="default"/>
+        <w:rFonts w:ascii="Symbol" w:hAnsi="Symbol" w:hint="default" w:eastAsia="黑体"/>
       </w:rPr>
     </w:lvl>
   </w:abstractNum>
@@ -2371,7 +2603,7 @@
         <w:ind w:hanging="360" w:left="1080"/>
       </w:pPr>
       <w:rPr>
-        <w:rFonts w:ascii="Symbol" w:hAnsi="Symbol" w:hint="default"/>
+        <w:rFonts w:ascii="Symbol" w:hAnsi="Symbol" w:hint="default" w:eastAsia="黑体"/>
       </w:rPr>
     </w:lvl>
   </w:abstractNum>
@@ -2392,7 +2624,7 @@
         <w:ind w:hanging="360" w:left="720"/>
       </w:pPr>
       <w:rPr>
-        <w:rFonts w:ascii="Symbol" w:hAnsi="Symbol" w:hint="default"/>
+        <w:rFonts w:ascii="Symbol" w:hAnsi="Symbol" w:hint="default" w:eastAsia="黑体"/>
       </w:rPr>
     </w:lvl>
   </w:abstractNum>
@@ -2431,7 +2663,7 @@
         <w:ind w:hanging="360" w:left="360"/>
       </w:pPr>
       <w:rPr>
-        <w:rFonts w:ascii="Symbol" w:hAnsi="Symbol" w:hint="default"/>
+        <w:rFonts w:ascii="Symbol" w:hAnsi="Symbol" w:hint="default" w:eastAsia="黑体"/>
       </w:rPr>
     </w:lvl>
   </w:abstractNum>
@@ -2522,7 +2754,7 @@
         <w:ind w:left="720" w:hanging="360"/>
       </w:pPr>
       <w:rPr>
-        <w:rFonts w:ascii="Symbol" w:hAnsi="Symbol" w:cs="Symbol" w:hint="default"/>
+        <w:rFonts w:ascii="Symbol" w:hAnsi="Symbol" w:cs="Symbol" w:hint="default" w:eastAsia="黑体"/>
       </w:rPr>
     </w:lvl>
     <w:lvl w:ilvl="1">
@@ -2533,7 +2765,7 @@
         <w:ind w:left="1440" w:hanging="360"/>
       </w:pPr>
       <w:rPr>
-        <w:rFonts w:ascii="Courier New" w:hAnsi="Courier New" w:cs="Courier New" w:hint="default"/>
+        <w:rFonts w:ascii="Courier New" w:hAnsi="Courier New" w:cs="Courier New" w:hint="default" w:eastAsia="黑体"/>
       </w:rPr>
     </w:lvl>
     <w:lvl w:ilvl="2">
@@ -2544,7 +2776,7 @@
         <w:ind w:left="2160" w:hanging="360"/>
       </w:pPr>
       <w:rPr>
-        <w:rFonts w:ascii="Wingdings" w:hAnsi="Wingdings" w:cs="Wingdings" w:hint="default"/>
+        <w:rFonts w:ascii="Wingdings" w:hAnsi="Wingdings" w:cs="Wingdings" w:hint="default" w:eastAsia="黑体"/>
       </w:rPr>
     </w:lvl>
     <w:lvl w:ilvl="3">
@@ -2555,7 +2787,7 @@
         <w:ind w:left="2880" w:hanging="360"/>
       </w:pPr>
       <w:rPr>
-        <w:rFonts w:ascii="Symbol" w:hAnsi="Symbol" w:cs="Symbol" w:hint="default"/>
+        <w:rFonts w:ascii="Symbol" w:hAnsi="Symbol" w:cs="Symbol" w:hint="default" w:eastAsia="黑体"/>
       </w:rPr>
     </w:lvl>
     <w:lvl w:ilvl="4">
@@ -2566,7 +2798,7 @@
         <w:ind w:left="3600" w:hanging="360"/>
       </w:pPr>
       <w:rPr>
-        <w:rFonts w:ascii="Courier New" w:hAnsi="Courier New" w:cs="Courier New" w:hint="default"/>
+        <w:rFonts w:ascii="Courier New" w:hAnsi="Courier New" w:cs="Courier New" w:hint="default" w:eastAsia="黑体"/>
       </w:rPr>
     </w:lvl>
     <w:lvl w:ilvl="5">
@@ -2577,7 +2809,7 @@
         <w:ind w:left="4320" w:hanging="360"/>
       </w:pPr>
       <w:rPr>
-        <w:rFonts w:ascii="Wingdings" w:hAnsi="Wingdings" w:cs="Wingdings" w:hint="default"/>
+        <w:rFonts w:ascii="Wingdings" w:hAnsi="Wingdings" w:cs="Wingdings" w:hint="default" w:eastAsia="黑体"/>
       </w:rPr>
     </w:lvl>
     <w:lvl w:ilvl="6">
@@ -2588,7 +2820,7 @@
         <w:ind w:left="5040" w:hanging="360"/>
       </w:pPr>
       <w:rPr>
-        <w:rFonts w:ascii="Symbol" w:hAnsi="Symbol" w:cs="Symbol" w:hint="default"/>
+        <w:rFonts w:ascii="Symbol" w:hAnsi="Symbol" w:cs="Symbol" w:hint="default" w:eastAsia="黑体"/>
       </w:rPr>
     </w:lvl>
     <w:lvl w:ilvl="7">
@@ -2599,7 +2831,7 @@
         <w:ind w:left="5760" w:hanging="360"/>
       </w:pPr>
       <w:rPr>
-        <w:rFonts w:ascii="Courier New" w:hAnsi="Courier New" w:cs="Courier New" w:hint="default"/>
+        <w:rFonts w:ascii="Courier New" w:hAnsi="Courier New" w:cs="Courier New" w:hint="default" w:eastAsia="黑体"/>
       </w:rPr>
     </w:lvl>
     <w:lvl w:ilvl="8">
@@ -2610,7 +2842,7 @@
         <w:ind w:left="6480" w:hanging="360"/>
       </w:pPr>
       <w:rPr>
-        <w:rFonts w:ascii="Wingdings" w:hAnsi="Wingdings" w:cs="Wingdings" w:hint="default"/>
+        <w:rFonts w:ascii="Wingdings" w:hAnsi="Wingdings" w:cs="Wingdings" w:hint="default" w:eastAsia="黑体"/>
       </w:rPr>
     </w:lvl>
   </w:abstractNum>
@@ -2666,11 +2898,11 @@
 </file>
 
 <file path=word/styles.xml><?xml version="1.0" encoding="utf-8"?>
-<w:styles xmlns:mc="http://schemas.openxmlformats.org/markup-compatibility/2006" xmlns:r="http://schemas.openxmlformats.org/officeDocument/2006/relationships" xmlns:w="http://schemas.openxmlformats.org/wordprocessingml/2006/main" xmlns:w14="http://schemas.microsoft.com/office/word/2010/wordml" mc:Ignorable="w14">
+<w:styles xmlns:mc="http://schemas.openxmlformats.org/markup-compatibility/2006" xmlns:w="http://schemas.openxmlformats.org/wordprocessingml/2006/main" xmlns:r="http://schemas.openxmlformats.org/officeDocument/2006/relationships" xmlns:w14="http://schemas.microsoft.com/office/word/2010/wordml" mc:Ignorable="w14">
   <w:docDefaults>
     <w:rPrDefault>
       <w:rPr>
-        <w:rFonts w:asciiTheme="minorHAnsi" w:cstheme="minorBidi" w:eastAsiaTheme="minorEastAsia" w:hAnsiTheme="minorHAnsi"/>
+        <w:rFonts w:asciiTheme="minorHAnsi" w:cstheme="minorBidi" w:hAnsiTheme="minorHAnsi" w:eastAsia="黑体"/>
         <w:sz w:val="22"/>
         <w:szCs w:val="22"/>
         <w:lang w:bidi="ar-SA" w:eastAsia="en-US" w:val="en-US"/>
@@ -2892,7 +3124,7 @@
       <w:outlineLvl w:val="0"/>
     </w:pPr>
     <w:rPr>
-      <w:rFonts w:ascii="Times New Roman" w:asciiTheme="majorHAnsi" w:cstheme="majorBidi" w:eastAsia="黑体" w:eastAsiaTheme="majorEastAsia" w:hAnsi="Times New Roman" w:hAnsiTheme="majorHAnsi"/>
+      <w:rFonts w:ascii="Times New Roman" w:asciiTheme="majorHAnsi" w:cstheme="majorBidi" w:eastAsia="黑体" w:hAnsi="Times New Roman" w:hAnsiTheme="majorHAnsi"/>
       <w:b/>
       <w:bCs/>
       <w:color w:val="1F3864"/>
@@ -2916,7 +3148,7 @@
       <w:outlineLvl w:val="1"/>
     </w:pPr>
     <w:rPr>
-      <w:rFonts w:ascii="Times New Roman" w:asciiTheme="majorHAnsi" w:cstheme="majorBidi" w:eastAsia="黑体" w:eastAsiaTheme="majorEastAsia" w:hAnsi="Times New Roman" w:hAnsiTheme="majorHAnsi"/>
+      <w:rFonts w:ascii="Times New Roman" w:asciiTheme="majorHAnsi" w:cstheme="majorBidi" w:eastAsia="黑体" w:hAnsi="Times New Roman" w:hAnsiTheme="majorHAnsi"/>
       <w:b/>
       <w:bCs/>
       <w:color w:val="2E4E7E"/>
@@ -2940,7 +3172,7 @@
       <w:outlineLvl w:val="2"/>
     </w:pPr>
     <w:rPr>
-      <w:rFonts w:ascii="Times New Roman" w:asciiTheme="majorHAnsi" w:cstheme="majorBidi" w:eastAsia="黑体" w:eastAsiaTheme="majorEastAsia" w:hAnsi="Times New Roman" w:hAnsiTheme="majorHAnsi"/>
+      <w:rFonts w:ascii="Times New Roman" w:asciiTheme="majorHAnsi" w:cstheme="majorBidi" w:eastAsia="黑体" w:hAnsi="Times New Roman" w:hAnsiTheme="majorHAnsi"/>
       <w:b/>
       <w:bCs/>
       <w:color w:val="2E4E7E"/>
@@ -2964,7 +3196,7 @@
       <w:outlineLvl w:val="3"/>
     </w:pPr>
     <w:rPr>
-      <w:rFonts w:ascii="Times New Roman" w:asciiTheme="majorHAnsi" w:cstheme="majorBidi" w:eastAsia="黑体" w:eastAsiaTheme="majorEastAsia" w:hAnsi="Times New Roman" w:hAnsiTheme="majorHAnsi"/>
+      <w:rFonts w:ascii="Times New Roman" w:asciiTheme="majorHAnsi" w:cstheme="majorBidi" w:eastAsia="黑体" w:hAnsi="Times New Roman" w:hAnsiTheme="majorHAnsi"/>
       <w:b/>
       <w:bCs/>
       <w:i/>
@@ -2990,7 +3222,7 @@
       <w:outlineLvl w:val="4"/>
     </w:pPr>
     <w:rPr>
-      <w:rFonts w:ascii="Times New Roman" w:asciiTheme="majorHAnsi" w:cstheme="majorBidi" w:eastAsia="黑体" w:eastAsiaTheme="majorEastAsia" w:hAnsi="Times New Roman" w:hAnsiTheme="majorHAnsi"/>
+      <w:rFonts w:ascii="Times New Roman" w:asciiTheme="majorHAnsi" w:cstheme="majorBidi" w:eastAsia="黑体" w:hAnsi="Times New Roman" w:hAnsiTheme="majorHAnsi"/>
       <w:b/>
       <w:color w:val="333333"/>
       <w:sz w:val="22"/>
@@ -3013,7 +3245,7 @@
       <w:outlineLvl w:val="5"/>
     </w:pPr>
     <w:rPr>
-      <w:rFonts w:asciiTheme="majorHAnsi" w:cstheme="majorBidi" w:eastAsiaTheme="majorEastAsia" w:hAnsiTheme="majorHAnsi"/>
+      <w:rFonts w:asciiTheme="majorHAnsi" w:cstheme="majorBidi" w:hAnsiTheme="majorHAnsi" w:eastAsia="黑体"/>
       <w:i/>
       <w:iCs/>
       <w:color w:themeColor="accent1" w:themeShade="7F" w:val="243F60"/>
@@ -3036,7 +3268,7 @@
       <w:outlineLvl w:val="6"/>
     </w:pPr>
     <w:rPr>
-      <w:rFonts w:asciiTheme="majorHAnsi" w:cstheme="majorBidi" w:eastAsiaTheme="majorEastAsia" w:hAnsiTheme="majorHAnsi"/>
+      <w:rFonts w:asciiTheme="majorHAnsi" w:cstheme="majorBidi" w:hAnsiTheme="majorHAnsi" w:eastAsia="黑体"/>
       <w:i/>
       <w:iCs/>
       <w:color w:themeColor="text1" w:themeTint="BF" w:val="404040"/>
@@ -3059,7 +3291,7 @@
       <w:outlineLvl w:val="7"/>
     </w:pPr>
     <w:rPr>
-      <w:rFonts w:asciiTheme="majorHAnsi" w:cstheme="majorBidi" w:eastAsiaTheme="majorEastAsia" w:hAnsiTheme="majorHAnsi"/>
+      <w:rFonts w:asciiTheme="majorHAnsi" w:cstheme="majorBidi" w:hAnsiTheme="majorHAnsi" w:eastAsia="黑体"/>
       <w:color w:themeColor="accent1" w:val="4F81BD"/>
       <w:sz w:val="20"/>
       <w:szCs w:val="20"/>
@@ -3082,7 +3314,7 @@
       <w:outlineLvl w:val="8"/>
     </w:pPr>
     <w:rPr>
-      <w:rFonts w:asciiTheme="majorHAnsi" w:cstheme="majorBidi" w:eastAsiaTheme="majorEastAsia" w:hAnsiTheme="majorHAnsi"/>
+      <w:rFonts w:asciiTheme="majorHAnsi" w:cstheme="majorBidi" w:hAnsiTheme="majorHAnsi" w:eastAsia="黑体"/>
       <w:i/>
       <w:iCs/>
       <w:color w:themeColor="text1" w:themeTint="BF" w:val="404040"/>
@@ -3133,7 +3365,7 @@
     <w:uiPriority w:val="9"/>
     <w:rsid w:val="00FC693F"/>
     <w:rPr>
-      <w:rFonts w:asciiTheme="majorHAnsi" w:cstheme="majorBidi" w:eastAsiaTheme="majorEastAsia" w:hAnsiTheme="majorHAnsi"/>
+      <w:rFonts w:asciiTheme="majorHAnsi" w:cstheme="majorBidi" w:hAnsiTheme="majorHAnsi" w:eastAsia="黑体"/>
       <w:b/>
       <w:bCs/>
       <w:color w:themeColor="accent1" w:themeShade="BF" w:val="365F91"/>
@@ -3148,7 +3380,7 @@
     <w:uiPriority w:val="9"/>
     <w:rsid w:val="00FC693F"/>
     <w:rPr>
-      <w:rFonts w:asciiTheme="majorHAnsi" w:cstheme="majorBidi" w:eastAsiaTheme="majorEastAsia" w:hAnsiTheme="majorHAnsi"/>
+      <w:rFonts w:asciiTheme="majorHAnsi" w:cstheme="majorBidi" w:hAnsiTheme="majorHAnsi" w:eastAsia="黑体"/>
       <w:b/>
       <w:bCs/>
       <w:color w:themeColor="accent1" w:val="4F81BD"/>
@@ -3163,7 +3395,7 @@
     <w:uiPriority w:val="9"/>
     <w:rsid w:val="00FC693F"/>
     <w:rPr>
-      <w:rFonts w:asciiTheme="majorHAnsi" w:cstheme="majorBidi" w:eastAsiaTheme="majorEastAsia" w:hAnsiTheme="majorHAnsi"/>
+      <w:rFonts w:asciiTheme="majorHAnsi" w:cstheme="majorBidi" w:hAnsiTheme="majorHAnsi" w:eastAsia="黑体"/>
       <w:b/>
       <w:bCs/>
       <w:color w:themeColor="accent1" w:val="4F81BD"/>
@@ -3186,7 +3418,7 @@
       <w:contextualSpacing/>
     </w:pPr>
     <w:rPr>
-      <w:rFonts w:ascii="Times New Roman" w:asciiTheme="majorHAnsi" w:cstheme="majorBidi" w:eastAsia="黑体" w:eastAsiaTheme="majorEastAsia" w:hAnsi="Times New Roman" w:hAnsiTheme="majorHAnsi"/>
+      <w:rFonts w:ascii="Times New Roman" w:asciiTheme="majorHAnsi" w:cstheme="majorBidi" w:eastAsia="黑体" w:hAnsi="Times New Roman" w:hAnsiTheme="majorHAnsi"/>
       <w:b/>
       <w:color w:val="1F3864"/>
       <w:spacing w:val="5"/>
@@ -3202,7 +3434,7 @@
     <w:uiPriority w:val="10"/>
     <w:rsid w:val="00FC693F"/>
     <w:rPr>
-      <w:rFonts w:asciiTheme="majorHAnsi" w:cstheme="majorBidi" w:eastAsiaTheme="majorEastAsia" w:hAnsiTheme="majorHAnsi"/>
+      <w:rFonts w:asciiTheme="majorHAnsi" w:cstheme="majorBidi" w:hAnsiTheme="majorHAnsi" w:eastAsia="黑体"/>
       <w:color w:themeColor="text2" w:themeShade="BF" w:val="17365D"/>
       <w:spacing w:val="5"/>
       <w:kern w:val="28"/>
@@ -3224,7 +3456,7 @@
       </w:numPr>
     </w:pPr>
     <w:rPr>
-      <w:rFonts w:asciiTheme="majorHAnsi" w:cstheme="majorBidi" w:eastAsiaTheme="majorEastAsia" w:hAnsiTheme="majorHAnsi"/>
+      <w:rFonts w:asciiTheme="majorHAnsi" w:cstheme="majorBidi" w:hAnsiTheme="majorHAnsi" w:eastAsia="黑体"/>
       <w:i/>
       <w:iCs/>
       <w:color w:themeColor="accent1" w:val="4F81BD"/>
@@ -3240,7 +3472,7 @@
     <w:uiPriority w:val="11"/>
     <w:rsid w:val="00FC693F"/>
     <w:rPr>
-      <w:rFonts w:asciiTheme="majorHAnsi" w:cstheme="majorBidi" w:eastAsiaTheme="majorEastAsia" w:hAnsiTheme="majorHAnsi"/>
+      <w:rFonts w:asciiTheme="majorHAnsi" w:cstheme="majorBidi" w:hAnsiTheme="majorHAnsi" w:eastAsia="黑体"/>
       <w:i/>
       <w:iCs/>
       <w:color w:themeColor="accent1" w:val="4F81BD"/>
@@ -3307,6 +3539,7 @@
       <w:spacing w:after="120"/>
     </w:pPr>
     <w:rPr>
+      <w:rFonts w:eastAsia="黑体"/>
       <w:sz w:val="16"/>
       <w:szCs w:val="16"/>
     </w:rPr>
@@ -3318,6 +3551,7 @@
     <w:uiPriority w:val="99"/>
     <w:rsid w:val="00AA1D8D"/>
     <w:rPr>
+      <w:rFonts w:eastAsia="黑体"/>
       <w:sz w:val="16"/>
       <w:szCs w:val="16"/>
     </w:rPr>
@@ -3487,7 +3721,7 @@
       </w:tabs>
     </w:pPr>
     <w:rPr>
-      <w:rFonts w:ascii="Courier" w:hAnsi="Courier"/>
+      <w:rFonts w:ascii="Courier" w:hAnsi="Courier" w:eastAsia="黑体"/>
       <w:sz w:val="20"/>
       <w:szCs w:val="20"/>
     </w:rPr>
@@ -3499,7 +3733,7 @@
     <w:uiPriority w:val="99"/>
     <w:rsid w:val="0029639D"/>
     <w:rPr>
-      <w:rFonts w:ascii="Courier" w:hAnsi="Courier"/>
+      <w:rFonts w:ascii="Courier" w:hAnsi="Courier" w:eastAsia="黑体"/>
       <w:sz w:val="20"/>
       <w:szCs w:val="20"/>
     </w:rPr>
@@ -3535,6 +3769,7 @@
     <w:uiPriority w:val="29"/>
     <w:rsid w:val="00FC693F"/>
     <w:rPr>
+      <w:rFonts w:eastAsia="黑体"/>
       <w:i/>
       <w:iCs/>
       <w:color w:themeColor="text1" w:val="000000"/>
@@ -3548,7 +3783,7 @@
     <w:semiHidden/>
     <w:rsid w:val="00FC693F"/>
     <w:rPr>
-      <w:rFonts w:asciiTheme="majorHAnsi" w:cstheme="majorBidi" w:eastAsiaTheme="majorEastAsia" w:hAnsiTheme="majorHAnsi"/>
+      <w:rFonts w:asciiTheme="majorHAnsi" w:cstheme="majorBidi" w:hAnsiTheme="majorHAnsi" w:eastAsia="黑体"/>
       <w:b/>
       <w:bCs/>
       <w:i/>
@@ -3564,7 +3799,7 @@
     <w:semiHidden/>
     <w:rsid w:val="00FC693F"/>
     <w:rPr>
-      <w:rFonts w:asciiTheme="majorHAnsi" w:cstheme="majorBidi" w:eastAsiaTheme="majorEastAsia" w:hAnsiTheme="majorHAnsi"/>
+      <w:rFonts w:asciiTheme="majorHAnsi" w:cstheme="majorBidi" w:hAnsiTheme="majorHAnsi" w:eastAsia="黑体"/>
       <w:color w:themeColor="accent1" w:themeShade="7F" w:val="243F60"/>
     </w:rPr>
   </w:style>
@@ -3576,7 +3811,7 @@
     <w:semiHidden/>
     <w:rsid w:val="00FC693F"/>
     <w:rPr>
-      <w:rFonts w:asciiTheme="majorHAnsi" w:cstheme="majorBidi" w:eastAsiaTheme="majorEastAsia" w:hAnsiTheme="majorHAnsi"/>
+      <w:rFonts w:asciiTheme="majorHAnsi" w:cstheme="majorBidi" w:hAnsiTheme="majorHAnsi" w:eastAsia="黑体"/>
       <w:i/>
       <w:iCs/>
       <w:color w:themeColor="accent1" w:themeShade="7F" w:val="243F60"/>
@@ -3590,7 +3825,7 @@
     <w:semiHidden/>
     <w:rsid w:val="00FC693F"/>
     <w:rPr>
-      <w:rFonts w:asciiTheme="majorHAnsi" w:cstheme="majorBidi" w:eastAsiaTheme="majorEastAsia" w:hAnsiTheme="majorHAnsi"/>
+      <w:rFonts w:asciiTheme="majorHAnsi" w:cstheme="majorBidi" w:hAnsiTheme="majorHAnsi" w:eastAsia="黑体"/>
       <w:i/>
       <w:iCs/>
       <w:color w:themeColor="text1" w:themeTint="BF" w:val="404040"/>
@@ -3604,7 +3839,7 @@
     <w:semiHidden/>
     <w:rsid w:val="00FC693F"/>
     <w:rPr>
-      <w:rFonts w:asciiTheme="majorHAnsi" w:cstheme="majorBidi" w:eastAsiaTheme="majorEastAsia" w:hAnsiTheme="majorHAnsi"/>
+      <w:rFonts w:asciiTheme="majorHAnsi" w:cstheme="majorBidi" w:hAnsiTheme="majorHAnsi" w:eastAsia="黑体"/>
       <w:color w:themeColor="accent1" w:val="4F81BD"/>
       <w:sz w:val="20"/>
       <w:szCs w:val="20"/>
@@ -3618,7 +3853,7 @@
     <w:semiHidden/>
     <w:rsid w:val="00FC693F"/>
     <w:rPr>
-      <w:rFonts w:asciiTheme="majorHAnsi" w:cstheme="majorBidi" w:eastAsiaTheme="majorEastAsia" w:hAnsiTheme="majorHAnsi"/>
+      <w:rFonts w:asciiTheme="majorHAnsi" w:cstheme="majorBidi" w:hAnsiTheme="majorHAnsi" w:eastAsia="黑体"/>
       <w:i/>
       <w:iCs/>
       <w:color w:themeColor="text1" w:themeTint="BF" w:val="404040"/>
@@ -3639,6 +3874,7 @@
       <w:spacing w:line="240" w:lineRule="auto"/>
     </w:pPr>
     <w:rPr>
+      <w:rFonts w:eastAsia="黑体"/>
       <w:b/>
       <w:bCs/>
       <w:color w:themeColor="accent1" w:val="4F81BD"/>
@@ -3653,6 +3889,7 @@
     <w:qFormat/>
     <w:rsid w:val="00FC693F"/>
     <w:rPr>
+      <w:rFonts w:eastAsia="黑体"/>
       <w:b/>
       <w:bCs/>
     </w:rPr>
@@ -3664,6 +3901,7 @@
     <w:qFormat/>
     <w:rsid w:val="00FC693F"/>
     <w:rPr>
+      <w:rFonts w:eastAsia="黑体"/>
       <w:i/>
       <w:iCs/>
     </w:rPr>
@@ -3684,6 +3922,7 @@
       <w:ind w:left="936" w:right="936"/>
     </w:pPr>
     <w:rPr>
+      <w:rFonts w:eastAsia="黑体"/>
       <w:b/>
       <w:bCs/>
       <w:i/>
@@ -3698,6 +3937,7 @@
     <w:uiPriority w:val="30"/>
     <w:rsid w:val="00FC693F"/>
     <w:rPr>
+      <w:rFonts w:eastAsia="黑体"/>
       <w:b/>
       <w:bCs/>
       <w:i/>
@@ -3712,6 +3952,7 @@
     <w:qFormat/>
     <w:rsid w:val="00FC693F"/>
     <w:rPr>
+      <w:rFonts w:eastAsia="黑体"/>
       <w:i/>
       <w:iCs/>
       <w:color w:themeColor="text1" w:themeTint="7F" w:val="808080"/>
@@ -3724,6 +3965,7 @@
     <w:qFormat/>
     <w:rsid w:val="00FC693F"/>
     <w:rPr>
+      <w:rFonts w:eastAsia="黑体"/>
       <w:b/>
       <w:bCs/>
       <w:i/>
@@ -3738,6 +3980,7 @@
     <w:qFormat/>
     <w:rsid w:val="00FC693F"/>
     <w:rPr>
+      <w:rFonts w:eastAsia="黑体"/>
       <w:smallCaps/>
       <w:color w:themeColor="accent2" w:val="C0504D"/>
       <w:u w:val="single"/>
@@ -3750,6 +3993,7 @@
     <w:qFormat/>
     <w:rsid w:val="00FC693F"/>
     <w:rPr>
+      <w:rFonts w:eastAsia="黑体"/>
       <w:b/>
       <w:bCs/>
       <w:smallCaps/>
@@ -3765,6 +4009,7 @@
     <w:qFormat/>
     <w:rsid w:val="00FC693F"/>
     <w:rPr>
+      <w:rFonts w:eastAsia="黑体"/>
       <w:b/>
       <w:bCs/>
       <w:smallCaps/>
@@ -3819,6 +4064,7 @@
       <w:spacing w:after="0" w:line="240" w:lineRule="auto"/>
     </w:pPr>
     <w:rPr>
+      <w:rFonts w:eastAsia="黑体"/>
       <w:color w:themeColor="text1" w:themeShade="BF" w:val="000000"/>
     </w:rPr>
     <w:tblPr>
@@ -3841,6 +4087,7 @@
         <w:spacing w:after="0" w:before="0" w:line="240" w:lineRule="auto"/>
       </w:pPr>
       <w:rPr>
+        <w:rFonts w:eastAsia="黑体"/>
         <w:b/>
         <w:bCs/>
       </w:rPr>
@@ -3861,6 +4108,7 @@
         <w:spacing w:after="0" w:before="0" w:line="240" w:lineRule="auto"/>
       </w:pPr>
       <w:rPr>
+        <w:rFonts w:eastAsia="黑体"/>
         <w:b/>
         <w:bCs/>
       </w:rPr>
@@ -3878,12 +4126,14 @@
     </w:tblStylePr>
     <w:tblStylePr w:type="firstCol">
       <w:rPr>
+        <w:rFonts w:eastAsia="黑体"/>
         <w:b/>
         <w:bCs/>
       </w:rPr>
     </w:tblStylePr>
     <w:tblStylePr w:type="lastCol">
       <w:rPr>
+        <w:rFonts w:eastAsia="黑体"/>
         <w:b/>
         <w:bCs/>
       </w:rPr>
@@ -3922,6 +4172,7 @@
       <w:spacing w:after="0" w:line="240" w:lineRule="auto"/>
     </w:pPr>
     <w:rPr>
+      <w:rFonts w:eastAsia="黑体"/>
       <w:color w:themeColor="accent1" w:themeShade="BF" w:val="365F91"/>
     </w:rPr>
     <w:tblPr>
@@ -3944,6 +4195,7 @@
         <w:spacing w:after="0" w:before="0" w:line="240" w:lineRule="auto"/>
       </w:pPr>
       <w:rPr>
+        <w:rFonts w:eastAsia="黑体"/>
         <w:b/>
         <w:bCs/>
       </w:rPr>
@@ -3964,6 +4216,7 @@
         <w:spacing w:after="0" w:before="0" w:line="240" w:lineRule="auto"/>
       </w:pPr>
       <w:rPr>
+        <w:rFonts w:eastAsia="黑体"/>
         <w:b/>
         <w:bCs/>
       </w:rPr>
@@ -3981,12 +4234,14 @@
     </w:tblStylePr>
     <w:tblStylePr w:type="firstCol">
       <w:rPr>
+        <w:rFonts w:eastAsia="黑体"/>
         <w:b/>
         <w:bCs/>
       </w:rPr>
     </w:tblStylePr>
     <w:tblStylePr w:type="lastCol">
       <w:rPr>
+        <w:rFonts w:eastAsia="黑体"/>
         <w:b/>
         <w:bCs/>
       </w:rPr>
@@ -4025,6 +4280,7 @@
       <w:spacing w:after="0" w:line="240" w:lineRule="auto"/>
     </w:pPr>
     <w:rPr>
+      <w:rFonts w:eastAsia="黑体"/>
       <w:color w:themeColor="accent2" w:themeShade="BF" w:val="943634"/>
     </w:rPr>
     <w:tblPr>
@@ -4047,6 +4303,7 @@
         <w:spacing w:after="0" w:before="0" w:line="240" w:lineRule="auto"/>
       </w:pPr>
       <w:rPr>
+        <w:rFonts w:eastAsia="黑体"/>
         <w:b/>
         <w:bCs/>
       </w:rPr>
@@ -4067,6 +4324,7 @@
         <w:spacing w:after="0" w:before="0" w:line="240" w:lineRule="auto"/>
       </w:pPr>
       <w:rPr>
+        <w:rFonts w:eastAsia="黑体"/>
         <w:b/>
         <w:bCs/>
       </w:rPr>
@@ -4084,12 +4342,14 @@
     </w:tblStylePr>
     <w:tblStylePr w:type="firstCol">
       <w:rPr>
+        <w:rFonts w:eastAsia="黑体"/>
         <w:b/>
         <w:bCs/>
       </w:rPr>
     </w:tblStylePr>
     <w:tblStylePr w:type="lastCol">
       <w:rPr>
+        <w:rFonts w:eastAsia="黑体"/>
         <w:b/>
         <w:bCs/>
       </w:rPr>
@@ -4128,6 +4388,7 @@
       <w:spacing w:after="0" w:line="240" w:lineRule="auto"/>
     </w:pPr>
     <w:rPr>
+      <w:rFonts w:eastAsia="黑体"/>
       <w:color w:themeColor="accent3" w:themeShade="BF" w:val="76923C"/>
     </w:rPr>
     <w:tblPr>
@@ -4150,6 +4411,7 @@
         <w:spacing w:after="0" w:before="0" w:line="240" w:lineRule="auto"/>
       </w:pPr>
       <w:rPr>
+        <w:rFonts w:eastAsia="黑体"/>
         <w:b/>
         <w:bCs/>
       </w:rPr>
@@ -4170,6 +4432,7 @@
         <w:spacing w:after="0" w:before="0" w:line="240" w:lineRule="auto"/>
       </w:pPr>
       <w:rPr>
+        <w:rFonts w:eastAsia="黑体"/>
         <w:b/>
         <w:bCs/>
       </w:rPr>
@@ -4187,12 +4450,14 @@
     </w:tblStylePr>
     <w:tblStylePr w:type="firstCol">
       <w:rPr>
+        <w:rFonts w:eastAsia="黑体"/>
         <w:b/>
         <w:bCs/>
       </w:rPr>
     </w:tblStylePr>
     <w:tblStylePr w:type="lastCol">
       <w:rPr>
+        <w:rFonts w:eastAsia="黑体"/>
         <w:b/>
         <w:bCs/>
       </w:rPr>
@@ -4231,6 +4496,7 @@
       <w:spacing w:after="0" w:line="240" w:lineRule="auto"/>
     </w:pPr>
     <w:rPr>
+      <w:rFonts w:eastAsia="黑体"/>
       <w:color w:themeColor="accent4" w:themeShade="BF" w:val="5F497A"/>
     </w:rPr>
     <w:tblPr>
@@ -4253,6 +4519,7 @@
         <w:spacing w:after="0" w:before="0" w:line="240" w:lineRule="auto"/>
       </w:pPr>
       <w:rPr>
+        <w:rFonts w:eastAsia="黑体"/>
         <w:b/>
         <w:bCs/>
       </w:rPr>
@@ -4273,6 +4540,7 @@
         <w:spacing w:after="0" w:before="0" w:line="240" w:lineRule="auto"/>
       </w:pPr>
       <w:rPr>
+        <w:rFonts w:eastAsia="黑体"/>
         <w:b/>
         <w:bCs/>
       </w:rPr>
@@ -4290,12 +4558,14 @@
     </w:tblStylePr>
     <w:tblStylePr w:type="firstCol">
       <w:rPr>
+        <w:rFonts w:eastAsia="黑体"/>
         <w:b/>
         <w:bCs/>
       </w:rPr>
     </w:tblStylePr>
     <w:tblStylePr w:type="lastCol">
       <w:rPr>
+        <w:rFonts w:eastAsia="黑体"/>
         <w:b/>
         <w:bCs/>
       </w:rPr>
@@ -4334,6 +4604,7 @@
       <w:spacing w:after="0" w:line="240" w:lineRule="auto"/>
     </w:pPr>
     <w:rPr>
+      <w:rFonts w:eastAsia="黑体"/>
       <w:color w:themeColor="accent5" w:themeShade="BF" w:val="31849B"/>
     </w:rPr>
     <w:tblPr>
@@ -4356,6 +4627,7 @@
         <w:spacing w:after="0" w:before="0" w:line="240" w:lineRule="auto"/>
       </w:pPr>
       <w:rPr>
+        <w:rFonts w:eastAsia="黑体"/>
         <w:b/>
         <w:bCs/>
       </w:rPr>
@@ -4376,6 +4648,7 @@
         <w:spacing w:after="0" w:before="0" w:line="240" w:lineRule="auto"/>
       </w:pPr>
       <w:rPr>
+        <w:rFonts w:eastAsia="黑体"/>
         <w:b/>
         <w:bCs/>
       </w:rPr>
@@ -4393,12 +4666,14 @@
     </w:tblStylePr>
     <w:tblStylePr w:type="firstCol">
       <w:rPr>
+        <w:rFonts w:eastAsia="黑体"/>
         <w:b/>
         <w:bCs/>
       </w:rPr>
     </w:tblStylePr>
     <w:tblStylePr w:type="lastCol">
       <w:rPr>
+        <w:rFonts w:eastAsia="黑体"/>
         <w:b/>
         <w:bCs/>
       </w:rPr>
@@ -4437,6 +4712,7 @@
       <w:spacing w:after="0" w:line="240" w:lineRule="auto"/>
     </w:pPr>
     <w:rPr>
+      <w:rFonts w:eastAsia="黑体"/>
       <w:color w:themeColor="accent6" w:themeShade="BF" w:val="E36C0A"/>
     </w:rPr>
     <w:tblPr>
@@ -4459,6 +4735,7 @@
         <w:spacing w:after="0" w:before="0" w:line="240" w:lineRule="auto"/>
       </w:pPr>
       <w:rPr>
+        <w:rFonts w:eastAsia="黑体"/>
         <w:b/>
         <w:bCs/>
       </w:rPr>
@@ -4479,6 +4756,7 @@
         <w:spacing w:after="0" w:before="0" w:line="240" w:lineRule="auto"/>
       </w:pPr>
       <w:rPr>
+        <w:rFonts w:eastAsia="黑体"/>
         <w:b/>
         <w:bCs/>
       </w:rPr>
@@ -4496,12 +4774,14 @@
     </w:tblStylePr>
     <w:tblStylePr w:type="firstCol">
       <w:rPr>
+        <w:rFonts w:eastAsia="黑体"/>
         <w:b/>
         <w:bCs/>
       </w:rPr>
     </w:tblStylePr>
     <w:tblStylePr w:type="lastCol">
       <w:rPr>
+        <w:rFonts w:eastAsia="黑体"/>
         <w:b/>
         <w:bCs/>
       </w:rPr>
@@ -4561,6 +4841,7 @@
         <w:spacing w:after="0" w:before="0" w:line="240" w:lineRule="auto"/>
       </w:pPr>
       <w:rPr>
+        <w:rFonts w:eastAsia="黑体"/>
         <w:b/>
         <w:bCs/>
         <w:color w:themeColor="background1" w:val="FFFFFF"/>
@@ -4575,6 +4856,7 @@
         <w:spacing w:after="0" w:before="0" w:line="240" w:lineRule="auto"/>
       </w:pPr>
       <w:rPr>
+        <w:rFonts w:eastAsia="黑体"/>
         <w:b/>
         <w:bCs/>
       </w:rPr>
@@ -4590,12 +4872,14 @@
     </w:tblStylePr>
     <w:tblStylePr w:type="firstCol">
       <w:rPr>
+        <w:rFonts w:eastAsia="黑体"/>
         <w:b/>
         <w:bCs/>
       </w:rPr>
     </w:tblStylePr>
     <w:tblStylePr w:type="lastCol">
       <w:rPr>
+        <w:rFonts w:eastAsia="黑体"/>
         <w:b/>
         <w:bCs/>
       </w:rPr>
@@ -4653,6 +4937,7 @@
         <w:spacing w:after="0" w:before="0" w:line="240" w:lineRule="auto"/>
       </w:pPr>
       <w:rPr>
+        <w:rFonts w:eastAsia="黑体"/>
         <w:b/>
         <w:bCs/>
         <w:color w:themeColor="background1" w:val="FFFFFF"/>
@@ -4667,6 +4952,7 @@
         <w:spacing w:after="0" w:before="0" w:line="240" w:lineRule="auto"/>
       </w:pPr>
       <w:rPr>
+        <w:rFonts w:eastAsia="黑体"/>
         <w:b/>
         <w:bCs/>
       </w:rPr>
@@ -4682,12 +4968,14 @@
     </w:tblStylePr>
     <w:tblStylePr w:type="firstCol">
       <w:rPr>
+        <w:rFonts w:eastAsia="黑体"/>
         <w:b/>
         <w:bCs/>
       </w:rPr>
     </w:tblStylePr>
     <w:tblStylePr w:type="lastCol">
       <w:rPr>
+        <w:rFonts w:eastAsia="黑体"/>
         <w:b/>
         <w:bCs/>
       </w:rPr>
@@ -4745,6 +5033,7 @@
         <w:spacing w:after="0" w:before="0" w:line="240" w:lineRule="auto"/>
       </w:pPr>
       <w:rPr>
+        <w:rFonts w:eastAsia="黑体"/>
         <w:b/>
         <w:bCs/>
         <w:color w:themeColor="background1" w:val="FFFFFF"/>
@@ -4759,6 +5048,7 @@
         <w:spacing w:after="0" w:before="0" w:line="240" w:lineRule="auto"/>
       </w:pPr>
       <w:rPr>
+        <w:rFonts w:eastAsia="黑体"/>
         <w:b/>
         <w:bCs/>
       </w:rPr>
@@ -4774,12 +5064,14 @@
     </w:tblStylePr>
     <w:tblStylePr w:type="firstCol">
       <w:rPr>
+        <w:rFonts w:eastAsia="黑体"/>
         <w:b/>
         <w:bCs/>
       </w:rPr>
     </w:tblStylePr>
     <w:tblStylePr w:type="lastCol">
       <w:rPr>
+        <w:rFonts w:eastAsia="黑体"/>
         <w:b/>
         <w:bCs/>
       </w:rPr>
@@ -4837,6 +5129,7 @@
         <w:spacing w:after="0" w:before="0" w:line="240" w:lineRule="auto"/>
       </w:pPr>
       <w:rPr>
+        <w:rFonts w:eastAsia="黑体"/>
         <w:b/>
         <w:bCs/>
         <w:color w:themeColor="background1" w:val="FFFFFF"/>
@@ -4851,6 +5144,7 @@
         <w:spacing w:after="0" w:before="0" w:line="240" w:lineRule="auto"/>
       </w:pPr>
       <w:rPr>
+        <w:rFonts w:eastAsia="黑体"/>
         <w:b/>
         <w:bCs/>
       </w:rPr>
@@ -4866,12 +5160,14 @@
     </w:tblStylePr>
     <w:tblStylePr w:type="firstCol">
       <w:rPr>
+        <w:rFonts w:eastAsia="黑体"/>
         <w:b/>
         <w:bCs/>
       </w:rPr>
     </w:tblStylePr>
     <w:tblStylePr w:type="lastCol">
       <w:rPr>
+        <w:rFonts w:eastAsia="黑体"/>
         <w:b/>
         <w:bCs/>
       </w:rPr>
@@ -4929,6 +5225,7 @@
         <w:spacing w:after="0" w:before="0" w:line="240" w:lineRule="auto"/>
       </w:pPr>
       <w:rPr>
+        <w:rFonts w:eastAsia="黑体"/>
         <w:b/>
         <w:bCs/>
         <w:color w:themeColor="background1" w:val="FFFFFF"/>
@@ -4943,6 +5240,7 @@
         <w:spacing w:after="0" w:before="0" w:line="240" w:lineRule="auto"/>
       </w:pPr>
       <w:rPr>
+        <w:rFonts w:eastAsia="黑体"/>
         <w:b/>
         <w:bCs/>
       </w:rPr>
@@ -4958,12 +5256,14 @@
     </w:tblStylePr>
     <w:tblStylePr w:type="firstCol">
       <w:rPr>
+        <w:rFonts w:eastAsia="黑体"/>
         <w:b/>
         <w:bCs/>
       </w:rPr>
     </w:tblStylePr>
     <w:tblStylePr w:type="lastCol">
       <w:rPr>
+        <w:rFonts w:eastAsia="黑体"/>
         <w:b/>
         <w:bCs/>
       </w:rPr>
@@ -5021,6 +5321,7 @@
         <w:spacing w:after="0" w:before="0" w:line="240" w:lineRule="auto"/>
       </w:pPr>
       <w:rPr>
+        <w:rFonts w:eastAsia="黑体"/>
         <w:b/>
         <w:bCs/>
         <w:color w:themeColor="background1" w:val="FFFFFF"/>
@@ -5035,6 +5336,7 @@
         <w:spacing w:after="0" w:before="0" w:line="240" w:lineRule="auto"/>
       </w:pPr>
       <w:rPr>
+        <w:rFonts w:eastAsia="黑体"/>
         <w:b/>
         <w:bCs/>
       </w:rPr>
@@ -5050,12 +5352,14 @@
     </w:tblStylePr>
     <w:tblStylePr w:type="firstCol">
       <w:rPr>
+        <w:rFonts w:eastAsia="黑体"/>
         <w:b/>
         <w:bCs/>
       </w:rPr>
     </w:tblStylePr>
     <w:tblStylePr w:type="lastCol">
       <w:rPr>
+        <w:rFonts w:eastAsia="黑体"/>
         <w:b/>
         <w:bCs/>
       </w:rPr>
@@ -5113,6 +5417,7 @@
         <w:spacing w:after="0" w:before="0" w:line="240" w:lineRule="auto"/>
       </w:pPr>
       <w:rPr>
+        <w:rFonts w:eastAsia="黑体"/>
         <w:b/>
         <w:bCs/>
         <w:color w:themeColor="background1" w:val="FFFFFF"/>
@@ -5127,6 +5432,7 @@
         <w:spacing w:after="0" w:before="0" w:line="240" w:lineRule="auto"/>
       </w:pPr>
       <w:rPr>
+        <w:rFonts w:eastAsia="黑体"/>
         <w:b/>
         <w:bCs/>
       </w:rPr>
@@ -5142,12 +5448,14 @@
     </w:tblStylePr>
     <w:tblStylePr w:type="firstCol">
       <w:rPr>
+        <w:rFonts w:eastAsia="黑体"/>
         <w:b/>
         <w:bCs/>
       </w:rPr>
     </w:tblStylePr>
     <w:tblStylePr w:type="lastCol">
       <w:rPr>
+        <w:rFonts w:eastAsia="黑体"/>
         <w:b/>
         <w:bCs/>
       </w:rPr>
@@ -5207,7 +5515,7 @@
         <w:spacing w:after="0" w:before="0" w:line="240" w:lineRule="auto"/>
       </w:pPr>
       <w:rPr>
-        <w:rFonts w:asciiTheme="majorHAnsi" w:cstheme="majorBidi" w:eastAsiaTheme="majorEastAsia" w:hAnsiTheme="majorHAnsi"/>
+        <w:rFonts w:asciiTheme="majorHAnsi" w:cstheme="majorBidi" w:hAnsiTheme="majorHAnsi" w:eastAsia="黑体"/>
         <w:b/>
         <w:bCs/>
       </w:rPr>
@@ -5228,7 +5536,7 @@
         <w:spacing w:after="0" w:before="0" w:line="240" w:lineRule="auto"/>
       </w:pPr>
       <w:rPr>
-        <w:rFonts w:asciiTheme="majorHAnsi" w:cstheme="majorBidi" w:eastAsiaTheme="majorEastAsia" w:hAnsiTheme="majorHAnsi"/>
+        <w:rFonts w:asciiTheme="majorHAnsi" w:cstheme="majorBidi" w:hAnsiTheme="majorHAnsi" w:eastAsia="黑体"/>
         <w:b/>
         <w:bCs/>
       </w:rPr>
@@ -5246,14 +5554,14 @@
     </w:tblStylePr>
     <w:tblStylePr w:type="firstCol">
       <w:rPr>
-        <w:rFonts w:asciiTheme="majorHAnsi" w:cstheme="majorBidi" w:eastAsiaTheme="majorEastAsia" w:hAnsiTheme="majorHAnsi"/>
+        <w:rFonts w:asciiTheme="majorHAnsi" w:cstheme="majorBidi" w:hAnsiTheme="majorHAnsi" w:eastAsia="黑体"/>
         <w:b/>
         <w:bCs/>
       </w:rPr>
     </w:tblStylePr>
     <w:tblStylePr w:type="lastCol">
       <w:rPr>
-        <w:rFonts w:asciiTheme="majorHAnsi" w:cstheme="majorBidi" w:eastAsiaTheme="majorEastAsia" w:hAnsiTheme="majorHAnsi"/>
+        <w:rFonts w:asciiTheme="majorHAnsi" w:cstheme="majorBidi" w:hAnsiTheme="majorHAnsi" w:eastAsia="黑体"/>
         <w:b/>
         <w:bCs/>
       </w:rPr>
@@ -5337,7 +5645,7 @@
         <w:spacing w:after="0" w:before="0" w:line="240" w:lineRule="auto"/>
       </w:pPr>
       <w:rPr>
-        <w:rFonts w:asciiTheme="majorHAnsi" w:cstheme="majorBidi" w:eastAsiaTheme="majorEastAsia" w:hAnsiTheme="majorHAnsi"/>
+        <w:rFonts w:asciiTheme="majorHAnsi" w:cstheme="majorBidi" w:hAnsiTheme="majorHAnsi" w:eastAsia="黑体"/>
         <w:b/>
         <w:bCs/>
       </w:rPr>
@@ -5358,7 +5666,7 @@
         <w:spacing w:after="0" w:before="0" w:line="240" w:lineRule="auto"/>
       </w:pPr>
       <w:rPr>
-        <w:rFonts w:asciiTheme="majorHAnsi" w:cstheme="majorBidi" w:eastAsiaTheme="majorEastAsia" w:hAnsiTheme="majorHAnsi"/>
+        <w:rFonts w:asciiTheme="majorHAnsi" w:cstheme="majorBidi" w:hAnsiTheme="majorHAnsi" w:eastAsia="黑体"/>
         <w:b/>
         <w:bCs/>
       </w:rPr>
@@ -5376,14 +5684,14 @@
     </w:tblStylePr>
     <w:tblStylePr w:type="firstCol">
       <w:rPr>
-        <w:rFonts w:asciiTheme="majorHAnsi" w:cstheme="majorBidi" w:eastAsiaTheme="majorEastAsia" w:hAnsiTheme="majorHAnsi"/>
+        <w:rFonts w:asciiTheme="majorHAnsi" w:cstheme="majorBidi" w:hAnsiTheme="majorHAnsi" w:eastAsia="黑体"/>
         <w:b/>
         <w:bCs/>
       </w:rPr>
     </w:tblStylePr>
     <w:tblStylePr w:type="lastCol">
       <w:rPr>
-        <w:rFonts w:asciiTheme="majorHAnsi" w:cstheme="majorBidi" w:eastAsiaTheme="majorEastAsia" w:hAnsiTheme="majorHAnsi"/>
+        <w:rFonts w:asciiTheme="majorHAnsi" w:cstheme="majorBidi" w:hAnsiTheme="majorHAnsi" w:eastAsia="黑体"/>
         <w:b/>
         <w:bCs/>
       </w:rPr>
@@ -5467,7 +5775,7 @@
         <w:spacing w:after="0" w:before="0" w:line="240" w:lineRule="auto"/>
       </w:pPr>
       <w:rPr>
-        <w:rFonts w:asciiTheme="majorHAnsi" w:cstheme="majorBidi" w:eastAsiaTheme="majorEastAsia" w:hAnsiTheme="majorHAnsi"/>
+        <w:rFonts w:asciiTheme="majorHAnsi" w:cstheme="majorBidi" w:hAnsiTheme="majorHAnsi" w:eastAsia="黑体"/>
         <w:b/>
         <w:bCs/>
       </w:rPr>
@@ -5488,7 +5796,7 @@
         <w:spacing w:after="0" w:before="0" w:line="240" w:lineRule="auto"/>
       </w:pPr>
       <w:rPr>
-        <w:rFonts w:asciiTheme="majorHAnsi" w:cstheme="majorBidi" w:eastAsiaTheme="majorEastAsia" w:hAnsiTheme="majorHAnsi"/>
+        <w:rFonts w:asciiTheme="majorHAnsi" w:cstheme="majorBidi" w:hAnsiTheme="majorHAnsi" w:eastAsia="黑体"/>
         <w:b/>
         <w:bCs/>
       </w:rPr>
@@ -5506,14 +5814,14 @@
     </w:tblStylePr>
     <w:tblStylePr w:type="firstCol">
       <w:rPr>
-        <w:rFonts w:asciiTheme="majorHAnsi" w:cstheme="majorBidi" w:eastAsiaTheme="majorEastAsia" w:hAnsiTheme="majorHAnsi"/>
+        <w:rFonts w:asciiTheme="majorHAnsi" w:cstheme="majorBidi" w:hAnsiTheme="majorHAnsi" w:eastAsia="黑体"/>
         <w:b/>
         <w:bCs/>
       </w:rPr>
     </w:tblStylePr>
     <w:tblStylePr w:type="lastCol">
       <w:rPr>
-        <w:rFonts w:asciiTheme="majorHAnsi" w:cstheme="majorBidi" w:eastAsiaTheme="majorEastAsia" w:hAnsiTheme="majorHAnsi"/>
+        <w:rFonts w:asciiTheme="majorHAnsi" w:cstheme="majorBidi" w:hAnsiTheme="majorHAnsi" w:eastAsia="黑体"/>
         <w:b/>
         <w:bCs/>
       </w:rPr>
@@ -5597,7 +5905,7 @@
         <w:spacing w:after="0" w:before="0" w:line="240" w:lineRule="auto"/>
       </w:pPr>
       <w:rPr>
-        <w:rFonts w:asciiTheme="majorHAnsi" w:cstheme="majorBidi" w:eastAsiaTheme="majorEastAsia" w:hAnsiTheme="majorHAnsi"/>
+        <w:rFonts w:asciiTheme="majorHAnsi" w:cstheme="majorBidi" w:hAnsiTheme="majorHAnsi" w:eastAsia="黑体"/>
         <w:b/>
         <w:bCs/>
       </w:rPr>
@@ -5618,7 +5926,7 @@
         <w:spacing w:after="0" w:before="0" w:line="240" w:lineRule="auto"/>
       </w:pPr>
       <w:rPr>
-        <w:rFonts w:asciiTheme="majorHAnsi" w:cstheme="majorBidi" w:eastAsiaTheme="majorEastAsia" w:hAnsiTheme="majorHAnsi"/>
+        <w:rFonts w:asciiTheme="majorHAnsi" w:cstheme="majorBidi" w:hAnsiTheme="majorHAnsi" w:eastAsia="黑体"/>
         <w:b/>
         <w:bCs/>
       </w:rPr>
@@ -5636,14 +5944,14 @@
     </w:tblStylePr>
     <w:tblStylePr w:type="firstCol">
       <w:rPr>
-        <w:rFonts w:asciiTheme="majorHAnsi" w:cstheme="majorBidi" w:eastAsiaTheme="majorEastAsia" w:hAnsiTheme="majorHAnsi"/>
+        <w:rFonts w:asciiTheme="majorHAnsi" w:cstheme="majorBidi" w:hAnsiTheme="majorHAnsi" w:eastAsia="黑体"/>
         <w:b/>
         <w:bCs/>
       </w:rPr>
     </w:tblStylePr>
     <w:tblStylePr w:type="lastCol">
       <w:rPr>
-        <w:rFonts w:asciiTheme="majorHAnsi" w:cstheme="majorBidi" w:eastAsiaTheme="majorEastAsia" w:hAnsiTheme="majorHAnsi"/>
+        <w:rFonts w:asciiTheme="majorHAnsi" w:cstheme="majorBidi" w:hAnsiTheme="majorHAnsi" w:eastAsia="黑体"/>
         <w:b/>
         <w:bCs/>
       </w:rPr>
@@ -5727,7 +6035,7 @@
         <w:spacing w:after="0" w:before="0" w:line="240" w:lineRule="auto"/>
       </w:pPr>
       <w:rPr>
-        <w:rFonts w:asciiTheme="majorHAnsi" w:cstheme="majorBidi" w:eastAsiaTheme="majorEastAsia" w:hAnsiTheme="majorHAnsi"/>
+        <w:rFonts w:asciiTheme="majorHAnsi" w:cstheme="majorBidi" w:hAnsiTheme="majorHAnsi" w:eastAsia="黑体"/>
         <w:b/>
         <w:bCs/>
       </w:rPr>
@@ -5748,7 +6056,7 @@
         <w:spacing w:after="0" w:before="0" w:line="240" w:lineRule="auto"/>
       </w:pPr>
       <w:rPr>
-        <w:rFonts w:asciiTheme="majorHAnsi" w:cstheme="majorBidi" w:eastAsiaTheme="majorEastAsia" w:hAnsiTheme="majorHAnsi"/>
+        <w:rFonts w:asciiTheme="majorHAnsi" w:cstheme="majorBidi" w:hAnsiTheme="majorHAnsi" w:eastAsia="黑体"/>
         <w:b/>
         <w:bCs/>
       </w:rPr>
@@ -5766,14 +6074,14 @@
     </w:tblStylePr>
     <w:tblStylePr w:type="firstCol">
       <w:rPr>
-        <w:rFonts w:asciiTheme="majorHAnsi" w:cstheme="majorBidi" w:eastAsiaTheme="majorEastAsia" w:hAnsiTheme="majorHAnsi"/>
+        <w:rFonts w:asciiTheme="majorHAnsi" w:cstheme="majorBidi" w:hAnsiTheme="majorHAnsi" w:eastAsia="黑体"/>
         <w:b/>
         <w:bCs/>
       </w:rPr>
     </w:tblStylePr>
     <w:tblStylePr w:type="lastCol">
       <w:rPr>
-        <w:rFonts w:asciiTheme="majorHAnsi" w:cstheme="majorBidi" w:eastAsiaTheme="majorEastAsia" w:hAnsiTheme="majorHAnsi"/>
+        <w:rFonts w:asciiTheme="majorHAnsi" w:cstheme="majorBidi" w:hAnsiTheme="majorHAnsi" w:eastAsia="黑体"/>
         <w:b/>
         <w:bCs/>
       </w:rPr>
@@ -5857,7 +6165,7 @@
         <w:spacing w:after="0" w:before="0" w:line="240" w:lineRule="auto"/>
       </w:pPr>
       <w:rPr>
-        <w:rFonts w:asciiTheme="majorHAnsi" w:cstheme="majorBidi" w:eastAsiaTheme="majorEastAsia" w:hAnsiTheme="majorHAnsi"/>
+        <w:rFonts w:asciiTheme="majorHAnsi" w:cstheme="majorBidi" w:hAnsiTheme="majorHAnsi" w:eastAsia="黑体"/>
         <w:b/>
         <w:bCs/>
       </w:rPr>
@@ -5878,7 +6186,7 @@
         <w:spacing w:after="0" w:before="0" w:line="240" w:lineRule="auto"/>
       </w:pPr>
       <w:rPr>
-        <w:rFonts w:asciiTheme="majorHAnsi" w:cstheme="majorBidi" w:eastAsiaTheme="majorEastAsia" w:hAnsiTheme="majorHAnsi"/>
+        <w:rFonts w:asciiTheme="majorHAnsi" w:cstheme="majorBidi" w:hAnsiTheme="majorHAnsi" w:eastAsia="黑体"/>
         <w:b/>
         <w:bCs/>
       </w:rPr>
@@ -5896,14 +6204,14 @@
     </w:tblStylePr>
     <w:tblStylePr w:type="firstCol">
       <w:rPr>
-        <w:rFonts w:asciiTheme="majorHAnsi" w:cstheme="majorBidi" w:eastAsiaTheme="majorEastAsia" w:hAnsiTheme="majorHAnsi"/>
+        <w:rFonts w:asciiTheme="majorHAnsi" w:cstheme="majorBidi" w:hAnsiTheme="majorHAnsi" w:eastAsia="黑体"/>
         <w:b/>
         <w:bCs/>
       </w:rPr>
     </w:tblStylePr>
     <w:tblStylePr w:type="lastCol">
       <w:rPr>
-        <w:rFonts w:asciiTheme="majorHAnsi" w:cstheme="majorBidi" w:eastAsiaTheme="majorEastAsia" w:hAnsiTheme="majorHAnsi"/>
+        <w:rFonts w:asciiTheme="majorHAnsi" w:cstheme="majorBidi" w:hAnsiTheme="majorHAnsi" w:eastAsia="黑体"/>
         <w:b/>
         <w:bCs/>
       </w:rPr>
@@ -5987,7 +6295,7 @@
         <w:spacing w:after="0" w:before="0" w:line="240" w:lineRule="auto"/>
       </w:pPr>
       <w:rPr>
-        <w:rFonts w:asciiTheme="majorHAnsi" w:cstheme="majorBidi" w:eastAsiaTheme="majorEastAsia" w:hAnsiTheme="majorHAnsi"/>
+        <w:rFonts w:asciiTheme="majorHAnsi" w:cstheme="majorBidi" w:hAnsiTheme="majorHAnsi" w:eastAsia="黑体"/>
         <w:b/>
         <w:bCs/>
       </w:rPr>
@@ -6008,7 +6316,7 @@
         <w:spacing w:after="0" w:before="0" w:line="240" w:lineRule="auto"/>
       </w:pPr>
       <w:rPr>
-        <w:rFonts w:asciiTheme="majorHAnsi" w:cstheme="majorBidi" w:eastAsiaTheme="majorEastAsia" w:hAnsiTheme="majorHAnsi"/>
+        <w:rFonts w:asciiTheme="majorHAnsi" w:cstheme="majorBidi" w:hAnsiTheme="majorHAnsi" w:eastAsia="黑体"/>
         <w:b/>
         <w:bCs/>
       </w:rPr>
@@ -6026,14 +6334,14 @@
     </w:tblStylePr>
     <w:tblStylePr w:type="firstCol">
       <w:rPr>
-        <w:rFonts w:asciiTheme="majorHAnsi" w:cstheme="majorBidi" w:eastAsiaTheme="majorEastAsia" w:hAnsiTheme="majorHAnsi"/>
+        <w:rFonts w:asciiTheme="majorHAnsi" w:cstheme="majorBidi" w:hAnsiTheme="majorHAnsi" w:eastAsia="黑体"/>
         <w:b/>
         <w:bCs/>
       </w:rPr>
     </w:tblStylePr>
     <w:tblStylePr w:type="lastCol">
       <w:rPr>
-        <w:rFonts w:asciiTheme="majorHAnsi" w:cstheme="majorBidi" w:eastAsiaTheme="majorEastAsia" w:hAnsiTheme="majorHAnsi"/>
+        <w:rFonts w:asciiTheme="majorHAnsi" w:cstheme="majorBidi" w:hAnsiTheme="majorHAnsi" w:eastAsia="黑体"/>
         <w:b/>
         <w:bCs/>
       </w:rPr>
@@ -6116,6 +6424,7 @@
         <w:spacing w:after="0" w:before="0" w:line="240" w:lineRule="auto"/>
       </w:pPr>
       <w:rPr>
+        <w:rFonts w:eastAsia="黑体"/>
         <w:b/>
         <w:bCs/>
         <w:color w:themeColor="background1" w:val="FFFFFF"/>
@@ -6138,6 +6447,7 @@
         <w:spacing w:after="0" w:before="0" w:line="240" w:lineRule="auto"/>
       </w:pPr>
       <w:rPr>
+        <w:rFonts w:eastAsia="黑体"/>
         <w:b/>
         <w:bCs/>
       </w:rPr>
@@ -6155,12 +6465,14 @@
     </w:tblStylePr>
     <w:tblStylePr w:type="firstCol">
       <w:rPr>
+        <w:rFonts w:eastAsia="黑体"/>
         <w:b/>
         <w:bCs/>
       </w:rPr>
     </w:tblStylePr>
     <w:tblStylePr w:type="lastCol">
       <w:rPr>
+        <w:rFonts w:eastAsia="黑体"/>
         <w:b/>
         <w:bCs/>
       </w:rPr>
@@ -6222,6 +6534,7 @@
         <w:spacing w:after="0" w:before="0" w:line="240" w:lineRule="auto"/>
       </w:pPr>
       <w:rPr>
+        <w:rFonts w:eastAsia="黑体"/>
         <w:b/>
         <w:bCs/>
         <w:color w:themeColor="background1" w:val="FFFFFF"/>
@@ -6244,6 +6557,7 @@
         <w:spacing w:after="0" w:before="0" w:line="240" w:lineRule="auto"/>
       </w:pPr>
       <w:rPr>
+        <w:rFonts w:eastAsia="黑体"/>
         <w:b/>
         <w:bCs/>
       </w:rPr>
@@ -6261,12 +6575,14 @@
     </w:tblStylePr>
     <w:tblStylePr w:type="firstCol">
       <w:rPr>
+        <w:rFonts w:eastAsia="黑体"/>
         <w:b/>
         <w:bCs/>
       </w:rPr>
     </w:tblStylePr>
     <w:tblStylePr w:type="lastCol">
       <w:rPr>
+        <w:rFonts w:eastAsia="黑体"/>
         <w:b/>
         <w:bCs/>
       </w:rPr>
@@ -6328,6 +6644,7 @@
         <w:spacing w:after="0" w:before="0" w:line="240" w:lineRule="auto"/>
       </w:pPr>
       <w:rPr>
+        <w:rFonts w:eastAsia="黑体"/>
         <w:b/>
         <w:bCs/>
         <w:color w:themeColor="background1" w:val="FFFFFF"/>
@@ -6350,6 +6667,7 @@
         <w:spacing w:after="0" w:before="0" w:line="240" w:lineRule="auto"/>
       </w:pPr>
       <w:rPr>
+        <w:rFonts w:eastAsia="黑体"/>
         <w:b/>
         <w:bCs/>
       </w:rPr>
@@ -6367,12 +6685,14 @@
     </w:tblStylePr>
     <w:tblStylePr w:type="firstCol">
       <w:rPr>
+        <w:rFonts w:eastAsia="黑体"/>
         <w:b/>
         <w:bCs/>
       </w:rPr>
     </w:tblStylePr>
     <w:tblStylePr w:type="lastCol">
       <w:rPr>
+        <w:rFonts w:eastAsia="黑体"/>
         <w:b/>
         <w:bCs/>
       </w:rPr>
@@ -6434,6 +6754,7 @@
         <w:spacing w:after="0" w:before="0" w:line="240" w:lineRule="auto"/>
       </w:pPr>
       <w:rPr>
+        <w:rFonts w:eastAsia="黑体"/>
         <w:b/>
         <w:bCs/>
         <w:color w:themeColor="background1" w:val="FFFFFF"/>
@@ -6456,6 +6777,7 @@
         <w:spacing w:after="0" w:before="0" w:line="240" w:lineRule="auto"/>
       </w:pPr>
       <w:rPr>
+        <w:rFonts w:eastAsia="黑体"/>
         <w:b/>
         <w:bCs/>
       </w:rPr>
@@ -6473,12 +6795,14 @@
     </w:tblStylePr>
     <w:tblStylePr w:type="firstCol">
       <w:rPr>
+        <w:rFonts w:eastAsia="黑体"/>
         <w:b/>
         <w:bCs/>
       </w:rPr>
     </w:tblStylePr>
     <w:tblStylePr w:type="lastCol">
       <w:rPr>
+        <w:rFonts w:eastAsia="黑体"/>
         <w:b/>
         <w:bCs/>
       </w:rPr>
@@ -6540,6 +6864,7 @@
         <w:spacing w:after="0" w:before="0" w:line="240" w:lineRule="auto"/>
       </w:pPr>
       <w:rPr>
+        <w:rFonts w:eastAsia="黑体"/>
         <w:b/>
         <w:bCs/>
         <w:color w:themeColor="background1" w:val="FFFFFF"/>
@@ -6562,6 +6887,7 @@
         <w:spacing w:after="0" w:before="0" w:line="240" w:lineRule="auto"/>
       </w:pPr>
       <w:rPr>
+        <w:rFonts w:eastAsia="黑体"/>
         <w:b/>
         <w:bCs/>
       </w:rPr>
@@ -6579,12 +6905,14 @@
     </w:tblStylePr>
     <w:tblStylePr w:type="firstCol">
       <w:rPr>
+        <w:rFonts w:eastAsia="黑体"/>
         <w:b/>
         <w:bCs/>
       </w:rPr>
     </w:tblStylePr>
     <w:tblStylePr w:type="lastCol">
       <w:rPr>
+        <w:rFonts w:eastAsia="黑体"/>
         <w:b/>
         <w:bCs/>
       </w:rPr>
@@ -6646,6 +6974,7 @@
         <w:spacing w:after="0" w:before="0" w:line="240" w:lineRule="auto"/>
       </w:pPr>
       <w:rPr>
+        <w:rFonts w:eastAsia="黑体"/>
         <w:b/>
         <w:bCs/>
         <w:color w:themeColor="background1" w:val="FFFFFF"/>
@@ -6668,6 +6997,7 @@
         <w:spacing w:after="0" w:before="0" w:line="240" w:lineRule="auto"/>
       </w:pPr>
       <w:rPr>
+        <w:rFonts w:eastAsia="黑体"/>
         <w:b/>
         <w:bCs/>
       </w:rPr>
@@ -6685,12 +7015,14 @@
     </w:tblStylePr>
     <w:tblStylePr w:type="firstCol">
       <w:rPr>
+        <w:rFonts w:eastAsia="黑体"/>
         <w:b/>
         <w:bCs/>
       </w:rPr>
     </w:tblStylePr>
     <w:tblStylePr w:type="lastCol">
       <w:rPr>
+        <w:rFonts w:eastAsia="黑体"/>
         <w:b/>
         <w:bCs/>
       </w:rPr>
@@ -6752,6 +7084,7 @@
         <w:spacing w:after="0" w:before="0" w:line="240" w:lineRule="auto"/>
       </w:pPr>
       <w:rPr>
+        <w:rFonts w:eastAsia="黑体"/>
         <w:b/>
         <w:bCs/>
         <w:color w:themeColor="background1" w:val="FFFFFF"/>
@@ -6774,6 +7107,7 @@
         <w:spacing w:after="0" w:before="0" w:line="240" w:lineRule="auto"/>
       </w:pPr>
       <w:rPr>
+        <w:rFonts w:eastAsia="黑体"/>
         <w:b/>
         <w:bCs/>
       </w:rPr>
@@ -6791,12 +7125,14 @@
     </w:tblStylePr>
     <w:tblStylePr w:type="firstCol">
       <w:rPr>
+        <w:rFonts w:eastAsia="黑体"/>
         <w:b/>
         <w:bCs/>
       </w:rPr>
     </w:tblStylePr>
     <w:tblStylePr w:type="lastCol">
       <w:rPr>
+        <w:rFonts w:eastAsia="黑体"/>
         <w:b/>
         <w:bCs/>
       </w:rPr>
@@ -6855,6 +7191,7 @@
         <w:spacing w:after="0" w:before="0" w:line="240" w:lineRule="auto"/>
       </w:pPr>
       <w:rPr>
+        <w:rFonts w:eastAsia="黑体"/>
         <w:b/>
         <w:bCs/>
         <w:color w:themeColor="background1" w:val="FFFFFF"/>
@@ -6877,6 +7214,7 @@
         <w:spacing w:after="0" w:before="0" w:line="240" w:lineRule="auto"/>
       </w:pPr>
       <w:rPr>
+        <w:rFonts w:eastAsia="黑体"/>
         <w:color w:val="auto"/>
       </w:rPr>
       <w:tblPr/>
@@ -6894,6 +7232,7 @@
     </w:tblStylePr>
     <w:tblStylePr w:type="firstCol">
       <w:rPr>
+        <w:rFonts w:eastAsia="黑体"/>
         <w:b/>
         <w:bCs/>
         <w:color w:themeColor="background1" w:val="FFFFFF"/>
@@ -6913,6 +7252,7 @@
     </w:tblStylePr>
     <w:tblStylePr w:type="lastCol">
       <w:rPr>
+        <w:rFonts w:eastAsia="黑体"/>
         <w:b/>
         <w:bCs/>
         <w:color w:themeColor="background1" w:val="FFFFFF"/>
@@ -6961,6 +7301,7 @@
     </w:tblStylePr>
     <w:tblStylePr w:type="nwCell">
       <w:rPr>
+        <w:rFonts w:eastAsia="黑体"/>
         <w:color w:themeColor="background1" w:val="FFFFFF"/>
       </w:rPr>
       <w:tblPr/>
@@ -7004,6 +7345,7 @@
         <w:spacing w:after="0" w:before="0" w:line="240" w:lineRule="auto"/>
       </w:pPr>
       <w:rPr>
+        <w:rFonts w:eastAsia="黑体"/>
         <w:b/>
         <w:bCs/>
         <w:color w:themeColor="background1" w:val="FFFFFF"/>
@@ -7026,6 +7368,7 @@
         <w:spacing w:after="0" w:before="0" w:line="240" w:lineRule="auto"/>
       </w:pPr>
       <w:rPr>
+        <w:rFonts w:eastAsia="黑体"/>
         <w:color w:val="auto"/>
       </w:rPr>
       <w:tblPr/>
@@ -7043,6 +7386,7 @@
     </w:tblStylePr>
     <w:tblStylePr w:type="firstCol">
       <w:rPr>
+        <w:rFonts w:eastAsia="黑体"/>
         <w:b/>
         <w:bCs/>
         <w:color w:themeColor="background1" w:val="FFFFFF"/>
@@ -7062,6 +7406,7 @@
     </w:tblStylePr>
     <w:tblStylePr w:type="lastCol">
       <w:rPr>
+        <w:rFonts w:eastAsia="黑体"/>
         <w:b/>
         <w:bCs/>
         <w:color w:themeColor="background1" w:val="FFFFFF"/>
@@ -7110,6 +7455,7 @@
     </w:tblStylePr>
     <w:tblStylePr w:type="nwCell">
       <w:rPr>
+        <w:rFonts w:eastAsia="黑体"/>
         <w:color w:themeColor="background1" w:val="FFFFFF"/>
       </w:rPr>
       <w:tblPr/>
@@ -7153,6 +7499,7 @@
         <w:spacing w:after="0" w:before="0" w:line="240" w:lineRule="auto"/>
       </w:pPr>
       <w:rPr>
+        <w:rFonts w:eastAsia="黑体"/>
         <w:b/>
         <w:bCs/>
         <w:color w:themeColor="background1" w:val="FFFFFF"/>
@@ -7175,6 +7522,7 @@
         <w:spacing w:after="0" w:before="0" w:line="240" w:lineRule="auto"/>
       </w:pPr>
       <w:rPr>
+        <w:rFonts w:eastAsia="黑体"/>
         <w:color w:val="auto"/>
       </w:rPr>
       <w:tblPr/>
@@ -7192,6 +7540,7 @@
     </w:tblStylePr>
     <w:tblStylePr w:type="firstCol">
       <w:rPr>
+        <w:rFonts w:eastAsia="黑体"/>
         <w:b/>
         <w:bCs/>
         <w:color w:themeColor="background1" w:val="FFFFFF"/>
@@ -7211,6 +7560,7 @@
     </w:tblStylePr>
     <w:tblStylePr w:type="lastCol">
       <w:rPr>
+        <w:rFonts w:eastAsia="黑体"/>
         <w:b/>
         <w:bCs/>
         <w:color w:themeColor="background1" w:val="FFFFFF"/>
@@ -7259,6 +7609,7 @@
     </w:tblStylePr>
     <w:tblStylePr w:type="nwCell">
       <w:rPr>
+        <w:rFonts w:eastAsia="黑体"/>
         <w:color w:themeColor="background1" w:val="FFFFFF"/>
       </w:rPr>
       <w:tblPr/>
@@ -7302,6 +7653,7 @@
         <w:spacing w:after="0" w:before="0" w:line="240" w:lineRule="auto"/>
       </w:pPr>
       <w:rPr>
+        <w:rFonts w:eastAsia="黑体"/>
         <w:b/>
         <w:bCs/>
         <w:color w:themeColor="background1" w:val="FFFFFF"/>
@@ -7324,6 +7676,7 @@
         <w:spacing w:after="0" w:before="0" w:line="240" w:lineRule="auto"/>
       </w:pPr>
       <w:rPr>
+        <w:rFonts w:eastAsia="黑体"/>
         <w:color w:val="auto"/>
       </w:rPr>
       <w:tblPr/>
@@ -7341,6 +7694,7 @@
     </w:tblStylePr>
     <w:tblStylePr w:type="firstCol">
       <w:rPr>
+        <w:rFonts w:eastAsia="黑体"/>
         <w:b/>
         <w:bCs/>
         <w:color w:themeColor="background1" w:val="FFFFFF"/>
@@ -7360,6 +7714,7 @@
     </w:tblStylePr>
     <w:tblStylePr w:type="lastCol">
       <w:rPr>
+        <w:rFonts w:eastAsia="黑体"/>
         <w:b/>
         <w:bCs/>
         <w:color w:themeColor="background1" w:val="FFFFFF"/>
@@ -7408,6 +7763,7 @@
     </w:tblStylePr>
     <w:tblStylePr w:type="nwCell">
       <w:rPr>
+        <w:rFonts w:eastAsia="黑体"/>
         <w:color w:themeColor="background1" w:val="FFFFFF"/>
       </w:rPr>
       <w:tblPr/>
@@ -7451,6 +7807,7 @@
         <w:spacing w:after="0" w:before="0" w:line="240" w:lineRule="auto"/>
       </w:pPr>
       <w:rPr>
+        <w:rFonts w:eastAsia="黑体"/>
         <w:b/>
         <w:bCs/>
         <w:color w:themeColor="background1" w:val="FFFFFF"/>
@@ -7473,6 +7830,7 @@
         <w:spacing w:after="0" w:before="0" w:line="240" w:lineRule="auto"/>
       </w:pPr>
       <w:rPr>
+        <w:rFonts w:eastAsia="黑体"/>
         <w:color w:val="auto"/>
       </w:rPr>
       <w:tblPr/>
@@ -7490,6 +7848,7 @@
     </w:tblStylePr>
     <w:tblStylePr w:type="firstCol">
       <w:rPr>
+        <w:rFonts w:eastAsia="黑体"/>
         <w:b/>
         <w:bCs/>
         <w:color w:themeColor="background1" w:val="FFFFFF"/>
@@ -7509,6 +7868,7 @@
     </w:tblStylePr>
     <w:tblStylePr w:type="lastCol">
       <w:rPr>
+        <w:rFonts w:eastAsia="黑体"/>
         <w:b/>
         <w:bCs/>
         <w:color w:themeColor="background1" w:val="FFFFFF"/>
@@ -7557,6 +7917,7 @@
     </w:tblStylePr>
     <w:tblStylePr w:type="nwCell">
       <w:rPr>
+        <w:rFonts w:eastAsia="黑体"/>
         <w:color w:themeColor="background1" w:val="FFFFFF"/>
       </w:rPr>
       <w:tblPr/>
@@ -7600,6 +7961,7 @@
         <w:spacing w:after="0" w:before="0" w:line="240" w:lineRule="auto"/>
       </w:pPr>
       <w:rPr>
+        <w:rFonts w:eastAsia="黑体"/>
         <w:b/>
         <w:bCs/>
         <w:color w:themeColor="background1" w:val="FFFFFF"/>
@@ -7622,6 +7984,7 @@
         <w:spacing w:after="0" w:before="0" w:line="240" w:lineRule="auto"/>
       </w:pPr>
       <w:rPr>
+        <w:rFonts w:eastAsia="黑体"/>
         <w:color w:val="auto"/>
       </w:rPr>
       <w:tblPr/>
@@ -7639,6 +8002,7 @@
     </w:tblStylePr>
     <w:tblStylePr w:type="firstCol">
       <w:rPr>
+        <w:rFonts w:eastAsia="黑体"/>
         <w:b/>
         <w:bCs/>
         <w:color w:themeColor="background1" w:val="FFFFFF"/>
@@ -7658,6 +8022,7 @@
     </w:tblStylePr>
     <w:tblStylePr w:type="lastCol">
       <w:rPr>
+        <w:rFonts w:eastAsia="黑体"/>
         <w:b/>
         <w:bCs/>
         <w:color w:themeColor="background1" w:val="FFFFFF"/>
@@ -7706,6 +8071,7 @@
     </w:tblStylePr>
     <w:tblStylePr w:type="nwCell">
       <w:rPr>
+        <w:rFonts w:eastAsia="黑体"/>
         <w:color w:themeColor="background1" w:val="FFFFFF"/>
       </w:rPr>
       <w:tblPr/>
@@ -7749,6 +8115,7 @@
         <w:spacing w:after="0" w:before="0" w:line="240" w:lineRule="auto"/>
       </w:pPr>
       <w:rPr>
+        <w:rFonts w:eastAsia="黑体"/>
         <w:b/>
         <w:bCs/>
         <w:color w:themeColor="background1" w:val="FFFFFF"/>
@@ -7771,6 +8138,7 @@
         <w:spacing w:after="0" w:before="0" w:line="240" w:lineRule="auto"/>
       </w:pPr>
       <w:rPr>
+        <w:rFonts w:eastAsia="黑体"/>
         <w:color w:val="auto"/>
       </w:rPr>
       <w:tblPr/>
@@ -7788,6 +8156,7 @@
     </w:tblStylePr>
     <w:tblStylePr w:type="firstCol">
       <w:rPr>
+        <w:rFonts w:eastAsia="黑体"/>
         <w:b/>
         <w:bCs/>
         <w:color w:themeColor="background1" w:val="FFFFFF"/>
@@ -7807,6 +8176,7 @@
     </w:tblStylePr>
     <w:tblStylePr w:type="lastCol">
       <w:rPr>
+        <w:rFonts w:eastAsia="黑体"/>
         <w:b/>
         <w:bCs/>
         <w:color w:themeColor="background1" w:val="FFFFFF"/>
@@ -7855,6 +8225,7 @@
     </w:tblStylePr>
     <w:tblStylePr w:type="nwCell">
       <w:rPr>
+        <w:rFonts w:eastAsia="黑体"/>
         <w:color w:themeColor="background1" w:val="FFFFFF"/>
       </w:rPr>
       <w:tblPr/>
@@ -7879,6 +8250,7 @@
       <w:spacing w:after="0" w:line="240" w:lineRule="auto"/>
     </w:pPr>
     <w:rPr>
+      <w:rFonts w:eastAsia="黑体"/>
       <w:color w:themeColor="text1" w:val="000000"/>
     </w:rPr>
     <w:tblPr>
@@ -7898,7 +8270,7 @@
     </w:tblPr>
     <w:tblStylePr w:type="firstRow">
       <w:rPr>
-        <w:rFonts w:asciiTheme="majorHAnsi" w:cstheme="majorBidi" w:eastAsiaTheme="majorEastAsia" w:hAnsiTheme="majorHAnsi"/>
+        <w:rFonts w:asciiTheme="majorHAnsi" w:cstheme="majorBidi" w:hAnsiTheme="majorHAnsi" w:eastAsia="黑体"/>
       </w:rPr>
       <w:tblPr/>
       <w:tcPr>
@@ -7910,6 +8282,7 @@
     </w:tblStylePr>
     <w:tblStylePr w:type="lastRow">
       <w:rPr>
+        <w:rFonts w:eastAsia="黑体"/>
         <w:b/>
         <w:bCs/>
         <w:color w:themeColor="text2" w:val="1F497D"/>
@@ -7924,12 +8297,14 @@
     </w:tblStylePr>
     <w:tblStylePr w:type="firstCol">
       <w:rPr>
+        <w:rFonts w:eastAsia="黑体"/>
         <w:b/>
         <w:bCs/>
       </w:rPr>
     </w:tblStylePr>
     <w:tblStylePr w:type="lastCol">
       <w:rPr>
+        <w:rFonts w:eastAsia="黑体"/>
         <w:b/>
         <w:bCs/>
       </w:rPr>
@@ -7963,6 +8338,7 @@
       <w:spacing w:after="0" w:line="240" w:lineRule="auto"/>
     </w:pPr>
     <w:rPr>
+      <w:rFonts w:eastAsia="黑体"/>
       <w:color w:themeColor="text1" w:val="000000"/>
     </w:rPr>
     <w:tblPr>
@@ -7982,7 +8358,7 @@
     </w:tblPr>
     <w:tblStylePr w:type="firstRow">
       <w:rPr>
-        <w:rFonts w:asciiTheme="majorHAnsi" w:cstheme="majorBidi" w:eastAsiaTheme="majorEastAsia" w:hAnsiTheme="majorHAnsi"/>
+        <w:rFonts w:asciiTheme="majorHAnsi" w:cstheme="majorBidi" w:hAnsiTheme="majorHAnsi" w:eastAsia="黑体"/>
       </w:rPr>
       <w:tblPr/>
       <w:tcPr>
@@ -7994,6 +8370,7 @@
     </w:tblStylePr>
     <w:tblStylePr w:type="lastRow">
       <w:rPr>
+        <w:rFonts w:eastAsia="黑体"/>
         <w:b/>
         <w:bCs/>
         <w:color w:themeColor="text2" w:val="1F497D"/>
@@ -8008,12 +8385,14 @@
     </w:tblStylePr>
     <w:tblStylePr w:type="firstCol">
       <w:rPr>
+        <w:rFonts w:eastAsia="黑体"/>
         <w:b/>
         <w:bCs/>
       </w:rPr>
     </w:tblStylePr>
     <w:tblStylePr w:type="lastCol">
       <w:rPr>
+        <w:rFonts w:eastAsia="黑体"/>
         <w:b/>
         <w:bCs/>
       </w:rPr>
@@ -8047,6 +8426,7 @@
       <w:spacing w:after="0" w:line="240" w:lineRule="auto"/>
     </w:pPr>
     <w:rPr>
+      <w:rFonts w:eastAsia="黑体"/>
       <w:color w:themeColor="text1" w:val="000000"/>
     </w:rPr>
     <w:tblPr>
@@ -8066,7 +8446,7 @@
     </w:tblPr>
     <w:tblStylePr w:type="firstRow">
       <w:rPr>
-        <w:rFonts w:asciiTheme="majorHAnsi" w:cstheme="majorBidi" w:eastAsiaTheme="majorEastAsia" w:hAnsiTheme="majorHAnsi"/>
+        <w:rFonts w:asciiTheme="majorHAnsi" w:cstheme="majorBidi" w:hAnsiTheme="majorHAnsi" w:eastAsia="黑体"/>
       </w:rPr>
       <w:tblPr/>
       <w:tcPr>
@@ -8078,6 +8458,7 @@
     </w:tblStylePr>
     <w:tblStylePr w:type="lastRow">
       <w:rPr>
+        <w:rFonts w:eastAsia="黑体"/>
         <w:b/>
         <w:bCs/>
         <w:color w:themeColor="text2" w:val="1F497D"/>
@@ -8092,12 +8473,14 @@
     </w:tblStylePr>
     <w:tblStylePr w:type="firstCol">
       <w:rPr>
+        <w:rFonts w:eastAsia="黑体"/>
         <w:b/>
         <w:bCs/>
       </w:rPr>
     </w:tblStylePr>
     <w:tblStylePr w:type="lastCol">
       <w:rPr>
+        <w:rFonts w:eastAsia="黑体"/>
         <w:b/>
         <w:bCs/>
       </w:rPr>
@@ -8131,6 +8514,7 @@
       <w:spacing w:after="0" w:line="240" w:lineRule="auto"/>
     </w:pPr>
     <w:rPr>
+      <w:rFonts w:eastAsia="黑体"/>
       <w:color w:themeColor="text1" w:val="000000"/>
     </w:rPr>
     <w:tblPr>
@@ -8150,7 +8534,7 @@
     </w:tblPr>
     <w:tblStylePr w:type="firstRow">
       <w:rPr>
-        <w:rFonts w:asciiTheme="majorHAnsi" w:cstheme="majorBidi" w:eastAsiaTheme="majorEastAsia" w:hAnsiTheme="majorHAnsi"/>
+        <w:rFonts w:asciiTheme="majorHAnsi" w:cstheme="majorBidi" w:hAnsiTheme="majorHAnsi" w:eastAsia="黑体"/>
       </w:rPr>
       <w:tblPr/>
       <w:tcPr>
@@ -8162,6 +8546,7 @@
     </w:tblStylePr>
     <w:tblStylePr w:type="lastRow">
       <w:rPr>
+        <w:rFonts w:eastAsia="黑体"/>
         <w:b/>
         <w:bCs/>
         <w:color w:themeColor="text2" w:val="1F497D"/>
@@ -8176,12 +8561,14 @@
     </w:tblStylePr>
     <w:tblStylePr w:type="firstCol">
       <w:rPr>
+        <w:rFonts w:eastAsia="黑体"/>
         <w:b/>
         <w:bCs/>
       </w:rPr>
     </w:tblStylePr>
     <w:tblStylePr w:type="lastCol">
       <w:rPr>
+        <w:rFonts w:eastAsia="黑体"/>
         <w:b/>
         <w:bCs/>
       </w:rPr>
@@ -8215,6 +8602,7 @@
       <w:spacing w:after="0" w:line="240" w:lineRule="auto"/>
     </w:pPr>
     <w:rPr>
+      <w:rFonts w:eastAsia="黑体"/>
       <w:color w:themeColor="text1" w:val="000000"/>
     </w:rPr>
     <w:tblPr>
@@ -8234,7 +8622,7 @@
     </w:tblPr>
     <w:tblStylePr w:type="firstRow">
       <w:rPr>
-        <w:rFonts w:asciiTheme="majorHAnsi" w:cstheme="majorBidi" w:eastAsiaTheme="majorEastAsia" w:hAnsiTheme="majorHAnsi"/>
+        <w:rFonts w:asciiTheme="majorHAnsi" w:cstheme="majorBidi" w:hAnsiTheme="majorHAnsi" w:eastAsia="黑体"/>
       </w:rPr>
       <w:tblPr/>
       <w:tcPr>
@@ -8246,6 +8634,7 @@
     </w:tblStylePr>
     <w:tblStylePr w:type="lastRow">
       <w:rPr>
+        <w:rFonts w:eastAsia="黑体"/>
         <w:b/>
         <w:bCs/>
         <w:color w:themeColor="text2" w:val="1F497D"/>
@@ -8260,12 +8649,14 @@
     </w:tblStylePr>
     <w:tblStylePr w:type="firstCol">
       <w:rPr>
+        <w:rFonts w:eastAsia="黑体"/>
         <w:b/>
         <w:bCs/>
       </w:rPr>
     </w:tblStylePr>
     <w:tblStylePr w:type="lastCol">
       <w:rPr>
+        <w:rFonts w:eastAsia="黑体"/>
         <w:b/>
         <w:bCs/>
       </w:rPr>
@@ -8299,6 +8690,7 @@
       <w:spacing w:after="0" w:line="240" w:lineRule="auto"/>
     </w:pPr>
     <w:rPr>
+      <w:rFonts w:eastAsia="黑体"/>
       <w:color w:themeColor="text1" w:val="000000"/>
     </w:rPr>
     <w:tblPr>
@@ -8318,7 +8710,7 @@
     </w:tblPr>
     <w:tblStylePr w:type="firstRow">
       <w:rPr>
-        <w:rFonts w:asciiTheme="majorHAnsi" w:cstheme="majorBidi" w:eastAsiaTheme="majorEastAsia" w:hAnsiTheme="majorHAnsi"/>
+        <w:rFonts w:asciiTheme="majorHAnsi" w:cstheme="majorBidi" w:hAnsiTheme="majorHAnsi" w:eastAsia="黑体"/>
       </w:rPr>
       <w:tblPr/>
       <w:tcPr>
@@ -8330,6 +8722,7 @@
     </w:tblStylePr>
     <w:tblStylePr w:type="lastRow">
       <w:rPr>
+        <w:rFonts w:eastAsia="黑体"/>
         <w:b/>
         <w:bCs/>
         <w:color w:themeColor="text2" w:val="1F497D"/>
@@ -8344,12 +8737,14 @@
     </w:tblStylePr>
     <w:tblStylePr w:type="firstCol">
       <w:rPr>
+        <w:rFonts w:eastAsia="黑体"/>
         <w:b/>
         <w:bCs/>
       </w:rPr>
     </w:tblStylePr>
     <w:tblStylePr w:type="lastCol">
       <w:rPr>
+        <w:rFonts w:eastAsia="黑体"/>
         <w:b/>
         <w:bCs/>
       </w:rPr>
@@ -8383,6 +8778,7 @@
       <w:spacing w:after="0" w:line="240" w:lineRule="auto"/>
     </w:pPr>
     <w:rPr>
+      <w:rFonts w:eastAsia="黑体"/>
       <w:color w:themeColor="text1" w:val="000000"/>
     </w:rPr>
     <w:tblPr>
@@ -8402,7 +8798,7 @@
     </w:tblPr>
     <w:tblStylePr w:type="firstRow">
       <w:rPr>
-        <w:rFonts w:asciiTheme="majorHAnsi" w:cstheme="majorBidi" w:eastAsiaTheme="majorEastAsia" w:hAnsiTheme="majorHAnsi"/>
+        <w:rFonts w:asciiTheme="majorHAnsi" w:cstheme="majorBidi" w:hAnsiTheme="majorHAnsi" w:eastAsia="黑体"/>
       </w:rPr>
       <w:tblPr/>
       <w:tcPr>
@@ -8414,6 +8810,7 @@
     </w:tblStylePr>
     <w:tblStylePr w:type="lastRow">
       <w:rPr>
+        <w:rFonts w:eastAsia="黑体"/>
         <w:b/>
         <w:bCs/>
         <w:color w:themeColor="text2" w:val="1F497D"/>
@@ -8428,12 +8825,14 @@
     </w:tblStylePr>
     <w:tblStylePr w:type="firstCol">
       <w:rPr>
+        <w:rFonts w:eastAsia="黑体"/>
         <w:b/>
         <w:bCs/>
       </w:rPr>
     </w:tblStylePr>
     <w:tblStylePr w:type="lastCol">
       <w:rPr>
+        <w:rFonts w:eastAsia="黑体"/>
         <w:b/>
         <w:bCs/>
       </w:rPr>
@@ -8467,7 +8866,7 @@
       <w:spacing w:after="0" w:line="240" w:lineRule="auto"/>
     </w:pPr>
     <w:rPr>
-      <w:rFonts w:asciiTheme="majorHAnsi" w:cstheme="majorBidi" w:eastAsiaTheme="majorEastAsia" w:hAnsiTheme="majorHAnsi"/>
+      <w:rFonts w:asciiTheme="majorHAnsi" w:cstheme="majorBidi" w:hAnsiTheme="majorHAnsi" w:eastAsia="黑体"/>
       <w:color w:themeColor="text1" w:val="000000"/>
     </w:rPr>
     <w:tblPr>
@@ -8489,6 +8888,7 @@
     </w:tblPr>
     <w:tblStylePr w:type="firstRow">
       <w:rPr>
+        <w:rFonts w:eastAsia="黑体"/>
         <w:sz w:val="24"/>
         <w:szCs w:val="24"/>
       </w:rPr>
@@ -8595,7 +8995,7 @@
       <w:spacing w:after="0" w:line="240" w:lineRule="auto"/>
     </w:pPr>
     <w:rPr>
-      <w:rFonts w:asciiTheme="majorHAnsi" w:cstheme="majorBidi" w:eastAsiaTheme="majorEastAsia" w:hAnsiTheme="majorHAnsi"/>
+      <w:rFonts w:asciiTheme="majorHAnsi" w:cstheme="majorBidi" w:hAnsiTheme="majorHAnsi" w:eastAsia="黑体"/>
       <w:color w:themeColor="text1" w:val="000000"/>
     </w:rPr>
     <w:tblPr>
@@ -8617,6 +9017,7 @@
     </w:tblPr>
     <w:tblStylePr w:type="firstRow">
       <w:rPr>
+        <w:rFonts w:eastAsia="黑体"/>
         <w:sz w:val="24"/>
         <w:szCs w:val="24"/>
       </w:rPr>
@@ -8723,7 +9124,7 @@
       <w:spacing w:after="0" w:line="240" w:lineRule="auto"/>
     </w:pPr>
     <w:rPr>
-      <w:rFonts w:asciiTheme="majorHAnsi" w:cstheme="majorBidi" w:eastAsiaTheme="majorEastAsia" w:hAnsiTheme="majorHAnsi"/>
+      <w:rFonts w:asciiTheme="majorHAnsi" w:cstheme="majorBidi" w:hAnsiTheme="majorHAnsi" w:eastAsia="黑体"/>
       <w:color w:themeColor="text1" w:val="000000"/>
     </w:rPr>
     <w:tblPr>
@@ -8745,6 +9146,7 @@
     </w:tblPr>
     <w:tblStylePr w:type="firstRow">
       <w:rPr>
+        <w:rFonts w:eastAsia="黑体"/>
         <w:sz w:val="24"/>
         <w:szCs w:val="24"/>
       </w:rPr>
@@ -8851,7 +9253,7 @@
       <w:spacing w:after="0" w:line="240" w:lineRule="auto"/>
     </w:pPr>
     <w:rPr>
-      <w:rFonts w:asciiTheme="majorHAnsi" w:cstheme="majorBidi" w:eastAsiaTheme="majorEastAsia" w:hAnsiTheme="majorHAnsi"/>
+      <w:rFonts w:asciiTheme="majorHAnsi" w:cstheme="majorBidi" w:hAnsiTheme="majorHAnsi" w:eastAsia="黑体"/>
       <w:color w:themeColor="text1" w:val="000000"/>
     </w:rPr>
     <w:tblPr>
@@ -8873,6 +9275,7 @@
     </w:tblPr>
     <w:tblStylePr w:type="firstRow">
       <w:rPr>
+        <w:rFonts w:eastAsia="黑体"/>
         <w:sz w:val="24"/>
         <w:szCs w:val="24"/>
       </w:rPr>
@@ -8979,7 +9382,7 @@
       <w:spacing w:after="0" w:line="240" w:lineRule="auto"/>
     </w:pPr>
     <w:rPr>
-      <w:rFonts w:asciiTheme="majorHAnsi" w:cstheme="majorBidi" w:eastAsiaTheme="majorEastAsia" w:hAnsiTheme="majorHAnsi"/>
+      <w:rFonts w:asciiTheme="majorHAnsi" w:cstheme="majorBidi" w:hAnsiTheme="majorHAnsi" w:eastAsia="黑体"/>
       <w:color w:themeColor="text1" w:val="000000"/>
     </w:rPr>
     <w:tblPr>
@@ -9001,6 +9404,7 @@
     </w:tblPr>
     <w:tblStylePr w:type="firstRow">
       <w:rPr>
+        <w:rFonts w:eastAsia="黑体"/>
         <w:sz w:val="24"/>
         <w:szCs w:val="24"/>
       </w:rPr>
@@ -9107,7 +9511,7 @@
       <w:spacing w:after="0" w:line="240" w:lineRule="auto"/>
     </w:pPr>
     <w:rPr>
-      <w:rFonts w:asciiTheme="majorHAnsi" w:cstheme="majorBidi" w:eastAsiaTheme="majorEastAsia" w:hAnsiTheme="majorHAnsi"/>
+      <w:rFonts w:asciiTheme="majorHAnsi" w:cstheme="majorBidi" w:hAnsiTheme="majorHAnsi" w:eastAsia="黑体"/>
       <w:color w:themeColor="text1" w:val="000000"/>
     </w:rPr>
     <w:tblPr>
@@ -9129,6 +9533,7 @@
     </w:tblPr>
     <w:tblStylePr w:type="firstRow">
       <w:rPr>
+        <w:rFonts w:eastAsia="黑体"/>
         <w:sz w:val="24"/>
         <w:szCs w:val="24"/>
       </w:rPr>
@@ -9235,7 +9640,7 @@
       <w:spacing w:after="0" w:line="240" w:lineRule="auto"/>
     </w:pPr>
     <w:rPr>
-      <w:rFonts w:asciiTheme="majorHAnsi" w:cstheme="majorBidi" w:eastAsiaTheme="majorEastAsia" w:hAnsiTheme="majorHAnsi"/>
+      <w:rFonts w:asciiTheme="majorHAnsi" w:cstheme="majorBidi" w:hAnsiTheme="majorHAnsi" w:eastAsia="黑体"/>
       <w:color w:themeColor="text1" w:val="000000"/>
     </w:rPr>
     <w:tblPr>
@@ -9257,6 +9662,7 @@
     </w:tblPr>
     <w:tblStylePr w:type="firstRow">
       <w:rPr>
+        <w:rFonts w:eastAsia="黑体"/>
         <w:sz w:val="24"/>
         <w:szCs w:val="24"/>
       </w:rPr>
@@ -9386,12 +9792,14 @@
     </w:tcPr>
     <w:tblStylePr w:type="firstRow">
       <w:rPr>
+        <w:rFonts w:eastAsia="黑体"/>
         <w:b/>
         <w:bCs/>
       </w:rPr>
     </w:tblStylePr>
     <w:tblStylePr w:type="lastRow">
       <w:rPr>
+        <w:rFonts w:eastAsia="黑体"/>
         <w:b/>
         <w:bCs/>
       </w:rPr>
@@ -9404,12 +9812,14 @@
     </w:tblStylePr>
     <w:tblStylePr w:type="firstCol">
       <w:rPr>
+        <w:rFonts w:eastAsia="黑体"/>
         <w:b/>
         <w:bCs/>
       </w:rPr>
     </w:tblStylePr>
     <w:tblStylePr w:type="lastCol">
       <w:rPr>
+        <w:rFonts w:eastAsia="黑体"/>
         <w:b/>
         <w:bCs/>
       </w:rPr>
@@ -9459,12 +9869,14 @@
     </w:tcPr>
     <w:tblStylePr w:type="firstRow">
       <w:rPr>
+        <w:rFonts w:eastAsia="黑体"/>
         <w:b/>
         <w:bCs/>
       </w:rPr>
     </w:tblStylePr>
     <w:tblStylePr w:type="lastRow">
       <w:rPr>
+        <w:rFonts w:eastAsia="黑体"/>
         <w:b/>
         <w:bCs/>
       </w:rPr>
@@ -9477,12 +9889,14 @@
     </w:tblStylePr>
     <w:tblStylePr w:type="firstCol">
       <w:rPr>
+        <w:rFonts w:eastAsia="黑体"/>
         <w:b/>
         <w:bCs/>
       </w:rPr>
     </w:tblStylePr>
     <w:tblStylePr w:type="lastCol">
       <w:rPr>
+        <w:rFonts w:eastAsia="黑体"/>
         <w:b/>
         <w:bCs/>
       </w:rPr>
@@ -9532,12 +9946,14 @@
     </w:tcPr>
     <w:tblStylePr w:type="firstRow">
       <w:rPr>
+        <w:rFonts w:eastAsia="黑体"/>
         <w:b/>
         <w:bCs/>
       </w:rPr>
     </w:tblStylePr>
     <w:tblStylePr w:type="lastRow">
       <w:rPr>
+        <w:rFonts w:eastAsia="黑体"/>
         <w:b/>
         <w:bCs/>
       </w:rPr>
@@ -9550,12 +9966,14 @@
     </w:tblStylePr>
     <w:tblStylePr w:type="firstCol">
       <w:rPr>
+        <w:rFonts w:eastAsia="黑体"/>
         <w:b/>
         <w:bCs/>
       </w:rPr>
     </w:tblStylePr>
     <w:tblStylePr w:type="lastCol">
       <w:rPr>
+        <w:rFonts w:eastAsia="黑体"/>
         <w:b/>
         <w:bCs/>
       </w:rPr>
@@ -9605,12 +10023,14 @@
     </w:tcPr>
     <w:tblStylePr w:type="firstRow">
       <w:rPr>
+        <w:rFonts w:eastAsia="黑体"/>
         <w:b/>
         <w:bCs/>
       </w:rPr>
     </w:tblStylePr>
     <w:tblStylePr w:type="lastRow">
       <w:rPr>
+        <w:rFonts w:eastAsia="黑体"/>
         <w:b/>
         <w:bCs/>
       </w:rPr>
@@ -9623,12 +10043,14 @@
     </w:tblStylePr>
     <w:tblStylePr w:type="firstCol">
       <w:rPr>
+        <w:rFonts w:eastAsia="黑体"/>
         <w:b/>
         <w:bCs/>
       </w:rPr>
     </w:tblStylePr>
     <w:tblStylePr w:type="lastCol">
       <w:rPr>
+        <w:rFonts w:eastAsia="黑体"/>
         <w:b/>
         <w:bCs/>
       </w:rPr>
@@ -9678,12 +10100,14 @@
     </w:tcPr>
     <w:tblStylePr w:type="firstRow">
       <w:rPr>
+        <w:rFonts w:eastAsia="黑体"/>
         <w:b/>
         <w:bCs/>
       </w:rPr>
     </w:tblStylePr>
     <w:tblStylePr w:type="lastRow">
       <w:rPr>
+        <w:rFonts w:eastAsia="黑体"/>
         <w:b/>
         <w:bCs/>
       </w:rPr>
@@ -9696,12 +10120,14 @@
     </w:tblStylePr>
     <w:tblStylePr w:type="firstCol">
       <w:rPr>
+        <w:rFonts w:eastAsia="黑体"/>
         <w:b/>
         <w:bCs/>
       </w:rPr>
     </w:tblStylePr>
     <w:tblStylePr w:type="lastCol">
       <w:rPr>
+        <w:rFonts w:eastAsia="黑体"/>
         <w:b/>
         <w:bCs/>
       </w:rPr>
@@ -9751,12 +10177,14 @@
     </w:tcPr>
     <w:tblStylePr w:type="firstRow">
       <w:rPr>
+        <w:rFonts w:eastAsia="黑体"/>
         <w:b/>
         <w:bCs/>
       </w:rPr>
     </w:tblStylePr>
     <w:tblStylePr w:type="lastRow">
       <w:rPr>
+        <w:rFonts w:eastAsia="黑体"/>
         <w:b/>
         <w:bCs/>
       </w:rPr>
@@ -9769,12 +10197,14 @@
     </w:tblStylePr>
     <w:tblStylePr w:type="firstCol">
       <w:rPr>
+        <w:rFonts w:eastAsia="黑体"/>
         <w:b/>
         <w:bCs/>
       </w:rPr>
     </w:tblStylePr>
     <w:tblStylePr w:type="lastCol">
       <w:rPr>
+        <w:rFonts w:eastAsia="黑体"/>
         <w:b/>
         <w:bCs/>
       </w:rPr>
@@ -9824,12 +10254,14 @@
     </w:tcPr>
     <w:tblStylePr w:type="firstRow">
       <w:rPr>
+        <w:rFonts w:eastAsia="黑体"/>
         <w:b/>
         <w:bCs/>
       </w:rPr>
     </w:tblStylePr>
     <w:tblStylePr w:type="lastRow">
       <w:rPr>
+        <w:rFonts w:eastAsia="黑体"/>
         <w:b/>
         <w:bCs/>
       </w:rPr>
@@ -9842,12 +10274,14 @@
     </w:tblStylePr>
     <w:tblStylePr w:type="firstCol">
       <w:rPr>
+        <w:rFonts w:eastAsia="黑体"/>
         <w:b/>
         <w:bCs/>
       </w:rPr>
     </w:tblStylePr>
     <w:tblStylePr w:type="lastCol">
       <w:rPr>
+        <w:rFonts w:eastAsia="黑体"/>
         <w:b/>
         <w:bCs/>
       </w:rPr>
@@ -9874,7 +10308,7 @@
       <w:spacing w:after="0" w:line="240" w:lineRule="auto"/>
     </w:pPr>
     <w:rPr>
-      <w:rFonts w:asciiTheme="majorHAnsi" w:cstheme="majorBidi" w:eastAsiaTheme="majorEastAsia" w:hAnsiTheme="majorHAnsi"/>
+      <w:rFonts w:asciiTheme="majorHAnsi" w:cstheme="majorBidi" w:hAnsiTheme="majorHAnsi" w:eastAsia="黑体"/>
       <w:color w:themeColor="text1" w:val="000000"/>
     </w:rPr>
     <w:tblPr>
@@ -9901,6 +10335,7 @@
     </w:tcPr>
     <w:tblStylePr w:type="firstRow">
       <w:rPr>
+        <w:rFonts w:eastAsia="黑体"/>
         <w:b/>
         <w:bCs/>
         <w:color w:themeColor="text1" w:val="000000"/>
@@ -9912,6 +10347,7 @@
     </w:tblStylePr>
     <w:tblStylePr w:type="lastRow">
       <w:rPr>
+        <w:rFonts w:eastAsia="黑体"/>
         <w:b/>
         <w:bCs/>
         <w:color w:themeColor="text1" w:val="000000"/>
@@ -9931,6 +10367,7 @@
     </w:tblStylePr>
     <w:tblStylePr w:type="firstCol">
       <w:rPr>
+        <w:rFonts w:eastAsia="黑体"/>
         <w:b/>
         <w:bCs/>
         <w:color w:themeColor="text1" w:val="000000"/>
@@ -9950,6 +10387,7 @@
     </w:tblStylePr>
     <w:tblStylePr w:type="lastCol">
       <w:rPr>
+        <w:rFonts w:eastAsia="黑体"/>
         <w:b w:val="0"/>
         <w:bCs w:val="0"/>
         <w:color w:themeColor="text1" w:val="000000"/>
@@ -9999,7 +10437,7 @@
       <w:spacing w:after="0" w:line="240" w:lineRule="auto"/>
     </w:pPr>
     <w:rPr>
-      <w:rFonts w:asciiTheme="majorHAnsi" w:cstheme="majorBidi" w:eastAsiaTheme="majorEastAsia" w:hAnsiTheme="majorHAnsi"/>
+      <w:rFonts w:asciiTheme="majorHAnsi" w:cstheme="majorBidi" w:hAnsiTheme="majorHAnsi" w:eastAsia="黑体"/>
       <w:color w:themeColor="text1" w:val="000000"/>
     </w:rPr>
     <w:tblPr>
@@ -10026,6 +10464,7 @@
     </w:tcPr>
     <w:tblStylePr w:type="firstRow">
       <w:rPr>
+        <w:rFonts w:eastAsia="黑体"/>
         <w:b/>
         <w:bCs/>
         <w:color w:themeColor="text1" w:val="000000"/>
@@ -10037,6 +10476,7 @@
     </w:tblStylePr>
     <w:tblStylePr w:type="lastRow">
       <w:rPr>
+        <w:rFonts w:eastAsia="黑体"/>
         <w:b/>
         <w:bCs/>
         <w:color w:themeColor="text1" w:val="000000"/>
@@ -10056,6 +10496,7 @@
     </w:tblStylePr>
     <w:tblStylePr w:type="firstCol">
       <w:rPr>
+        <w:rFonts w:eastAsia="黑体"/>
         <w:b/>
         <w:bCs/>
         <w:color w:themeColor="text1" w:val="000000"/>
@@ -10075,6 +10516,7 @@
     </w:tblStylePr>
     <w:tblStylePr w:type="lastCol">
       <w:rPr>
+        <w:rFonts w:eastAsia="黑体"/>
         <w:b w:val="0"/>
         <w:bCs w:val="0"/>
         <w:color w:themeColor="text1" w:val="000000"/>
@@ -10124,7 +10566,7 @@
       <w:spacing w:after="0" w:line="240" w:lineRule="auto"/>
     </w:pPr>
     <w:rPr>
-      <w:rFonts w:asciiTheme="majorHAnsi" w:cstheme="majorBidi" w:eastAsiaTheme="majorEastAsia" w:hAnsiTheme="majorHAnsi"/>
+      <w:rFonts w:asciiTheme="majorHAnsi" w:cstheme="majorBidi" w:hAnsiTheme="majorHAnsi" w:eastAsia="黑体"/>
       <w:color w:themeColor="text1" w:val="000000"/>
     </w:rPr>
     <w:tblPr>
@@ -10151,6 +10593,7 @@
     </w:tcPr>
     <w:tblStylePr w:type="firstRow">
       <w:rPr>
+        <w:rFonts w:eastAsia="黑体"/>
         <w:b/>
         <w:bCs/>
         <w:color w:themeColor="text1" w:val="000000"/>
@@ -10162,6 +10605,7 @@
     </w:tblStylePr>
     <w:tblStylePr w:type="lastRow">
       <w:rPr>
+        <w:rFonts w:eastAsia="黑体"/>
         <w:b/>
         <w:bCs/>
         <w:color w:themeColor="text1" w:val="000000"/>
@@ -10181,6 +10625,7 @@
     </w:tblStylePr>
     <w:tblStylePr w:type="firstCol">
       <w:rPr>
+        <w:rFonts w:eastAsia="黑体"/>
         <w:b/>
         <w:bCs/>
         <w:color w:themeColor="text1" w:val="000000"/>
@@ -10200,6 +10645,7 @@
     </w:tblStylePr>
     <w:tblStylePr w:type="lastCol">
       <w:rPr>
+        <w:rFonts w:eastAsia="黑体"/>
         <w:b w:val="0"/>
         <w:bCs w:val="0"/>
         <w:color w:themeColor="text1" w:val="000000"/>
@@ -10249,7 +10695,7 @@
       <w:spacing w:after="0" w:line="240" w:lineRule="auto"/>
     </w:pPr>
     <w:rPr>
-      <w:rFonts w:asciiTheme="majorHAnsi" w:cstheme="majorBidi" w:eastAsiaTheme="majorEastAsia" w:hAnsiTheme="majorHAnsi"/>
+      <w:rFonts w:asciiTheme="majorHAnsi" w:cstheme="majorBidi" w:hAnsiTheme="majorHAnsi" w:eastAsia="黑体"/>
       <w:color w:themeColor="text1" w:val="000000"/>
     </w:rPr>
     <w:tblPr>
@@ -10276,6 +10722,7 @@
     </w:tcPr>
     <w:tblStylePr w:type="firstRow">
       <w:rPr>
+        <w:rFonts w:eastAsia="黑体"/>
         <w:b/>
         <w:bCs/>
         <w:color w:themeColor="text1" w:val="000000"/>
@@ -10287,6 +10734,7 @@
     </w:tblStylePr>
     <w:tblStylePr w:type="lastRow">
       <w:rPr>
+        <w:rFonts w:eastAsia="黑体"/>
         <w:b/>
         <w:bCs/>
         <w:color w:themeColor="text1" w:val="000000"/>
@@ -10306,6 +10754,7 @@
     </w:tblStylePr>
     <w:tblStylePr w:type="firstCol">
       <w:rPr>
+        <w:rFonts w:eastAsia="黑体"/>
         <w:b/>
         <w:bCs/>
         <w:color w:themeColor="text1" w:val="000000"/>
@@ -10325,6 +10774,7 @@
     </w:tblStylePr>
     <w:tblStylePr w:type="lastCol">
       <w:rPr>
+        <w:rFonts w:eastAsia="黑体"/>
         <w:b w:val="0"/>
         <w:bCs w:val="0"/>
         <w:color w:themeColor="text1" w:val="000000"/>
@@ -10374,7 +10824,7 @@
       <w:spacing w:after="0" w:line="240" w:lineRule="auto"/>
     </w:pPr>
     <w:rPr>
-      <w:rFonts w:asciiTheme="majorHAnsi" w:cstheme="majorBidi" w:eastAsiaTheme="majorEastAsia" w:hAnsiTheme="majorHAnsi"/>
+      <w:rFonts w:asciiTheme="majorHAnsi" w:cstheme="majorBidi" w:hAnsiTheme="majorHAnsi" w:eastAsia="黑体"/>
       <w:color w:themeColor="text1" w:val="000000"/>
     </w:rPr>
     <w:tblPr>
@@ -10401,6 +10851,7 @@
     </w:tcPr>
     <w:tblStylePr w:type="firstRow">
       <w:rPr>
+        <w:rFonts w:eastAsia="黑体"/>
         <w:b/>
         <w:bCs/>
         <w:color w:themeColor="text1" w:val="000000"/>
@@ -10412,6 +10863,7 @@
     </w:tblStylePr>
     <w:tblStylePr w:type="lastRow">
       <w:rPr>
+        <w:rFonts w:eastAsia="黑体"/>
         <w:b/>
         <w:bCs/>
         <w:color w:themeColor="text1" w:val="000000"/>
@@ -10431,6 +10883,7 @@
     </w:tblStylePr>
     <w:tblStylePr w:type="firstCol">
       <w:rPr>
+        <w:rFonts w:eastAsia="黑体"/>
         <w:b/>
         <w:bCs/>
         <w:color w:themeColor="text1" w:val="000000"/>
@@ -10450,6 +10903,7 @@
     </w:tblStylePr>
     <w:tblStylePr w:type="lastCol">
       <w:rPr>
+        <w:rFonts w:eastAsia="黑体"/>
         <w:b w:val="0"/>
         <w:bCs w:val="0"/>
         <w:color w:themeColor="text1" w:val="000000"/>
@@ -10499,7 +10953,7 @@
       <w:spacing w:after="0" w:line="240" w:lineRule="auto"/>
     </w:pPr>
     <w:rPr>
-      <w:rFonts w:asciiTheme="majorHAnsi" w:cstheme="majorBidi" w:eastAsiaTheme="majorEastAsia" w:hAnsiTheme="majorHAnsi"/>
+      <w:rFonts w:asciiTheme="majorHAnsi" w:cstheme="majorBidi" w:hAnsiTheme="majorHAnsi" w:eastAsia="黑体"/>
       <w:color w:themeColor="text1" w:val="000000"/>
     </w:rPr>
     <w:tblPr>
@@ -10526,6 +10980,7 @@
     </w:tcPr>
     <w:tblStylePr w:type="firstRow">
       <w:rPr>
+        <w:rFonts w:eastAsia="黑体"/>
         <w:b/>
         <w:bCs/>
         <w:color w:themeColor="text1" w:val="000000"/>
@@ -10537,6 +10992,7 @@
     </w:tblStylePr>
     <w:tblStylePr w:type="lastRow">
       <w:rPr>
+        <w:rFonts w:eastAsia="黑体"/>
         <w:b/>
         <w:bCs/>
         <w:color w:themeColor="text1" w:val="000000"/>
@@ -10556,6 +11012,7 @@
     </w:tblStylePr>
     <w:tblStylePr w:type="firstCol">
       <w:rPr>
+        <w:rFonts w:eastAsia="黑体"/>
         <w:b/>
         <w:bCs/>
         <w:color w:themeColor="text1" w:val="000000"/>
@@ -10575,6 +11032,7 @@
     </w:tblStylePr>
     <w:tblStylePr w:type="lastCol">
       <w:rPr>
+        <w:rFonts w:eastAsia="黑体"/>
         <w:b w:val="0"/>
         <w:bCs w:val="0"/>
         <w:color w:themeColor="text1" w:val="000000"/>
@@ -10624,7 +11082,7 @@
       <w:spacing w:after="0" w:line="240" w:lineRule="auto"/>
     </w:pPr>
     <w:rPr>
-      <w:rFonts w:asciiTheme="majorHAnsi" w:cstheme="majorBidi" w:eastAsiaTheme="majorEastAsia" w:hAnsiTheme="majorHAnsi"/>
+      <w:rFonts w:asciiTheme="majorHAnsi" w:cstheme="majorBidi" w:hAnsiTheme="majorHAnsi" w:eastAsia="黑体"/>
       <w:color w:themeColor="text1" w:val="000000"/>
     </w:rPr>
     <w:tblPr>
@@ -10651,6 +11109,7 @@
     </w:tcPr>
     <w:tblStylePr w:type="firstRow">
       <w:rPr>
+        <w:rFonts w:eastAsia="黑体"/>
         <w:b/>
         <w:bCs/>
         <w:color w:themeColor="text1" w:val="000000"/>
@@ -10662,6 +11121,7 @@
     </w:tblStylePr>
     <w:tblStylePr w:type="lastRow">
       <w:rPr>
+        <w:rFonts w:eastAsia="黑体"/>
         <w:b/>
         <w:bCs/>
         <w:color w:themeColor="text1" w:val="000000"/>
@@ -10681,6 +11141,7 @@
     </w:tblStylePr>
     <w:tblStylePr w:type="firstCol">
       <w:rPr>
+        <w:rFonts w:eastAsia="黑体"/>
         <w:b/>
         <w:bCs/>
         <w:color w:themeColor="text1" w:val="000000"/>
@@ -10700,6 +11161,7 @@
     </w:tblStylePr>
     <w:tblStylePr w:type="lastCol">
       <w:rPr>
+        <w:rFonts w:eastAsia="黑体"/>
         <w:b w:val="0"/>
         <w:bCs w:val="0"/>
         <w:color w:themeColor="text1" w:val="000000"/>
@@ -10772,6 +11234,7 @@
     </w:tcPr>
     <w:tblStylePr w:type="firstRow">
       <w:rPr>
+        <w:rFonts w:eastAsia="黑体"/>
         <w:b/>
         <w:bCs/>
         <w:i w:val="0"/>
@@ -10793,6 +11256,7 @@
     </w:tblStylePr>
     <w:tblStylePr w:type="lastRow">
       <w:rPr>
+        <w:rFonts w:eastAsia="黑体"/>
         <w:b/>
         <w:bCs/>
         <w:i w:val="0"/>
@@ -10814,6 +11278,7 @@
     </w:tblStylePr>
     <w:tblStylePr w:type="firstCol">
       <w:rPr>
+        <w:rFonts w:eastAsia="黑体"/>
         <w:b/>
         <w:bCs/>
         <w:i w:val="0"/>
@@ -10833,6 +11298,7 @@
     </w:tblStylePr>
     <w:tblStylePr w:type="lastCol">
       <w:rPr>
+        <w:rFonts w:eastAsia="黑体"/>
         <w:b/>
         <w:bCs/>
         <w:i w:val="0"/>
@@ -10913,6 +11379,7 @@
     </w:tcPr>
     <w:tblStylePr w:type="firstRow">
       <w:rPr>
+        <w:rFonts w:eastAsia="黑体"/>
         <w:b/>
         <w:bCs/>
         <w:i w:val="0"/>
@@ -10934,6 +11401,7 @@
     </w:tblStylePr>
     <w:tblStylePr w:type="lastRow">
       <w:rPr>
+        <w:rFonts w:eastAsia="黑体"/>
         <w:b/>
         <w:bCs/>
         <w:i w:val="0"/>
@@ -10955,6 +11423,7 @@
     </w:tblStylePr>
     <w:tblStylePr w:type="firstCol">
       <w:rPr>
+        <w:rFonts w:eastAsia="黑体"/>
         <w:b/>
         <w:bCs/>
         <w:i w:val="0"/>
@@ -10974,6 +11443,7 @@
     </w:tblStylePr>
     <w:tblStylePr w:type="lastCol">
       <w:rPr>
+        <w:rFonts w:eastAsia="黑体"/>
         <w:b/>
         <w:bCs/>
         <w:i w:val="0"/>
@@ -11054,6 +11524,7 @@
     </w:tcPr>
     <w:tblStylePr w:type="firstRow">
       <w:rPr>
+        <w:rFonts w:eastAsia="黑体"/>
         <w:b/>
         <w:bCs/>
         <w:i w:val="0"/>
@@ -11075,6 +11546,7 @@
     </w:tblStylePr>
     <w:tblStylePr w:type="lastRow">
       <w:rPr>
+        <w:rFonts w:eastAsia="黑体"/>
         <w:b/>
         <w:bCs/>
         <w:i w:val="0"/>
@@ -11096,6 +11568,7 @@
     </w:tblStylePr>
     <w:tblStylePr w:type="firstCol">
       <w:rPr>
+        <w:rFonts w:eastAsia="黑体"/>
         <w:b/>
         <w:bCs/>
         <w:i w:val="0"/>
@@ -11115,6 +11588,7 @@
     </w:tblStylePr>
     <w:tblStylePr w:type="lastCol">
       <w:rPr>
+        <w:rFonts w:eastAsia="黑体"/>
         <w:b/>
         <w:bCs/>
         <w:i w:val="0"/>
@@ -11195,6 +11669,7 @@
     </w:tcPr>
     <w:tblStylePr w:type="firstRow">
       <w:rPr>
+        <w:rFonts w:eastAsia="黑体"/>
         <w:b/>
         <w:bCs/>
         <w:i w:val="0"/>
@@ -11216,6 +11691,7 @@
     </w:tblStylePr>
     <w:tblStylePr w:type="lastRow">
       <w:rPr>
+        <w:rFonts w:eastAsia="黑体"/>
         <w:b/>
         <w:bCs/>
         <w:i w:val="0"/>
@@ -11237,6 +11713,7 @@
     </w:tblStylePr>
     <w:tblStylePr w:type="firstCol">
       <w:rPr>
+        <w:rFonts w:eastAsia="黑体"/>
         <w:b/>
         <w:bCs/>
         <w:i w:val="0"/>
@@ -11256,6 +11733,7 @@
     </w:tblStylePr>
     <w:tblStylePr w:type="lastCol">
       <w:rPr>
+        <w:rFonts w:eastAsia="黑体"/>
         <w:b/>
         <w:bCs/>
         <w:i w:val="0"/>
@@ -11336,6 +11814,7 @@
     </w:tcPr>
     <w:tblStylePr w:type="firstRow">
       <w:rPr>
+        <w:rFonts w:eastAsia="黑体"/>
         <w:b/>
         <w:bCs/>
         <w:i w:val="0"/>
@@ -11357,6 +11836,7 @@
     </w:tblStylePr>
     <w:tblStylePr w:type="lastRow">
       <w:rPr>
+        <w:rFonts w:eastAsia="黑体"/>
         <w:b/>
         <w:bCs/>
         <w:i w:val="0"/>
@@ -11378,6 +11858,7 @@
     </w:tblStylePr>
     <w:tblStylePr w:type="firstCol">
       <w:rPr>
+        <w:rFonts w:eastAsia="黑体"/>
         <w:b/>
         <w:bCs/>
         <w:i w:val="0"/>
@@ -11397,6 +11878,7 @@
     </w:tblStylePr>
     <w:tblStylePr w:type="lastCol">
       <w:rPr>
+        <w:rFonts w:eastAsia="黑体"/>
         <w:b/>
         <w:bCs/>
         <w:i w:val="0"/>
@@ -11477,6 +11959,7 @@
     </w:tcPr>
     <w:tblStylePr w:type="firstRow">
       <w:rPr>
+        <w:rFonts w:eastAsia="黑体"/>
         <w:b/>
         <w:bCs/>
         <w:i w:val="0"/>
@@ -11498,6 +11981,7 @@
     </w:tblStylePr>
     <w:tblStylePr w:type="lastRow">
       <w:rPr>
+        <w:rFonts w:eastAsia="黑体"/>
         <w:b/>
         <w:bCs/>
         <w:i w:val="0"/>
@@ -11519,6 +12003,7 @@
     </w:tblStylePr>
     <w:tblStylePr w:type="firstCol">
       <w:rPr>
+        <w:rFonts w:eastAsia="黑体"/>
         <w:b/>
         <w:bCs/>
         <w:i w:val="0"/>
@@ -11538,6 +12023,7 @@
     </w:tblStylePr>
     <w:tblStylePr w:type="lastCol">
       <w:rPr>
+        <w:rFonts w:eastAsia="黑体"/>
         <w:b/>
         <w:bCs/>
         <w:i w:val="0"/>
@@ -11618,6 +12104,7 @@
     </w:tcPr>
     <w:tblStylePr w:type="firstRow">
       <w:rPr>
+        <w:rFonts w:eastAsia="黑体"/>
         <w:b/>
         <w:bCs/>
         <w:i w:val="0"/>
@@ -11639,6 +12126,7 @@
     </w:tblStylePr>
     <w:tblStylePr w:type="lastRow">
       <w:rPr>
+        <w:rFonts w:eastAsia="黑体"/>
         <w:b/>
         <w:bCs/>
         <w:i w:val="0"/>
@@ -11660,6 +12148,7 @@
     </w:tblStylePr>
     <w:tblStylePr w:type="firstCol">
       <w:rPr>
+        <w:rFonts w:eastAsia="黑体"/>
         <w:b/>
         <w:bCs/>
         <w:i w:val="0"/>
@@ -11679,6 +12168,7 @@
     </w:tblStylePr>
     <w:tblStylePr w:type="lastCol">
       <w:rPr>
+        <w:rFonts w:eastAsia="黑体"/>
         <w:b/>
         <w:bCs/>
         <w:i w:val="0"/>
@@ -11736,6 +12226,7 @@
       <w:spacing w:after="0" w:line="240" w:lineRule="auto"/>
     </w:pPr>
     <w:rPr>
+      <w:rFonts w:eastAsia="黑体"/>
       <w:color w:themeColor="background1" w:val="FFFFFF"/>
     </w:rPr>
     <w:tblPr>
@@ -11754,6 +12245,7 @@
     </w:tcPr>
     <w:tblStylePr w:type="firstRow">
       <w:rPr>
+        <w:rFonts w:eastAsia="黑体"/>
         <w:b/>
         <w:bCs/>
       </w:rPr>
@@ -11850,6 +12342,7 @@
       <w:spacing w:after="0" w:line="240" w:lineRule="auto"/>
     </w:pPr>
     <w:rPr>
+      <w:rFonts w:eastAsia="黑体"/>
       <w:color w:themeColor="background1" w:val="FFFFFF"/>
     </w:rPr>
     <w:tblPr>
@@ -11868,6 +12361,7 @@
     </w:tcPr>
     <w:tblStylePr w:type="firstRow">
       <w:rPr>
+        <w:rFonts w:eastAsia="黑体"/>
         <w:b/>
         <w:bCs/>
       </w:rPr>
@@ -11964,6 +12458,7 @@
       <w:spacing w:after="0" w:line="240" w:lineRule="auto"/>
     </w:pPr>
     <w:rPr>
+      <w:rFonts w:eastAsia="黑体"/>
       <w:color w:themeColor="background1" w:val="FFFFFF"/>
     </w:rPr>
     <w:tblPr>
@@ -11982,6 +12477,7 @@
     </w:tcPr>
     <w:tblStylePr w:type="firstRow">
       <w:rPr>
+        <w:rFonts w:eastAsia="黑体"/>
         <w:b/>
         <w:bCs/>
       </w:rPr>
@@ -12078,6 +12574,7 @@
       <w:spacing w:after="0" w:line="240" w:lineRule="auto"/>
     </w:pPr>
     <w:rPr>
+      <w:rFonts w:eastAsia="黑体"/>
       <w:color w:themeColor="background1" w:val="FFFFFF"/>
     </w:rPr>
     <w:tblPr>
@@ -12096,6 +12593,7 @@
     </w:tcPr>
     <w:tblStylePr w:type="firstRow">
       <w:rPr>
+        <w:rFonts w:eastAsia="黑体"/>
         <w:b/>
         <w:bCs/>
       </w:rPr>
@@ -12192,6 +12690,7 @@
       <w:spacing w:after="0" w:line="240" w:lineRule="auto"/>
     </w:pPr>
     <w:rPr>
+      <w:rFonts w:eastAsia="黑体"/>
       <w:color w:themeColor="background1" w:val="FFFFFF"/>
     </w:rPr>
     <w:tblPr>
@@ -12210,6 +12709,7 @@
     </w:tcPr>
     <w:tblStylePr w:type="firstRow">
       <w:rPr>
+        <w:rFonts w:eastAsia="黑体"/>
         <w:b/>
         <w:bCs/>
       </w:rPr>
@@ -12306,6 +12806,7 @@
       <w:spacing w:after="0" w:line="240" w:lineRule="auto"/>
     </w:pPr>
     <w:rPr>
+      <w:rFonts w:eastAsia="黑体"/>
       <w:color w:themeColor="background1" w:val="FFFFFF"/>
     </w:rPr>
     <w:tblPr>
@@ -12324,6 +12825,7 @@
     </w:tcPr>
     <w:tblStylePr w:type="firstRow">
       <w:rPr>
+        <w:rFonts w:eastAsia="黑体"/>
         <w:b/>
         <w:bCs/>
       </w:rPr>
@@ -12420,6 +12922,7 @@
       <w:spacing w:after="0" w:line="240" w:lineRule="auto"/>
     </w:pPr>
     <w:rPr>
+      <w:rFonts w:eastAsia="黑体"/>
       <w:color w:themeColor="background1" w:val="FFFFFF"/>
     </w:rPr>
     <w:tblPr>
@@ -12438,6 +12941,7 @@
     </w:tcPr>
     <w:tblStylePr w:type="firstRow">
       <w:rPr>
+        <w:rFonts w:eastAsia="黑体"/>
         <w:b/>
         <w:bCs/>
       </w:rPr>
@@ -12534,6 +13038,7 @@
       <w:spacing w:after="0" w:line="240" w:lineRule="auto"/>
     </w:pPr>
     <w:rPr>
+      <w:rFonts w:eastAsia="黑体"/>
       <w:color w:themeColor="text1" w:val="000000"/>
     </w:rPr>
     <w:tblPr>
@@ -12560,6 +13065,7 @@
     </w:tcPr>
     <w:tblStylePr w:type="firstRow">
       <w:rPr>
+        <w:rFonts w:eastAsia="黑体"/>
         <w:b/>
         <w:bCs/>
       </w:rPr>
@@ -12578,6 +13084,7 @@
     </w:tblStylePr>
     <w:tblStylePr w:type="lastRow">
       <w:rPr>
+        <w:rFonts w:eastAsia="黑体"/>
         <w:b/>
         <w:bCs/>
         <w:color w:themeColor="background1" w:val="FFFFFF"/>
@@ -12592,6 +13099,7 @@
     </w:tblStylePr>
     <w:tblStylePr w:type="firstCol">
       <w:rPr>
+        <w:rFonts w:eastAsia="黑体"/>
         <w:color w:themeColor="background1" w:val="FFFFFF"/>
       </w:rPr>
       <w:tblPr/>
@@ -12609,6 +13117,7 @@
     </w:tblStylePr>
     <w:tblStylePr w:type="lastCol">
       <w:rPr>
+        <w:rFonts w:eastAsia="黑体"/>
         <w:color w:themeColor="background1" w:val="FFFFFF"/>
       </w:rPr>
       <w:tblPr/>
@@ -12638,11 +13147,13 @@
     </w:tblStylePr>
     <w:tblStylePr w:type="neCell">
       <w:rPr>
+        <w:rFonts w:eastAsia="黑体"/>
         <w:color w:themeColor="text1" w:val="000000"/>
       </w:rPr>
     </w:tblStylePr>
     <w:tblStylePr w:type="nwCell">
       <w:rPr>
+        <w:rFonts w:eastAsia="黑体"/>
         <w:color w:themeColor="text1" w:val="000000"/>
       </w:rPr>
     </w:tblStylePr>
@@ -12656,6 +13167,7 @@
       <w:spacing w:after="0" w:line="240" w:lineRule="auto"/>
     </w:pPr>
     <w:rPr>
+      <w:rFonts w:eastAsia="黑体"/>
       <w:color w:themeColor="text1" w:val="000000"/>
     </w:rPr>
     <w:tblPr>
@@ -12682,6 +13194,7 @@
     </w:tcPr>
     <w:tblStylePr w:type="firstRow">
       <w:rPr>
+        <w:rFonts w:eastAsia="黑体"/>
         <w:b/>
         <w:bCs/>
       </w:rPr>
@@ -12700,6 +13213,7 @@
     </w:tblStylePr>
     <w:tblStylePr w:type="lastRow">
       <w:rPr>
+        <w:rFonts w:eastAsia="黑体"/>
         <w:b/>
         <w:bCs/>
         <w:color w:themeColor="background1" w:val="FFFFFF"/>
@@ -12714,6 +13228,7 @@
     </w:tblStylePr>
     <w:tblStylePr w:type="firstCol">
       <w:rPr>
+        <w:rFonts w:eastAsia="黑体"/>
         <w:color w:themeColor="background1" w:val="FFFFFF"/>
       </w:rPr>
       <w:tblPr/>
@@ -12731,6 +13246,7 @@
     </w:tblStylePr>
     <w:tblStylePr w:type="lastCol">
       <w:rPr>
+        <w:rFonts w:eastAsia="黑体"/>
         <w:color w:themeColor="background1" w:val="FFFFFF"/>
       </w:rPr>
       <w:tblPr/>
@@ -12760,11 +13276,13 @@
     </w:tblStylePr>
     <w:tblStylePr w:type="neCell">
       <w:rPr>
+        <w:rFonts w:eastAsia="黑体"/>
         <w:color w:themeColor="text1" w:val="000000"/>
       </w:rPr>
     </w:tblStylePr>
     <w:tblStylePr w:type="nwCell">
       <w:rPr>
+        <w:rFonts w:eastAsia="黑体"/>
         <w:color w:themeColor="text1" w:val="000000"/>
       </w:rPr>
     </w:tblStylePr>
@@ -12778,6 +13296,7 @@
       <w:spacing w:after="0" w:line="240" w:lineRule="auto"/>
     </w:pPr>
     <w:rPr>
+      <w:rFonts w:eastAsia="黑体"/>
       <w:color w:themeColor="text1" w:val="000000"/>
     </w:rPr>
     <w:tblPr>
@@ -12804,6 +13323,7 @@
     </w:tcPr>
     <w:tblStylePr w:type="firstRow">
       <w:rPr>
+        <w:rFonts w:eastAsia="黑体"/>
         <w:b/>
         <w:bCs/>
       </w:rPr>
@@ -12822,6 +13342,7 @@
     </w:tblStylePr>
     <w:tblStylePr w:type="lastRow">
       <w:rPr>
+        <w:rFonts w:eastAsia="黑体"/>
         <w:b/>
         <w:bCs/>
         <w:color w:themeColor="background1" w:val="FFFFFF"/>
@@ -12836,6 +13357,7 @@
     </w:tblStylePr>
     <w:tblStylePr w:type="firstCol">
       <w:rPr>
+        <w:rFonts w:eastAsia="黑体"/>
         <w:color w:themeColor="background1" w:val="FFFFFF"/>
       </w:rPr>
       <w:tblPr/>
@@ -12853,6 +13375,7 @@
     </w:tblStylePr>
     <w:tblStylePr w:type="lastCol">
       <w:rPr>
+        <w:rFonts w:eastAsia="黑体"/>
         <w:color w:themeColor="background1" w:val="FFFFFF"/>
       </w:rPr>
       <w:tblPr/>
@@ -12882,11 +13405,13 @@
     </w:tblStylePr>
     <w:tblStylePr w:type="neCell">
       <w:rPr>
+        <w:rFonts w:eastAsia="黑体"/>
         <w:color w:themeColor="text1" w:val="000000"/>
       </w:rPr>
     </w:tblStylePr>
     <w:tblStylePr w:type="nwCell">
       <w:rPr>
+        <w:rFonts w:eastAsia="黑体"/>
         <w:color w:themeColor="text1" w:val="000000"/>
       </w:rPr>
     </w:tblStylePr>
@@ -12900,6 +13425,7 @@
       <w:spacing w:after="0" w:line="240" w:lineRule="auto"/>
     </w:pPr>
     <w:rPr>
+      <w:rFonts w:eastAsia="黑体"/>
       <w:color w:themeColor="text1" w:val="000000"/>
     </w:rPr>
     <w:tblPr>
@@ -12926,6 +13452,7 @@
     </w:tcPr>
     <w:tblStylePr w:type="firstRow">
       <w:rPr>
+        <w:rFonts w:eastAsia="黑体"/>
         <w:b/>
         <w:bCs/>
       </w:rPr>
@@ -12944,6 +13471,7 @@
     </w:tblStylePr>
     <w:tblStylePr w:type="lastRow">
       <w:rPr>
+        <w:rFonts w:eastAsia="黑体"/>
         <w:b/>
         <w:bCs/>
         <w:color w:themeColor="background1" w:val="FFFFFF"/>
@@ -12958,6 +13486,7 @@
     </w:tblStylePr>
     <w:tblStylePr w:type="firstCol">
       <w:rPr>
+        <w:rFonts w:eastAsia="黑体"/>
         <w:color w:themeColor="background1" w:val="FFFFFF"/>
       </w:rPr>
       <w:tblPr/>
@@ -12975,6 +13504,7 @@
     </w:tblStylePr>
     <w:tblStylePr w:type="lastCol">
       <w:rPr>
+        <w:rFonts w:eastAsia="黑体"/>
         <w:color w:themeColor="background1" w:val="FFFFFF"/>
       </w:rPr>
       <w:tblPr/>
@@ -13012,6 +13542,7 @@
       <w:spacing w:after="0" w:line="240" w:lineRule="auto"/>
     </w:pPr>
     <w:rPr>
+      <w:rFonts w:eastAsia="黑体"/>
       <w:color w:themeColor="text1" w:val="000000"/>
     </w:rPr>
     <w:tblPr>
@@ -13038,6 +13569,7 @@
     </w:tcPr>
     <w:tblStylePr w:type="firstRow">
       <w:rPr>
+        <w:rFonts w:eastAsia="黑体"/>
         <w:b/>
         <w:bCs/>
       </w:rPr>
@@ -13056,6 +13588,7 @@
     </w:tblStylePr>
     <w:tblStylePr w:type="lastRow">
       <w:rPr>
+        <w:rFonts w:eastAsia="黑体"/>
         <w:b/>
         <w:bCs/>
         <w:color w:themeColor="background1" w:val="FFFFFF"/>
@@ -13070,6 +13603,7 @@
     </w:tblStylePr>
     <w:tblStylePr w:type="firstCol">
       <w:rPr>
+        <w:rFonts w:eastAsia="黑体"/>
         <w:color w:themeColor="background1" w:val="FFFFFF"/>
       </w:rPr>
       <w:tblPr/>
@@ -13087,6 +13621,7 @@
     </w:tblStylePr>
     <w:tblStylePr w:type="lastCol">
       <w:rPr>
+        <w:rFonts w:eastAsia="黑体"/>
         <w:color w:themeColor="background1" w:val="FFFFFF"/>
       </w:rPr>
       <w:tblPr/>
@@ -13116,11 +13651,13 @@
     </w:tblStylePr>
     <w:tblStylePr w:type="neCell">
       <w:rPr>
+        <w:rFonts w:eastAsia="黑体"/>
         <w:color w:themeColor="text1" w:val="000000"/>
       </w:rPr>
     </w:tblStylePr>
     <w:tblStylePr w:type="nwCell">
       <w:rPr>
+        <w:rFonts w:eastAsia="黑体"/>
         <w:color w:themeColor="text1" w:val="000000"/>
       </w:rPr>
     </w:tblStylePr>
@@ -13134,6 +13671,7 @@
       <w:spacing w:after="0" w:line="240" w:lineRule="auto"/>
     </w:pPr>
     <w:rPr>
+      <w:rFonts w:eastAsia="黑体"/>
       <w:color w:themeColor="text1" w:val="000000"/>
     </w:rPr>
     <w:tblPr>
@@ -13160,6 +13698,7 @@
     </w:tcPr>
     <w:tblStylePr w:type="firstRow">
       <w:rPr>
+        <w:rFonts w:eastAsia="黑体"/>
         <w:b/>
         <w:bCs/>
       </w:rPr>
@@ -13178,6 +13717,7 @@
     </w:tblStylePr>
     <w:tblStylePr w:type="lastRow">
       <w:rPr>
+        <w:rFonts w:eastAsia="黑体"/>
         <w:b/>
         <w:bCs/>
         <w:color w:themeColor="background1" w:val="FFFFFF"/>
@@ -13192,6 +13732,7 @@
     </w:tblStylePr>
     <w:tblStylePr w:type="firstCol">
       <w:rPr>
+        <w:rFonts w:eastAsia="黑体"/>
         <w:color w:themeColor="background1" w:val="FFFFFF"/>
       </w:rPr>
       <w:tblPr/>
@@ -13209,6 +13750,7 @@
     </w:tblStylePr>
     <w:tblStylePr w:type="lastCol">
       <w:rPr>
+        <w:rFonts w:eastAsia="黑体"/>
         <w:color w:themeColor="background1" w:val="FFFFFF"/>
       </w:rPr>
       <w:tblPr/>
@@ -13238,11 +13780,13 @@
     </w:tblStylePr>
     <w:tblStylePr w:type="neCell">
       <w:rPr>
+        <w:rFonts w:eastAsia="黑体"/>
         <w:color w:themeColor="text1" w:val="000000"/>
       </w:rPr>
     </w:tblStylePr>
     <w:tblStylePr w:type="nwCell">
       <w:rPr>
+        <w:rFonts w:eastAsia="黑体"/>
         <w:color w:themeColor="text1" w:val="000000"/>
       </w:rPr>
     </w:tblStylePr>
@@ -13256,6 +13800,7 @@
       <w:spacing w:after="0" w:line="240" w:lineRule="auto"/>
     </w:pPr>
     <w:rPr>
+      <w:rFonts w:eastAsia="黑体"/>
       <w:color w:themeColor="text1" w:val="000000"/>
     </w:rPr>
     <w:tblPr>
@@ -13282,6 +13827,7 @@
     </w:tcPr>
     <w:tblStylePr w:type="firstRow">
       <w:rPr>
+        <w:rFonts w:eastAsia="黑体"/>
         <w:b/>
         <w:bCs/>
       </w:rPr>
@@ -13300,6 +13846,7 @@
     </w:tblStylePr>
     <w:tblStylePr w:type="lastRow">
       <w:rPr>
+        <w:rFonts w:eastAsia="黑体"/>
         <w:b/>
         <w:bCs/>
         <w:color w:themeColor="background1" w:val="FFFFFF"/>
@@ -13314,6 +13861,7 @@
     </w:tblStylePr>
     <w:tblStylePr w:type="firstCol">
       <w:rPr>
+        <w:rFonts w:eastAsia="黑体"/>
         <w:color w:themeColor="background1" w:val="FFFFFF"/>
       </w:rPr>
       <w:tblPr/>
@@ -13331,6 +13879,7 @@
     </w:tblStylePr>
     <w:tblStylePr w:type="lastCol">
       <w:rPr>
+        <w:rFonts w:eastAsia="黑体"/>
         <w:color w:themeColor="background1" w:val="FFFFFF"/>
       </w:rPr>
       <w:tblPr/>
@@ -13360,11 +13909,13 @@
     </w:tblStylePr>
     <w:tblStylePr w:type="neCell">
       <w:rPr>
+        <w:rFonts w:eastAsia="黑体"/>
         <w:color w:themeColor="text1" w:val="000000"/>
       </w:rPr>
     </w:tblStylePr>
     <w:tblStylePr w:type="nwCell">
       <w:rPr>
+        <w:rFonts w:eastAsia="黑体"/>
         <w:color w:themeColor="text1" w:val="000000"/>
       </w:rPr>
     </w:tblStylePr>
@@ -13378,6 +13929,7 @@
       <w:spacing w:after="0" w:line="240" w:lineRule="auto"/>
     </w:pPr>
     <w:rPr>
+      <w:rFonts w:eastAsia="黑体"/>
       <w:color w:themeColor="text1" w:val="000000"/>
     </w:rPr>
     <w:tblPr>
@@ -13396,6 +13948,7 @@
     </w:tcPr>
     <w:tblStylePr w:type="firstRow">
       <w:rPr>
+        <w:rFonts w:eastAsia="黑体"/>
         <w:b/>
         <w:bCs/>
         <w:color w:themeColor="background1" w:val="FFFFFF"/>
@@ -13410,6 +13963,7 @@
     </w:tblStylePr>
     <w:tblStylePr w:type="lastRow">
       <w:rPr>
+        <w:rFonts w:eastAsia="黑体"/>
         <w:b/>
         <w:bCs/>
         <w:color w:themeColor="accent2" w:themeShade="CC" w:val="9E3A38"/>
@@ -13424,12 +13978,14 @@
     </w:tblStylePr>
     <w:tblStylePr w:type="firstCol">
       <w:rPr>
+        <w:rFonts w:eastAsia="黑体"/>
         <w:b/>
         <w:bCs/>
       </w:rPr>
     </w:tblStylePr>
     <w:tblStylePr w:type="lastCol">
       <w:rPr>
+        <w:rFonts w:eastAsia="黑体"/>
         <w:b/>
         <w:bCs/>
       </w:rPr>
@@ -13464,6 +14020,7 @@
       <w:spacing w:after="0" w:line="240" w:lineRule="auto"/>
     </w:pPr>
     <w:rPr>
+      <w:rFonts w:eastAsia="黑体"/>
       <w:color w:themeColor="text1" w:val="000000"/>
     </w:rPr>
     <w:tblPr>
@@ -13482,6 +14039,7 @@
     </w:tcPr>
     <w:tblStylePr w:type="firstRow">
       <w:rPr>
+        <w:rFonts w:eastAsia="黑体"/>
         <w:b/>
         <w:bCs/>
         <w:color w:themeColor="background1" w:val="FFFFFF"/>
@@ -13496,6 +14054,7 @@
     </w:tblStylePr>
     <w:tblStylePr w:type="lastRow">
       <w:rPr>
+        <w:rFonts w:eastAsia="黑体"/>
         <w:b/>
         <w:bCs/>
         <w:color w:themeColor="accent2" w:themeShade="CC" w:val="9E3A38"/>
@@ -13510,12 +14069,14 @@
     </w:tblStylePr>
     <w:tblStylePr w:type="firstCol">
       <w:rPr>
+        <w:rFonts w:eastAsia="黑体"/>
         <w:b/>
         <w:bCs/>
       </w:rPr>
     </w:tblStylePr>
     <w:tblStylePr w:type="lastCol">
       <w:rPr>
+        <w:rFonts w:eastAsia="黑体"/>
         <w:b/>
         <w:bCs/>
       </w:rPr>
@@ -13550,6 +14111,7 @@
       <w:spacing w:after="0" w:line="240" w:lineRule="auto"/>
     </w:pPr>
     <w:rPr>
+      <w:rFonts w:eastAsia="黑体"/>
       <w:color w:themeColor="text1" w:val="000000"/>
     </w:rPr>
     <w:tblPr>
@@ -13568,6 +14130,7 @@
     </w:tcPr>
     <w:tblStylePr w:type="firstRow">
       <w:rPr>
+        <w:rFonts w:eastAsia="黑体"/>
         <w:b/>
         <w:bCs/>
         <w:color w:themeColor="background1" w:val="FFFFFF"/>
@@ -13582,6 +14145,7 @@
     </w:tblStylePr>
     <w:tblStylePr w:type="lastRow">
       <w:rPr>
+        <w:rFonts w:eastAsia="黑体"/>
         <w:b/>
         <w:bCs/>
         <w:color w:themeColor="accent2" w:themeShade="CC" w:val="9E3A38"/>
@@ -13596,12 +14160,14 @@
     </w:tblStylePr>
     <w:tblStylePr w:type="firstCol">
       <w:rPr>
+        <w:rFonts w:eastAsia="黑体"/>
         <w:b/>
         <w:bCs/>
       </w:rPr>
     </w:tblStylePr>
     <w:tblStylePr w:type="lastCol">
       <w:rPr>
+        <w:rFonts w:eastAsia="黑体"/>
         <w:b/>
         <w:bCs/>
       </w:rPr>
@@ -13636,6 +14202,7 @@
       <w:spacing w:after="0" w:line="240" w:lineRule="auto"/>
     </w:pPr>
     <w:rPr>
+      <w:rFonts w:eastAsia="黑体"/>
       <w:color w:themeColor="text1" w:val="000000"/>
     </w:rPr>
     <w:tblPr>
@@ -13654,6 +14221,7 @@
     </w:tcPr>
     <w:tblStylePr w:type="firstRow">
       <w:rPr>
+        <w:rFonts w:eastAsia="黑体"/>
         <w:b/>
         <w:bCs/>
         <w:color w:themeColor="background1" w:val="FFFFFF"/>
@@ -13668,6 +14236,7 @@
     </w:tblStylePr>
     <w:tblStylePr w:type="lastRow">
       <w:rPr>
+        <w:rFonts w:eastAsia="黑体"/>
         <w:b/>
         <w:bCs/>
         <w:color w:themeColor="accent4" w:themeShade="CC" w:val="664E82"/>
@@ -13682,12 +14251,14 @@
     </w:tblStylePr>
     <w:tblStylePr w:type="firstCol">
       <w:rPr>
+        <w:rFonts w:eastAsia="黑体"/>
         <w:b/>
         <w:bCs/>
       </w:rPr>
     </w:tblStylePr>
     <w:tblStylePr w:type="lastCol">
       <w:rPr>
+        <w:rFonts w:eastAsia="黑体"/>
         <w:b/>
         <w:bCs/>
       </w:rPr>
@@ -13722,6 +14293,7 @@
       <w:spacing w:after="0" w:line="240" w:lineRule="auto"/>
     </w:pPr>
     <w:rPr>
+      <w:rFonts w:eastAsia="黑体"/>
       <w:color w:themeColor="text1" w:val="000000"/>
     </w:rPr>
     <w:tblPr>
@@ -13740,6 +14312,7 @@
     </w:tcPr>
     <w:tblStylePr w:type="firstRow">
       <w:rPr>
+        <w:rFonts w:eastAsia="黑体"/>
         <w:b/>
         <w:bCs/>
         <w:color w:themeColor="background1" w:val="FFFFFF"/>
@@ -13754,6 +14327,7 @@
     </w:tblStylePr>
     <w:tblStylePr w:type="lastRow">
       <w:rPr>
+        <w:rFonts w:eastAsia="黑体"/>
         <w:b/>
         <w:bCs/>
         <w:color w:themeColor="accent3" w:themeShade="CC" w:val="7E9C40"/>
@@ -13768,12 +14342,14 @@
     </w:tblStylePr>
     <w:tblStylePr w:type="firstCol">
       <w:rPr>
+        <w:rFonts w:eastAsia="黑体"/>
         <w:b/>
         <w:bCs/>
       </w:rPr>
     </w:tblStylePr>
     <w:tblStylePr w:type="lastCol">
       <w:rPr>
+        <w:rFonts w:eastAsia="黑体"/>
         <w:b/>
         <w:bCs/>
       </w:rPr>
@@ -13808,6 +14384,7 @@
       <w:spacing w:after="0" w:line="240" w:lineRule="auto"/>
     </w:pPr>
     <w:rPr>
+      <w:rFonts w:eastAsia="黑体"/>
       <w:color w:themeColor="text1" w:val="000000"/>
     </w:rPr>
     <w:tblPr>
@@ -13826,6 +14403,7 @@
     </w:tcPr>
     <w:tblStylePr w:type="firstRow">
       <w:rPr>
+        <w:rFonts w:eastAsia="黑体"/>
         <w:b/>
         <w:bCs/>
         <w:color w:themeColor="background1" w:val="FFFFFF"/>
@@ -13840,6 +14418,7 @@
     </w:tblStylePr>
     <w:tblStylePr w:type="lastRow">
       <w:rPr>
+        <w:rFonts w:eastAsia="黑体"/>
         <w:b/>
         <w:bCs/>
         <w:color w:themeColor="accent6" w:themeShade="CC" w:val="F2730A"/>
@@ -13854,12 +14433,14 @@
     </w:tblStylePr>
     <w:tblStylePr w:type="firstCol">
       <w:rPr>
+        <w:rFonts w:eastAsia="黑体"/>
         <w:b/>
         <w:bCs/>
       </w:rPr>
     </w:tblStylePr>
     <w:tblStylePr w:type="lastCol">
       <w:rPr>
+        <w:rFonts w:eastAsia="黑体"/>
         <w:b/>
         <w:bCs/>
       </w:rPr>
@@ -13894,6 +14475,7 @@
       <w:spacing w:after="0" w:line="240" w:lineRule="auto"/>
     </w:pPr>
     <w:rPr>
+      <w:rFonts w:eastAsia="黑体"/>
       <w:color w:themeColor="text1" w:val="000000"/>
     </w:rPr>
     <w:tblPr>
@@ -13912,6 +14494,7 @@
     </w:tcPr>
     <w:tblStylePr w:type="firstRow">
       <w:rPr>
+        <w:rFonts w:eastAsia="黑体"/>
         <w:b/>
         <w:bCs/>
         <w:color w:themeColor="background1" w:val="FFFFFF"/>
@@ -13926,6 +14509,7 @@
     </w:tblStylePr>
     <w:tblStylePr w:type="lastRow">
       <w:rPr>
+        <w:rFonts w:eastAsia="黑体"/>
         <w:b/>
         <w:bCs/>
         <w:color w:themeColor="accent5" w:themeShade="CC" w:val="348DA5"/>
@@ -13940,12 +14524,14 @@
     </w:tblStylePr>
     <w:tblStylePr w:type="firstCol">
       <w:rPr>
+        <w:rFonts w:eastAsia="黑体"/>
         <w:b/>
         <w:bCs/>
       </w:rPr>
     </w:tblStylePr>
     <w:tblStylePr w:type="lastCol">
       <w:rPr>
+        <w:rFonts w:eastAsia="黑体"/>
         <w:b/>
         <w:bCs/>
       </w:rPr>
@@ -13980,6 +14566,7 @@
       <w:spacing w:after="0" w:line="240" w:lineRule="auto"/>
     </w:pPr>
     <w:rPr>
+      <w:rFonts w:eastAsia="黑体"/>
       <w:color w:themeColor="text1" w:val="000000"/>
     </w:rPr>
     <w:tblPr>
@@ -14001,6 +14588,7 @@
     </w:tcPr>
     <w:tblStylePr w:type="firstRow">
       <w:rPr>
+        <w:rFonts w:eastAsia="黑体"/>
         <w:b/>
         <w:bCs/>
       </w:rPr>
@@ -14011,6 +14599,7 @@
     </w:tblStylePr>
     <w:tblStylePr w:type="lastRow">
       <w:rPr>
+        <w:rFonts w:eastAsia="黑体"/>
         <w:b/>
         <w:bCs/>
         <w:color w:themeColor="text1" w:val="000000"/>
@@ -14022,6 +14611,7 @@
     </w:tblStylePr>
     <w:tblStylePr w:type="firstCol">
       <w:rPr>
+        <w:rFonts w:eastAsia="黑体"/>
         <w:color w:themeColor="background1" w:val="FFFFFF"/>
       </w:rPr>
       <w:tblPr/>
@@ -14031,6 +14621,7 @@
     </w:tblStylePr>
     <w:tblStylePr w:type="lastCol">
       <w:rPr>
+        <w:rFonts w:eastAsia="黑体"/>
         <w:color w:themeColor="background1" w:val="FFFFFF"/>
       </w:rPr>
       <w:tblPr/>
@@ -14060,6 +14651,7 @@
       <w:spacing w:after="0" w:line="240" w:lineRule="auto"/>
     </w:pPr>
     <w:rPr>
+      <w:rFonts w:eastAsia="黑体"/>
       <w:color w:themeColor="text1" w:val="000000"/>
     </w:rPr>
     <w:tblPr>
@@ -14081,6 +14673,7 @@
     </w:tcPr>
     <w:tblStylePr w:type="firstRow">
       <w:rPr>
+        <w:rFonts w:eastAsia="黑体"/>
         <w:b/>
         <w:bCs/>
       </w:rPr>
@@ -14091,6 +14684,7 @@
     </w:tblStylePr>
     <w:tblStylePr w:type="lastRow">
       <w:rPr>
+        <w:rFonts w:eastAsia="黑体"/>
         <w:b/>
         <w:bCs/>
         <w:color w:themeColor="text1" w:val="000000"/>
@@ -14102,6 +14696,7 @@
     </w:tblStylePr>
     <w:tblStylePr w:type="firstCol">
       <w:rPr>
+        <w:rFonts w:eastAsia="黑体"/>
         <w:color w:themeColor="background1" w:val="FFFFFF"/>
       </w:rPr>
       <w:tblPr/>
@@ -14111,6 +14706,7 @@
     </w:tblStylePr>
     <w:tblStylePr w:type="lastCol">
       <w:rPr>
+        <w:rFonts w:eastAsia="黑体"/>
         <w:color w:themeColor="background1" w:val="FFFFFF"/>
       </w:rPr>
       <w:tblPr/>
@@ -14140,6 +14736,7 @@
       <w:spacing w:after="0" w:line="240" w:lineRule="auto"/>
     </w:pPr>
     <w:rPr>
+      <w:rFonts w:eastAsia="黑体"/>
       <w:color w:themeColor="text1" w:val="000000"/>
     </w:rPr>
     <w:tblPr>
@@ -14161,6 +14758,7 @@
     </w:tcPr>
     <w:tblStylePr w:type="firstRow">
       <w:rPr>
+        <w:rFonts w:eastAsia="黑体"/>
         <w:b/>
         <w:bCs/>
       </w:rPr>
@@ -14171,6 +14769,7 @@
     </w:tblStylePr>
     <w:tblStylePr w:type="lastRow">
       <w:rPr>
+        <w:rFonts w:eastAsia="黑体"/>
         <w:b/>
         <w:bCs/>
         <w:color w:themeColor="text1" w:val="000000"/>
@@ -14182,6 +14781,7 @@
     </w:tblStylePr>
     <w:tblStylePr w:type="firstCol">
       <w:rPr>
+        <w:rFonts w:eastAsia="黑体"/>
         <w:color w:themeColor="background1" w:val="FFFFFF"/>
       </w:rPr>
       <w:tblPr/>
@@ -14191,6 +14791,7 @@
     </w:tblStylePr>
     <w:tblStylePr w:type="lastCol">
       <w:rPr>
+        <w:rFonts w:eastAsia="黑体"/>
         <w:color w:themeColor="background1" w:val="FFFFFF"/>
       </w:rPr>
       <w:tblPr/>
@@ -14220,6 +14821,7 @@
       <w:spacing w:after="0" w:line="240" w:lineRule="auto"/>
     </w:pPr>
     <w:rPr>
+      <w:rFonts w:eastAsia="黑体"/>
       <w:color w:themeColor="text1" w:val="000000"/>
     </w:rPr>
     <w:tblPr>
@@ -14241,6 +14843,7 @@
     </w:tcPr>
     <w:tblStylePr w:type="firstRow">
       <w:rPr>
+        <w:rFonts w:eastAsia="黑体"/>
         <w:b/>
         <w:bCs/>
       </w:rPr>
@@ -14251,6 +14854,7 @@
     </w:tblStylePr>
     <w:tblStylePr w:type="lastRow">
       <w:rPr>
+        <w:rFonts w:eastAsia="黑体"/>
         <w:b/>
         <w:bCs/>
         <w:color w:themeColor="text1" w:val="000000"/>
@@ -14262,6 +14866,7 @@
     </w:tblStylePr>
     <w:tblStylePr w:type="firstCol">
       <w:rPr>
+        <w:rFonts w:eastAsia="黑体"/>
         <w:color w:themeColor="background1" w:val="FFFFFF"/>
       </w:rPr>
       <w:tblPr/>
@@ -14271,6 +14876,7 @@
     </w:tblStylePr>
     <w:tblStylePr w:type="lastCol">
       <w:rPr>
+        <w:rFonts w:eastAsia="黑体"/>
         <w:color w:themeColor="background1" w:val="FFFFFF"/>
       </w:rPr>
       <w:tblPr/>
@@ -14300,6 +14906,7 @@
       <w:spacing w:after="0" w:line="240" w:lineRule="auto"/>
     </w:pPr>
     <w:rPr>
+      <w:rFonts w:eastAsia="黑体"/>
       <w:color w:themeColor="text1" w:val="000000"/>
     </w:rPr>
     <w:tblPr>
@@ -14321,6 +14928,7 @@
     </w:tcPr>
     <w:tblStylePr w:type="firstRow">
       <w:rPr>
+        <w:rFonts w:eastAsia="黑体"/>
         <w:b/>
         <w:bCs/>
       </w:rPr>
@@ -14331,6 +14939,7 @@
     </w:tblStylePr>
     <w:tblStylePr w:type="lastRow">
       <w:rPr>
+        <w:rFonts w:eastAsia="黑体"/>
         <w:b/>
         <w:bCs/>
         <w:color w:themeColor="text1" w:val="000000"/>
@@ -14342,6 +14951,7 @@
     </w:tblStylePr>
     <w:tblStylePr w:type="firstCol">
       <w:rPr>
+        <w:rFonts w:eastAsia="黑体"/>
         <w:color w:themeColor="background1" w:val="FFFFFF"/>
       </w:rPr>
       <w:tblPr/>
@@ -14351,6 +14961,7 @@
     </w:tblStylePr>
     <w:tblStylePr w:type="lastCol">
       <w:rPr>
+        <w:rFonts w:eastAsia="黑体"/>
         <w:color w:themeColor="background1" w:val="FFFFFF"/>
       </w:rPr>
       <w:tblPr/>
@@ -14380,6 +14991,7 @@
       <w:spacing w:after="0" w:line="240" w:lineRule="auto"/>
     </w:pPr>
     <w:rPr>
+      <w:rFonts w:eastAsia="黑体"/>
       <w:color w:themeColor="text1" w:val="000000"/>
     </w:rPr>
     <w:tblPr>
@@ -14401,6 +15013,7 @@
     </w:tcPr>
     <w:tblStylePr w:type="firstRow">
       <w:rPr>
+        <w:rFonts w:eastAsia="黑体"/>
         <w:b/>
         <w:bCs/>
       </w:rPr>
@@ -14411,6 +15024,7 @@
     </w:tblStylePr>
     <w:tblStylePr w:type="lastRow">
       <w:rPr>
+        <w:rFonts w:eastAsia="黑体"/>
         <w:b/>
         <w:bCs/>
         <w:color w:themeColor="text1" w:val="000000"/>
@@ -14422,6 +15036,7 @@
     </w:tblStylePr>
     <w:tblStylePr w:type="firstCol">
       <w:rPr>
+        <w:rFonts w:eastAsia="黑体"/>
         <w:color w:themeColor="background1" w:val="FFFFFF"/>
       </w:rPr>
       <w:tblPr/>
@@ -14431,6 +15046,7 @@
     </w:tblStylePr>
     <w:tblStylePr w:type="lastCol">
       <w:rPr>
+        <w:rFonts w:eastAsia="黑体"/>
         <w:color w:themeColor="background1" w:val="FFFFFF"/>
       </w:rPr>
       <w:tblPr/>
@@ -14460,6 +15076,7 @@
       <w:spacing w:after="0" w:line="240" w:lineRule="auto"/>
     </w:pPr>
     <w:rPr>
+      <w:rFonts w:eastAsia="黑体"/>
       <w:color w:themeColor="text1" w:val="000000"/>
     </w:rPr>
     <w:tblPr>
@@ -14481,6 +15098,7 @@
     </w:tcPr>
     <w:tblStylePr w:type="firstRow">
       <w:rPr>
+        <w:rFonts w:eastAsia="黑体"/>
         <w:b/>
         <w:bCs/>
       </w:rPr>
@@ -14491,6 +15109,7 @@
     </w:tblStylePr>
     <w:tblStylePr w:type="lastRow">
       <w:rPr>
+        <w:rFonts w:eastAsia="黑体"/>
         <w:b/>
         <w:bCs/>
         <w:color w:themeColor="text1" w:val="000000"/>
@@ -14502,6 +15121,7 @@
     </w:tblStylePr>
     <w:tblStylePr w:type="firstCol">
       <w:rPr>
+        <w:rFonts w:eastAsia="黑体"/>
         <w:color w:themeColor="background1" w:val="FFFFFF"/>
       </w:rPr>
       <w:tblPr/>
@@ -14511,6 +15131,7 @@
     </w:tblStylePr>
     <w:tblStylePr w:type="lastCol">
       <w:rPr>
+        <w:rFonts w:eastAsia="黑体"/>
         <w:color w:themeColor="background1" w:val="FFFFFF"/>
       </w:rPr>
       <w:tblPr/>
@@ -14543,6 +15164,7 @@
     <w:name w:val="KeywordTok"/>
     <w:basedOn w:val="VerbatimChar"/>
     <w:rPr>
+      <w:rFonts w:eastAsia="黑体"/>
       <w:b/>
       <w:color w:val="007020"/>
     </w:rPr>
@@ -14551,6 +15173,7 @@
     <w:name w:val="DataTypeTok"/>
     <w:basedOn w:val="VerbatimChar"/>
     <w:rPr>
+      <w:rFonts w:eastAsia="黑体"/>
       <w:color w:val="902000"/>
     </w:rPr>
   </w:style>
@@ -14558,6 +15181,7 @@
     <w:name w:val="DecValTok"/>
     <w:basedOn w:val="VerbatimChar"/>
     <w:rPr>
+      <w:rFonts w:eastAsia="黑体"/>
       <w:color w:val="40a070"/>
     </w:rPr>
   </w:style>
@@ -14565,6 +15189,7 @@
     <w:name w:val="BaseNTok"/>
     <w:basedOn w:val="VerbatimChar"/>
     <w:rPr>
+      <w:rFonts w:eastAsia="黑体"/>
       <w:color w:val="40a070"/>
     </w:rPr>
   </w:style>
@@ -14572,6 +15197,7 @@
     <w:name w:val="FloatTok"/>
     <w:basedOn w:val="VerbatimChar"/>
     <w:rPr>
+      <w:rFonts w:eastAsia="黑体"/>
       <w:color w:val="40a070"/>
     </w:rPr>
   </w:style>
@@ -14579,6 +15205,7 @@
     <w:name w:val="ConstantTok"/>
     <w:basedOn w:val="VerbatimChar"/>
     <w:rPr>
+      <w:rFonts w:eastAsia="黑体"/>
       <w:color w:val="880000"/>
     </w:rPr>
   </w:style>
@@ -14586,6 +15213,7 @@
     <w:name w:val="CharTok"/>
     <w:basedOn w:val="VerbatimChar"/>
     <w:rPr>
+      <w:rFonts w:eastAsia="黑体"/>
       <w:color w:val="4070a0"/>
     </w:rPr>
   </w:style>
@@ -14593,6 +15221,7 @@
     <w:name w:val="SpecialCharTok"/>
     <w:basedOn w:val="VerbatimChar"/>
     <w:rPr>
+      <w:rFonts w:eastAsia="黑体"/>
       <w:color w:val="4070a0"/>
     </w:rPr>
   </w:style>
@@ -14600,6 +15229,7 @@
     <w:name w:val="StringTok"/>
     <w:basedOn w:val="VerbatimChar"/>
     <w:rPr>
+      <w:rFonts w:eastAsia="黑体"/>
       <w:color w:val="4070a0"/>
     </w:rPr>
   </w:style>
@@ -14607,6 +15237,7 @@
     <w:name w:val="VerbatimStringTok"/>
     <w:basedOn w:val="VerbatimChar"/>
     <w:rPr>
+      <w:rFonts w:eastAsia="黑体"/>
       <w:color w:val="4070a0"/>
     </w:rPr>
   </w:style>
@@ -14614,6 +15245,7 @@
     <w:name w:val="SpecialStringTok"/>
     <w:basedOn w:val="VerbatimChar"/>
     <w:rPr>
+      <w:rFonts w:eastAsia="黑体"/>
       <w:color w:val="bb6688"/>
     </w:rPr>
   </w:style>
@@ -14621,6 +15253,7 @@
     <w:name w:val="ImportTok"/>
     <w:basedOn w:val="VerbatimChar"/>
     <w:rPr>
+      <w:rFonts w:eastAsia="黑体"/>
       <w:b/>
       <w:color w:val="008000"/>
     </w:rPr>
@@ -14629,6 +15262,7 @@
     <w:name w:val="CommentTok"/>
     <w:basedOn w:val="VerbatimChar"/>
     <w:rPr>
+      <w:rFonts w:eastAsia="黑体"/>
       <w:i/>
       <w:color w:val="60a0b0"/>
     </w:rPr>
@@ -14637,6 +15271,7 @@
     <w:name w:val="DocumentationTok"/>
     <w:basedOn w:val="VerbatimChar"/>
     <w:rPr>
+      <w:rFonts w:eastAsia="黑体"/>
       <w:i/>
       <w:color w:val="ba2121"/>
     </w:rPr>
@@ -14645,6 +15280,7 @@
     <w:name w:val="AnnotationTok"/>
     <w:basedOn w:val="VerbatimChar"/>
     <w:rPr>
+      <w:rFonts w:eastAsia="黑体"/>
       <w:b/>
       <w:i/>
       <w:color w:val="60a0b0"/>
@@ -14654,6 +15290,7 @@
     <w:name w:val="CommentVarTok"/>
     <w:basedOn w:val="VerbatimChar"/>
     <w:rPr>
+      <w:rFonts w:eastAsia="黑体"/>
       <w:b/>
       <w:i/>
       <w:color w:val="60a0b0"/>
@@ -14663,6 +15300,7 @@
     <w:name w:val="OtherTok"/>
     <w:basedOn w:val="VerbatimChar"/>
     <w:rPr>
+      <w:rFonts w:eastAsia="黑体"/>
       <w:color w:val="007020"/>
     </w:rPr>
   </w:style>
@@ -14670,6 +15308,7 @@
     <w:name w:val="FunctionTok"/>
     <w:basedOn w:val="VerbatimChar"/>
     <w:rPr>
+      <w:rFonts w:eastAsia="黑体"/>
       <w:color w:val="06287e"/>
     </w:rPr>
   </w:style>
@@ -14677,6 +15316,7 @@
     <w:name w:val="VariableTok"/>
     <w:basedOn w:val="VerbatimChar"/>
     <w:rPr>
+      <w:rFonts w:eastAsia="黑体"/>
       <w:color w:val="19177c"/>
     </w:rPr>
   </w:style>
@@ -14684,6 +15324,7 @@
     <w:name w:val="ControlFlowTok"/>
     <w:basedOn w:val="VerbatimChar"/>
     <w:rPr>
+      <w:rFonts w:eastAsia="黑体"/>
       <w:b/>
       <w:color w:val="007020"/>
     </w:rPr>
@@ -14692,6 +15333,7 @@
     <w:name w:val="OperatorTok"/>
     <w:basedOn w:val="VerbatimChar"/>
     <w:rPr>
+      <w:rFonts w:eastAsia="黑体"/>
       <w:color w:val="666666"/>
     </w:rPr>
   </w:style>
@@ -14699,18 +15341,22 @@
     <w:name w:val="BuiltInTok"/>
     <w:basedOn w:val="VerbatimChar"/>
     <w:rPr>
+      <w:rFonts w:eastAsia="黑体"/>
       <w:color w:val="008000"/>
     </w:rPr>
   </w:style>
   <w:style w:type="character" w:customStyle="1" w:styleId="ExtensionTok">
     <w:name w:val="ExtensionTok"/>
     <w:basedOn w:val="VerbatimChar"/>
-    <w:rPr/>
+    <w:rPr>
+      <w:rFonts w:eastAsia="黑体"/>
+    </w:rPr>
   </w:style>
   <w:style w:type="character" w:customStyle="1" w:styleId="PreprocessorTok">
     <w:name w:val="PreprocessorTok"/>
     <w:basedOn w:val="VerbatimChar"/>
     <w:rPr>
+      <w:rFonts w:eastAsia="黑体"/>
       <w:color w:val="bc7a00"/>
     </w:rPr>
   </w:style>
@@ -14718,18 +15364,22 @@
     <w:name w:val="AttributeTok"/>
     <w:basedOn w:val="VerbatimChar"/>
     <w:rPr>
+      <w:rFonts w:eastAsia="黑体"/>
       <w:color w:val="7d9029"/>
     </w:rPr>
   </w:style>
   <w:style w:type="character" w:customStyle="1" w:styleId="RegionMarkerTok">
     <w:name w:val="RegionMarkerTok"/>
     <w:basedOn w:val="VerbatimChar"/>
-    <w:rPr/>
+    <w:rPr>
+      <w:rFonts w:eastAsia="黑体"/>
+    </w:rPr>
   </w:style>
   <w:style w:type="character" w:customStyle="1" w:styleId="InformationTok">
     <w:name w:val="InformationTok"/>
     <w:basedOn w:val="VerbatimChar"/>
     <w:rPr>
+      <w:rFonts w:eastAsia="黑体"/>
       <w:b/>
       <w:i/>
       <w:color w:val="60a0b0"/>
@@ -14739,6 +15389,7 @@
     <w:name w:val="WarningTok"/>
     <w:basedOn w:val="VerbatimChar"/>
     <w:rPr>
+      <w:rFonts w:eastAsia="黑体"/>
       <w:b/>
       <w:i/>
       <w:color w:val="60a0b0"/>
@@ -14748,6 +15399,7 @@
     <w:name w:val="AlertTok"/>
     <w:basedOn w:val="VerbatimChar"/>
     <w:rPr>
+      <w:rFonts w:eastAsia="黑体"/>
       <w:b/>
       <w:color w:val="ff0000"/>
     </w:rPr>
@@ -14756,6 +15408,7 @@
     <w:name w:val="ErrorTok"/>
     <w:basedOn w:val="VerbatimChar"/>
     <w:rPr>
+      <w:rFonts w:eastAsia="黑体"/>
       <w:b/>
       <w:color w:val="ff0000"/>
     </w:rPr>
@@ -14763,7 +15416,9 @@
   <w:style w:type="character" w:customStyle="1" w:styleId="NormalTok">
     <w:name w:val="NormalTok"/>
     <w:basedOn w:val="VerbatimChar"/>
-    <w:rPr/>
+    <w:rPr>
+      <w:rFonts w:eastAsia="黑体"/>
+    </w:rPr>
   </w:style>
 </w:styles>
 </file>
@@ -14812,12 +15467,12 @@
     <a:fontScheme name="Office">
       <a:majorFont>
         <a:latin typeface="Calibri"/>
-        <a:ea typeface=""/>
+        <a:ea typeface="黑体"/>
         <a:cs typeface=""/>
         <a:font script="Jpan" typeface="ＭＳ ゴシック"/>
         <a:font script="Hang" typeface="맑은 고딕"/>
-        <a:font script="Hans" typeface="宋体"/>
-        <a:font script="Hant" typeface="新細明體"/>
+        <a:font script="Hans" typeface="黑体"/>
+        <a:font script="Hant" typeface="黑体"/>
         <a:font script="Arab" typeface="Times New Roman"/>
         <a:font script="Hebr" typeface="Times New Roman"/>
         <a:font script="Thai" typeface="Angsana New"/>
@@ -14847,12 +15502,12 @@
       </a:majorFont>
       <a:minorFont>
         <a:latin typeface="Cambria"/>
-        <a:ea typeface=""/>
+        <a:ea typeface="黑体"/>
         <a:cs typeface=""/>
         <a:font script="Jpan" typeface="ＭＳ 明朝"/>
         <a:font script="Hang" typeface="맑은 고딕"/>
-        <a:font script="Hans" typeface="宋体"/>
-        <a:font script="Hant" typeface="新細明體"/>
+        <a:font script="Hans" typeface="黑体"/>
+        <a:font script="Hant" typeface="黑体"/>
         <a:font script="Arab" typeface="Arial"/>
         <a:font script="Hebr" typeface="Arial"/>
         <a:font script="Thai" typeface="Cordia New"/>

--- a/09-通信电路/01-无线收发电路/2.4GHz收发电路/2.4GHz收发电路.docx
+++ b/09-通信电路/01-无线收发电路/2.4GHz收发电路/2.4GHz收发电路.docx
@@ -2396,7 +2396,7 @@
           <w:color w:val="555555"/>
           <w:sz w:val="21"/>
         </w:rPr>
-        <w:t>材料收集者：杜文杰，WX手机：19519196569，QQ:3478827729</w:t>
+        <w:t>材料收集者：杜文杰，微信/手机：19519196569，QQ:3478827729</w:t>
       </w:r>
     </w:p>
     <w:sectPr>
